--- a/StackForge_QA_Test_Pack.docx
+++ b/StackForge_QA_Test_Pack.docx
@@ -620,6 +620,634 @@
         <w:pStyle w:val="Heading1"/>
       </w:pPr>
       <w:r>
+        <w:t>Manual test execution workflow</w:t>
+      </w:r>
+    </w:p>
+    <w:p>
+      <w:pPr>
+        <w:pStyle w:val="ListBullet"/>
+        <w:spacing w:after="60" w:line="264" w:lineRule="auto"/>
+      </w:pPr>
+      <w:r>
+        <w:rPr>
+          <w:rFonts w:ascii="Calibri" w:hAnsi="Calibri"/>
+          <w:b w:val="0"/>
+          <w:sz w:val="21"/>
+        </w:rPr>
+        <w:t>Create a new project. Paste the exact prompt from the case and take a screenshot of the interview answers before asking for a plan.</w:t>
+      </w:r>
+    </w:p>
+    <w:p>
+      <w:pPr>
+        <w:pStyle w:val="ListBullet"/>
+        <w:spacing w:after="60" w:line="264" w:lineRule="auto"/>
+      </w:pPr>
+      <w:r>
+        <w:rPr>
+          <w:rFonts w:ascii="Calibri" w:hAnsi="Calibri"/>
+          <w:b w:val="0"/>
+          <w:sz w:val="21"/>
+        </w:rPr>
+        <w:t>Check the plan against every row in the case. Confirm it names the selected cloud, platform, CI/CD provider, region, environments, access, data service, runtime and scale tier.</w:t>
+      </w:r>
+    </w:p>
+    <w:p>
+      <w:pPr>
+        <w:pStyle w:val="ListBullet"/>
+        <w:spacing w:after="60" w:line="264" w:lineRule="auto"/>
+      </w:pPr>
+      <w:r>
+        <w:rPr>
+          <w:rFonts w:ascii="Calibri" w:hAnsi="Calibri"/>
+          <w:b w:val="0"/>
+          <w:sz w:val="21"/>
+        </w:rPr>
+        <w:t>Check the plan File manifest. It must list only files that the approved ZIP will contain. Treat a promised resource or file without generated code as a P1 defect.</w:t>
+      </w:r>
+    </w:p>
+    <w:p>
+      <w:pPr>
+        <w:pStyle w:val="ListBullet"/>
+        <w:spacing w:after="60" w:line="264" w:lineRule="auto"/>
+      </w:pPr>
+      <w:r>
+        <w:rPr>
+          <w:rFonts w:ascii="Calibri" w:hAnsi="Calibri"/>
+          <w:b w:val="0"/>
+          <w:sz w:val="21"/>
+        </w:rPr>
+        <w:t>Approve only a plan that passes all expected-plan checks. Generate the scaffold, download the ZIP and compare its file list to the manifest.</w:t>
+      </w:r>
+    </w:p>
+    <w:p>
+      <w:pPr>
+        <w:pStyle w:val="ListBullet"/>
+        <w:spacing w:after="60" w:line="264" w:lineRule="auto"/>
+      </w:pPr>
+      <w:r>
+        <w:rPr>
+          <w:rFonts w:ascii="Calibri" w:hAnsi="Calibri"/>
+          <w:b w:val="0"/>
+          <w:sz w:val="21"/>
+        </w:rPr>
+        <w:t>Open key files named in Expected scaffold. Verify runtime health endpoint, Dockerfile base/runtime/port, Terraform resource/output parity, environment tfvars, Helm values and selected CI workflow.</w:t>
+      </w:r>
+    </w:p>
+    <w:p>
+      <w:pPr>
+        <w:pStyle w:val="ListBullet"/>
+        <w:spacing w:after="60" w:line="264" w:lineRule="auto"/>
+      </w:pPr>
+      <w:r>
+        <w:rPr>
+          <w:rFonts w:ascii="Calibri" w:hAnsi="Calibri"/>
+          <w:b w:val="0"/>
+          <w:sz w:val="21"/>
+        </w:rPr>
+        <w:t>Run All Checks. Capture the complete validation output. Terraform init/validate failure is blocking. A Terraform plan skipped because client credentials are absent is expected and must be recorded as a dependency, not a product pass/fail defect.</w:t>
+      </w:r>
+    </w:p>
+    <w:p>
+      <w:pPr>
+        <w:pStyle w:val="ListBullet"/>
+        <w:spacing w:after="60" w:line="264" w:lineRule="auto"/>
+      </w:pPr>
+      <w:r>
+        <w:rPr>
+          <w:rFonts w:ascii="Calibri" w:hAnsi="Calibri"/>
+          <w:b w:val="0"/>
+          <w:sz w:val="21"/>
+        </w:rPr>
+        <w:t>For a failed case, do not use Fix failures to hide it. Save prompt, selections, plan, ZIP, validator output and screenshot, then file one defect with the severity guide.</w:t>
+      </w:r>
+    </w:p>
+    <w:p>
+      <w:pPr>
+        <w:pStyle w:val="Heading1"/>
+      </w:pPr>
+      <w:r>
+        <w:t>Coverage map and minimum release evidence</w:t>
+      </w:r>
+    </w:p>
+    <w:tbl>
+      <w:tblPr>
+        <w:tblStyle w:val="TableGrid"/>
+        <w:tblW w:type="auto" w:w="0"/>
+        <w:jc w:val="left"/>
+        <w:tblLayout w:type="fixed"/>
+        <w:tblLook w:firstColumn="1" w:firstRow="1" w:lastColumn="0" w:lastRow="0" w:noHBand="0" w:noVBand="1" w:val="04A0"/>
+      </w:tblPr>
+      <w:tblGrid>
+        <w:gridCol w:w="3312"/>
+        <w:gridCol w:w="3312"/>
+        <w:gridCol w:w="3312"/>
+      </w:tblGrid>
+      <w:tr>
+        <w:trPr>
+          <w:tblHeader w:val="true"/>
+        </w:trPr>
+        <w:tc>
+          <w:tcPr>
+            <w:tcW w:type="dxa" w:w="1944"/>
+            <w:vAlign w:val="center"/>
+            <w:shd w:fill="1F4D78"/>
+          </w:tcPr>
+          <w:p>
+            <w:pPr>
+              <w:spacing w:after="40" w:before="40"/>
+            </w:pPr>
+            <w:r>
+              <w:rPr>
+                <w:rFonts w:ascii="Calibri" w:hAnsi="Calibri"/>
+                <w:b/>
+                <w:color w:val="FFFFFF"/>
+                <w:sz w:val="19"/>
+              </w:rPr>
+              <w:t>Requirement axis</w:t>
+            </w:r>
+          </w:p>
+        </w:tc>
+        <w:tc>
+          <w:tcPr>
+            <w:tcW w:type="dxa" w:w="4248"/>
+            <w:vAlign w:val="center"/>
+            <w:shd w:fill="1F4D78"/>
+          </w:tcPr>
+          <w:p>
+            <w:pPr>
+              <w:spacing w:after="40" w:before="40"/>
+            </w:pPr>
+            <w:r>
+              <w:rPr>
+                <w:rFonts w:ascii="Calibri" w:hAnsi="Calibri"/>
+                <w:b/>
+                <w:color w:val="FFFFFF"/>
+                <w:sz w:val="19"/>
+              </w:rPr>
+              <w:t>Manual minimum coverage</w:t>
+            </w:r>
+          </w:p>
+        </w:tc>
+        <w:tc>
+          <w:tcPr>
+            <w:tcW w:type="dxa" w:w="3168"/>
+            <w:vAlign w:val="center"/>
+            <w:shd w:fill="1F4D78"/>
+          </w:tcPr>
+          <w:p>
+            <w:pPr>
+              <w:spacing w:after="40" w:before="40"/>
+            </w:pPr>
+            <w:r>
+              <w:rPr>
+                <w:rFonts w:ascii="Calibri" w:hAnsi="Calibri"/>
+                <w:b/>
+                <w:color w:val="FFFFFF"/>
+                <w:sz w:val="19"/>
+              </w:rPr>
+              <w:t>Automated coverage</w:t>
+            </w:r>
+          </w:p>
+        </w:tc>
+      </w:tr>
+      <w:tr>
+        <w:tc>
+          <w:tcPr>
+            <w:tcW w:type="dxa" w:w="1944"/>
+            <w:vAlign w:val="center"/>
+          </w:tcPr>
+          <w:p>
+            <w:pPr>
+              <w:spacing w:after="40" w:before="40"/>
+            </w:pPr>
+            <w:r>
+              <w:rPr>
+                <w:rFonts w:ascii="Calibri" w:hAnsi="Calibri"/>
+                <w:b w:val="0"/>
+                <w:sz w:val="19"/>
+              </w:rPr>
+              <w:t>Cloud/platform</w:t>
+            </w:r>
+          </w:p>
+        </w:tc>
+        <w:tc>
+          <w:tcPr>
+            <w:tcW w:type="dxa" w:w="4248"/>
+            <w:vAlign w:val="center"/>
+          </w:tcPr>
+          <w:p>
+            <w:pPr>
+              <w:spacing w:after="40" w:before="40"/>
+            </w:pPr>
+            <w:r>
+              <w:rPr>
+                <w:rFonts w:ascii="Calibri" w:hAnsi="Calibri"/>
+                <w:b w:val="0"/>
+                <w:sz w:val="19"/>
+              </w:rPr>
+              <w:t>AWS ECS, AWS EKS, GCP Cloud Run, GCP GKE, Azure Container Apps, Azure AKS, Oracle OKE</w:t>
+            </w:r>
+          </w:p>
+        </w:tc>
+        <w:tc>
+          <w:tcPr>
+            <w:tcW w:type="dxa" w:w="3168"/>
+            <w:vAlign w:val="center"/>
+          </w:tcPr>
+          <w:p>
+            <w:pPr>
+              <w:spacing w:after="40" w:before="40"/>
+            </w:pPr>
+            <w:r>
+              <w:rPr>
+                <w:rFonts w:ascii="Calibri" w:hAnsi="Calibri"/>
+                <w:b w:val="0"/>
+                <w:sz w:val="19"/>
+              </w:rPr>
+              <w:t>Locked profile matrix for all seven profiles</w:t>
+            </w:r>
+          </w:p>
+        </w:tc>
+      </w:tr>
+      <w:tr>
+        <w:tc>
+          <w:tcPr>
+            <w:tcW w:type="dxa" w:w="1944"/>
+            <w:vAlign w:val="center"/>
+          </w:tcPr>
+          <w:p>
+            <w:pPr>
+              <w:spacing w:after="40" w:before="40"/>
+            </w:pPr>
+            <w:r>
+              <w:rPr>
+                <w:rFonts w:ascii="Calibri" w:hAnsi="Calibri"/>
+                <w:b w:val="0"/>
+                <w:sz w:val="19"/>
+              </w:rPr>
+              <w:t>CI/CD</w:t>
+            </w:r>
+          </w:p>
+        </w:tc>
+        <w:tc>
+          <w:tcPr>
+            <w:tcW w:type="dxa" w:w="4248"/>
+            <w:vAlign w:val="center"/>
+          </w:tcPr>
+          <w:p>
+            <w:pPr>
+              <w:spacing w:after="40" w:before="40"/>
+            </w:pPr>
+            <w:r>
+              <w:rPr>
+                <w:rFonts w:ascii="Calibri" w:hAnsi="Calibri"/>
+                <w:b w:val="0"/>
+                <w:sz w:val="19"/>
+              </w:rPr>
+              <w:t>GitHub Actions, GitLab CI, Azure DevOps, Jenkins, Cloud Build where offered</w:t>
+            </w:r>
+          </w:p>
+        </w:tc>
+        <w:tc>
+          <w:tcPr>
+            <w:tcW w:type="dxa" w:w="3168"/>
+            <w:vAlign w:val="center"/>
+          </w:tcPr>
+          <w:p>
+            <w:pPr>
+              <w:spacing w:after="40" w:before="40"/>
+            </w:pPr>
+            <w:r>
+              <w:rPr>
+                <w:rFonts w:ascii="Calibri" w:hAnsi="Calibri"/>
+                <w:b w:val="0"/>
+                <w:sz w:val="19"/>
+              </w:rPr>
+              <w:t>Every offered CI option per cloud</w:t>
+            </w:r>
+          </w:p>
+        </w:tc>
+      </w:tr>
+      <w:tr>
+        <w:tc>
+          <w:tcPr>
+            <w:tcW w:type="dxa" w:w="1944"/>
+            <w:vAlign w:val="center"/>
+          </w:tcPr>
+          <w:p>
+            <w:pPr>
+              <w:spacing w:after="40" w:before="40"/>
+            </w:pPr>
+            <w:r>
+              <w:rPr>
+                <w:rFonts w:ascii="Calibri" w:hAnsi="Calibri"/>
+                <w:b w:val="0"/>
+                <w:sz w:val="19"/>
+              </w:rPr>
+              <w:t>Runtime</w:t>
+            </w:r>
+          </w:p>
+        </w:tc>
+        <w:tc>
+          <w:tcPr>
+            <w:tcW w:type="dxa" w:w="4248"/>
+            <w:vAlign w:val="center"/>
+          </w:tcPr>
+          <w:p>
+            <w:pPr>
+              <w:spacing w:after="40" w:before="40"/>
+            </w:pPr>
+            <w:r>
+              <w:rPr>
+                <w:rFonts w:ascii="Calibri" w:hAnsi="Calibri"/>
+                <w:b w:val="0"/>
+                <w:sz w:val="19"/>
+              </w:rPr>
+              <w:t>Node.js, Python, Go, Java, .NET</w:t>
+            </w:r>
+          </w:p>
+        </w:tc>
+        <w:tc>
+          <w:tcPr>
+            <w:tcW w:type="dxa" w:w="3168"/>
+            <w:vAlign w:val="center"/>
+          </w:tcPr>
+          <w:p>
+            <w:pPr>
+              <w:spacing w:after="40" w:before="40"/>
+            </w:pPr>
+            <w:r>
+              <w:rPr>
+                <w:rFonts w:ascii="Calibri" w:hAnsi="Calibri"/>
+                <w:b w:val="0"/>
+                <w:sz w:val="19"/>
+              </w:rPr>
+              <w:t>Every supported runtime for each supported profile</w:t>
+            </w:r>
+          </w:p>
+        </w:tc>
+      </w:tr>
+      <w:tr>
+        <w:tc>
+          <w:tcPr>
+            <w:tcW w:type="dxa" w:w="1944"/>
+            <w:vAlign w:val="center"/>
+          </w:tcPr>
+          <w:p>
+            <w:pPr>
+              <w:spacing w:after="40" w:before="40"/>
+            </w:pPr>
+            <w:r>
+              <w:rPr>
+                <w:rFonts w:ascii="Calibri" w:hAnsi="Calibri"/>
+                <w:b w:val="0"/>
+                <w:sz w:val="19"/>
+              </w:rPr>
+              <w:t>Data</w:t>
+            </w:r>
+          </w:p>
+        </w:tc>
+        <w:tc>
+          <w:tcPr>
+            <w:tcW w:type="dxa" w:w="4248"/>
+            <w:vAlign w:val="center"/>
+          </w:tcPr>
+          <w:p>
+            <w:pPr>
+              <w:spacing w:after="40" w:before="40"/>
+            </w:pPr>
+            <w:r>
+              <w:rPr>
+                <w:rFonts w:ascii="Calibri" w:hAnsi="Calibri"/>
+                <w:b w:val="0"/>
+                <w:sz w:val="19"/>
+              </w:rPr>
+              <w:t>None, PostgreSQL, MySQL, Redis standard/HA/backups, unsupported MongoDB</w:t>
+            </w:r>
+          </w:p>
+        </w:tc>
+        <w:tc>
+          <w:tcPr>
+            <w:tcW w:type="dxa" w:w="3168"/>
+            <w:vAlign w:val="center"/>
+          </w:tcPr>
+          <w:p>
+            <w:pPr>
+              <w:spacing w:after="40" w:before="40"/>
+            </w:pPr>
+            <w:r>
+              <w:rPr>
+                <w:rFonts w:ascii="Calibri" w:hAnsi="Calibri"/>
+                <w:b w:val="0"/>
+                <w:sz w:val="19"/>
+              </w:rPr>
+              <w:t>Every supported database mode; unsupported contracts</w:t>
+            </w:r>
+          </w:p>
+        </w:tc>
+      </w:tr>
+      <w:tr>
+        <w:tc>
+          <w:tcPr>
+            <w:tcW w:type="dxa" w:w="1944"/>
+            <w:vAlign w:val="center"/>
+          </w:tcPr>
+          <w:p>
+            <w:pPr>
+              <w:spacing w:after="40" w:before="40"/>
+            </w:pPr>
+            <w:r>
+              <w:rPr>
+                <w:rFonts w:ascii="Calibri" w:hAnsi="Calibri"/>
+                <w:b w:val="0"/>
+                <w:sz w:val="19"/>
+              </w:rPr>
+              <w:t>Access and scale</w:t>
+            </w:r>
+          </w:p>
+        </w:tc>
+        <w:tc>
+          <w:tcPr>
+            <w:tcW w:type="dxa" w:w="4248"/>
+            <w:vAlign w:val="center"/>
+          </w:tcPr>
+          <w:p>
+            <w:pPr>
+              <w:spacing w:after="40" w:before="40"/>
+            </w:pPr>
+            <w:r>
+              <w:rPr>
+                <w:rFonts w:ascii="Calibri" w:hAnsi="Calibri"/>
+                <w:b w:val="0"/>
+                <w:sz w:val="19"/>
+              </w:rPr>
+              <w:t>Private, public HTTP, public HTTPS/custom-domain boundary; small/medium/high</w:t>
+            </w:r>
+          </w:p>
+        </w:tc>
+        <w:tc>
+          <w:tcPr>
+            <w:tcW w:type="dxa" w:w="3168"/>
+            <w:vAlign w:val="center"/>
+          </w:tcPr>
+          <w:p>
+            <w:pPr>
+              <w:spacing w:after="40" w:before="40"/>
+            </w:pPr>
+            <w:r>
+              <w:rPr>
+                <w:rFonts w:ascii="Calibri" w:hAnsi="Calibri"/>
+                <w:b w:val="0"/>
+                <w:sz w:val="19"/>
+              </w:rPr>
+              <w:t>Every access and scale option</w:t>
+            </w:r>
+          </w:p>
+        </w:tc>
+      </w:tr>
+      <w:tr>
+        <w:tc>
+          <w:tcPr>
+            <w:tcW w:type="dxa" w:w="1944"/>
+            <w:vAlign w:val="center"/>
+          </w:tcPr>
+          <w:p>
+            <w:pPr>
+              <w:spacing w:after="40" w:before="40"/>
+            </w:pPr>
+            <w:r>
+              <w:rPr>
+                <w:rFonts w:ascii="Calibri" w:hAnsi="Calibri"/>
+                <w:b w:val="0"/>
+                <w:sz w:val="19"/>
+              </w:rPr>
+              <w:t>Environments</w:t>
+            </w:r>
+          </w:p>
+        </w:tc>
+        <w:tc>
+          <w:tcPr>
+            <w:tcW w:type="dxa" w:w="4248"/>
+            <w:vAlign w:val="center"/>
+          </w:tcPr>
+          <w:p>
+            <w:pPr>
+              <w:spacing w:after="40" w:before="40"/>
+            </w:pPr>
+            <w:r>
+              <w:rPr>
+                <w:rFonts w:ascii="Calibri" w:hAnsi="Calibri"/>
+                <w:b w:val="0"/>
+                <w:sz w:val="19"/>
+              </w:rPr>
+              <w:t>One environment, development/staging, development/staging/production</w:t>
+            </w:r>
+          </w:p>
+        </w:tc>
+        <w:tc>
+          <w:tcPr>
+            <w:tcW w:type="dxa" w:w="3168"/>
+            <w:vAlign w:val="center"/>
+          </w:tcPr>
+          <w:p>
+            <w:pPr>
+              <w:spacing w:after="40" w:before="40"/>
+            </w:pPr>
+            <w:r>
+              <w:rPr>
+                <w:rFonts w:ascii="Calibri" w:hAnsi="Calibri"/>
+                <w:b w:val="0"/>
+                <w:sz w:val="19"/>
+              </w:rPr>
+              <w:t>Every environment-set option</w:t>
+            </w:r>
+          </w:p>
+        </w:tc>
+      </w:tr>
+      <w:tr>
+        <w:tc>
+          <w:tcPr>
+            <w:tcW w:type="dxa" w:w="1944"/>
+            <w:vAlign w:val="center"/>
+          </w:tcPr>
+          <w:p>
+            <w:pPr>
+              <w:spacing w:after="40" w:before="40"/>
+            </w:pPr>
+            <w:r>
+              <w:rPr>
+                <w:rFonts w:ascii="Calibri" w:hAnsi="Calibri"/>
+                <w:b w:val="0"/>
+                <w:sz w:val="19"/>
+              </w:rPr>
+              <w:t>Conversation safety</w:t>
+            </w:r>
+          </w:p>
+        </w:tc>
+        <w:tc>
+          <w:tcPr>
+            <w:tcW w:type="dxa" w:w="4248"/>
+            <w:vAlign w:val="center"/>
+          </w:tcPr>
+          <w:p>
+            <w:pPr>
+              <w:spacing w:after="40" w:before="40"/>
+            </w:pPr>
+            <w:r>
+              <w:rPr>
+                <w:rFonts w:ascii="Calibri" w:hAnsi="Calibri"/>
+                <w:b w:val="0"/>
+                <w:sz w:val="19"/>
+              </w:rPr>
+              <w:t>Vague prompt, overrides, corrections, reset chat, invalid/conflicting input</w:t>
+            </w:r>
+          </w:p>
+        </w:tc>
+        <w:tc>
+          <w:tcPr>
+            <w:tcW w:type="dxa" w:w="3168"/>
+            <w:vAlign w:val="center"/>
+          </w:tcPr>
+          <w:p>
+            <w:pPr>
+              <w:spacing w:after="40" w:before="40"/>
+            </w:pPr>
+            <w:r>
+              <w:rPr>
+                <w:rFonts w:ascii="Calibri" w:hAnsi="Calibri"/>
+                <w:b w:val="0"/>
+                <w:sz w:val="19"/>
+              </w:rPr>
+              <w:t>Targeted regression matrix</w:t>
+            </w:r>
+          </w:p>
+        </w:tc>
+      </w:tr>
+    </w:tbl>
+    <w:p>
+      <w:pPr>
+        <w:spacing w:after="40"/>
+      </w:pPr>
+    </w:p>
+    <w:p>
+      <w:pPr>
+        <w:spacing w:after="100" w:line="269" w:lineRule="auto"/>
+      </w:pPr>
+      <w:r>
+        <w:rPr>
+          <w:rFonts w:ascii="Calibri" w:hAnsi="Calibri"/>
+          <w:b/>
+          <w:color w:val="1F4D78"/>
+          <w:sz w:val="22"/>
+        </w:rPr>
+        <w:t>Release evidence required: completed test record for SF-01 to SF-50; screenshots for every failure or block; one downloaded ZIP and validation log for every locked cloud/platform profile; and a passing CI run for qa:matrix, qa:options-matrix, qa:contract-matrix, lint and production build.</w:t>
+      </w:r>
+    </w:p>
+    <w:p>
+      <w:pPr>
+        <w:pStyle w:val="Heading1"/>
+      </w:pPr>
+      <w:r>
         <w:t>Test scenarios</w:t>
       </w:r>
     </w:p>
@@ -8450,6 +9078,7831 @@
     </w:p>
     <w:p>
       <w:pPr>
+        <w:pStyle w:val="Heading2"/>
+      </w:pPr>
+      <w:r>
+        <w:t>SF-26 - Very short prompt starts a complete interview</w:t>
+      </w:r>
+    </w:p>
+    <w:tbl>
+      <w:tblPr>
+        <w:tblStyle w:val="TableGrid"/>
+        <w:tblW w:type="auto" w:w="0"/>
+        <w:jc w:val="left"/>
+        <w:tblLayout w:type="fixed"/>
+        <w:tblLook w:firstColumn="1" w:firstRow="1" w:lastColumn="0" w:lastRow="0" w:noHBand="0" w:noVBand="1" w:val="04A0"/>
+      </w:tblPr>
+      <w:tblGrid>
+        <w:gridCol w:w="4968"/>
+        <w:gridCol w:w="4968"/>
+      </w:tblGrid>
+      <w:tr>
+        <w:trPr>
+          <w:tblHeader w:val="true"/>
+        </w:trPr>
+        <w:tc>
+          <w:tcPr>
+            <w:tcW w:type="dxa" w:w="2160"/>
+            <w:vAlign w:val="center"/>
+            <w:shd w:fill="1F4D78"/>
+          </w:tcPr>
+          <w:p>
+            <w:pPr>
+              <w:spacing w:after="40" w:before="40"/>
+            </w:pPr>
+            <w:r>
+              <w:rPr>
+                <w:rFonts w:ascii="Calibri" w:hAnsi="Calibri"/>
+                <w:b/>
+                <w:color w:val="FFFFFF"/>
+                <w:sz w:val="19"/>
+              </w:rPr>
+              <w:t>Check</w:t>
+            </w:r>
+          </w:p>
+        </w:tc>
+        <w:tc>
+          <w:tcPr>
+            <w:tcW w:type="dxa" w:w="7200"/>
+            <w:vAlign w:val="center"/>
+            <w:shd w:fill="1F4D78"/>
+          </w:tcPr>
+          <w:p>
+            <w:pPr>
+              <w:spacing w:after="40" w:before="40"/>
+            </w:pPr>
+            <w:r>
+              <w:rPr>
+                <w:rFonts w:ascii="Calibri" w:hAnsi="Calibri"/>
+                <w:b/>
+                <w:color w:val="FFFFFF"/>
+                <w:sz w:val="19"/>
+              </w:rPr>
+              <w:t>Expected behavior</w:t>
+            </w:r>
+          </w:p>
+        </w:tc>
+      </w:tr>
+      <w:tr>
+        <w:tc>
+          <w:tcPr>
+            <w:tcW w:type="dxa" w:w="2160"/>
+            <w:vAlign w:val="center"/>
+          </w:tcPr>
+          <w:p>
+            <w:pPr>
+              <w:spacing w:after="40" w:before="40"/>
+            </w:pPr>
+            <w:r>
+              <w:rPr>
+                <w:rFonts w:ascii="Calibri" w:hAnsi="Calibri"/>
+                <w:b w:val="0"/>
+                <w:sz w:val="19"/>
+              </w:rPr>
+              <w:t>Client prompt</w:t>
+            </w:r>
+          </w:p>
+        </w:tc>
+        <w:tc>
+          <w:tcPr>
+            <w:tcW w:type="dxa" w:w="7200"/>
+            <w:vAlign w:val="center"/>
+          </w:tcPr>
+          <w:p>
+            <w:pPr>
+              <w:spacing w:after="40" w:before="40"/>
+            </w:pPr>
+            <w:r>
+              <w:rPr>
+                <w:rFonts w:ascii="Calibri" w:hAnsi="Calibri"/>
+                <w:b w:val="0"/>
+                <w:sz w:val="19"/>
+              </w:rPr>
+              <w:t>AWS EKS Python.</w:t>
+            </w:r>
+          </w:p>
+        </w:tc>
+      </w:tr>
+      <w:tr>
+        <w:tc>
+          <w:tcPr>
+            <w:tcW w:type="dxa" w:w="2160"/>
+            <w:vAlign w:val="center"/>
+          </w:tcPr>
+          <w:p>
+            <w:pPr>
+              <w:spacing w:after="40" w:before="40"/>
+            </w:pPr>
+            <w:r>
+              <w:rPr>
+                <w:rFonts w:ascii="Calibri" w:hAnsi="Calibri"/>
+                <w:b w:val="0"/>
+                <w:sz w:val="19"/>
+              </w:rPr>
+              <w:t>Interview selections</w:t>
+            </w:r>
+          </w:p>
+        </w:tc>
+        <w:tc>
+          <w:tcPr>
+            <w:tcW w:type="dxa" w:w="7200"/>
+            <w:vAlign w:val="center"/>
+          </w:tcPr>
+          <w:p>
+            <w:pPr>
+              <w:spacing w:after="40" w:before="40"/>
+            </w:pPr>
+            <w:r>
+              <w:rPr>
+                <w:rFonts w:ascii="Calibri" w:hAnsi="Calibri"/>
+                <w:b w:val="0"/>
+                <w:sz w:val="19"/>
+              </w:rPr>
+              <w:t>Answer every question with valid values.</w:t>
+            </w:r>
+          </w:p>
+        </w:tc>
+      </w:tr>
+      <w:tr>
+        <w:tc>
+          <w:tcPr>
+            <w:tcW w:type="dxa" w:w="2160"/>
+            <w:vAlign w:val="center"/>
+          </w:tcPr>
+          <w:p>
+            <w:pPr>
+              <w:spacing w:after="40" w:before="40"/>
+            </w:pPr>
+            <w:r>
+              <w:rPr>
+                <w:rFonts w:ascii="Calibri" w:hAnsi="Calibri"/>
+                <w:b w:val="0"/>
+                <w:sz w:val="19"/>
+              </w:rPr>
+              <w:t>Expected plan</w:t>
+            </w:r>
+          </w:p>
+        </w:tc>
+        <w:tc>
+          <w:tcPr>
+            <w:tcW w:type="dxa" w:w="7200"/>
+            <w:vAlign w:val="center"/>
+          </w:tcPr>
+          <w:p>
+            <w:pPr>
+              <w:spacing w:after="40" w:before="40"/>
+            </w:pPr>
+            <w:r>
+              <w:rPr>
+                <w:rFonts w:ascii="Calibri" w:hAnsi="Calibri"/>
+                <w:b w:val="0"/>
+                <w:sz w:val="19"/>
+              </w:rPr>
+              <w:t>No plan is drafted until all required choices are known; final plan reflects every answer.</w:t>
+            </w:r>
+          </w:p>
+        </w:tc>
+      </w:tr>
+      <w:tr>
+        <w:tc>
+          <w:tcPr>
+            <w:tcW w:type="dxa" w:w="2160"/>
+            <w:vAlign w:val="center"/>
+          </w:tcPr>
+          <w:p>
+            <w:pPr>
+              <w:spacing w:after="40" w:before="40"/>
+            </w:pPr>
+            <w:r>
+              <w:rPr>
+                <w:rFonts w:ascii="Calibri" w:hAnsi="Calibri"/>
+                <w:b w:val="0"/>
+                <w:sz w:val="19"/>
+              </w:rPr>
+              <w:t>Expected scaffold</w:t>
+            </w:r>
+          </w:p>
+        </w:tc>
+        <w:tc>
+          <w:tcPr>
+            <w:tcW w:type="dxa" w:w="7200"/>
+            <w:vAlign w:val="center"/>
+          </w:tcPr>
+          <w:p>
+            <w:pPr>
+              <w:spacing w:after="40" w:before="40"/>
+            </w:pPr>
+            <w:r>
+              <w:rPr>
+                <w:rFonts w:ascii="Calibri" w:hAnsi="Calibri"/>
+                <w:b w:val="0"/>
+                <w:sz w:val="19"/>
+              </w:rPr>
+              <w:t>Only generated after plan approval.</w:t>
+            </w:r>
+          </w:p>
+        </w:tc>
+      </w:tr>
+      <w:tr>
+        <w:tc>
+          <w:tcPr>
+            <w:tcW w:type="dxa" w:w="2160"/>
+            <w:vAlign w:val="center"/>
+          </w:tcPr>
+          <w:p>
+            <w:pPr>
+              <w:spacing w:after="40" w:before="40"/>
+            </w:pPr>
+            <w:r>
+              <w:rPr>
+                <w:rFonts w:ascii="Calibri" w:hAnsi="Calibri"/>
+                <w:b w:val="0"/>
+                <w:sz w:val="19"/>
+              </w:rPr>
+              <w:t>Must not produce</w:t>
+            </w:r>
+          </w:p>
+        </w:tc>
+        <w:tc>
+          <w:tcPr>
+            <w:tcW w:type="dxa" w:w="7200"/>
+            <w:vAlign w:val="center"/>
+          </w:tcPr>
+          <w:p>
+            <w:pPr>
+              <w:spacing w:after="40" w:before="40"/>
+            </w:pPr>
+            <w:r>
+              <w:rPr>
+                <w:rFonts w:ascii="Calibri" w:hAnsi="Calibri"/>
+                <w:b w:val="0"/>
+                <w:sz w:val="19"/>
+              </w:rPr>
+              <w:t>Silent Node.js, default database, guessed production environment, or skipped access question.</w:t>
+            </w:r>
+          </w:p>
+        </w:tc>
+      </w:tr>
+      <w:tr>
+        <w:tc>
+          <w:tcPr>
+            <w:tcW w:type="dxa" w:w="2160"/>
+            <w:vAlign w:val="center"/>
+          </w:tcPr>
+          <w:p>
+            <w:pPr>
+              <w:spacing w:after="40" w:before="40"/>
+            </w:pPr>
+            <w:r>
+              <w:rPr>
+                <w:rFonts w:ascii="Calibri" w:hAnsi="Calibri"/>
+                <w:b w:val="0"/>
+                <w:sz w:val="19"/>
+              </w:rPr>
+              <w:t>Expected result</w:t>
+            </w:r>
+          </w:p>
+        </w:tc>
+        <w:tc>
+          <w:tcPr>
+            <w:tcW w:type="dxa" w:w="7200"/>
+            <w:vAlign w:val="center"/>
+          </w:tcPr>
+          <w:p>
+            <w:pPr>
+              <w:spacing w:after="40" w:before="40"/>
+            </w:pPr>
+            <w:r>
+              <w:rPr>
+                <w:rFonts w:ascii="Calibri" w:hAnsi="Calibri"/>
+                <w:b w:val="0"/>
+                <w:sz w:val="19"/>
+              </w:rPr>
+              <w:t>Interview is concise but complete; no invented requirement.</w:t>
+            </w:r>
+          </w:p>
+        </w:tc>
+      </w:tr>
+    </w:tbl>
+    <w:p>
+      <w:pPr>
+        <w:spacing w:after="40"/>
+      </w:pPr>
+    </w:p>
+    <w:p>
+      <w:pPr>
+        <w:pStyle w:val="Heading2"/>
+      </w:pPr>
+      <w:r>
+        <w:t>SF-27 - Vague prompt asks for clarification</w:t>
+      </w:r>
+    </w:p>
+    <w:tbl>
+      <w:tblPr>
+        <w:tblStyle w:val="TableGrid"/>
+        <w:tblW w:type="auto" w:w="0"/>
+        <w:jc w:val="left"/>
+        <w:tblLayout w:type="fixed"/>
+        <w:tblLook w:firstColumn="1" w:firstRow="1" w:lastColumn="0" w:lastRow="0" w:noHBand="0" w:noVBand="1" w:val="04A0"/>
+      </w:tblPr>
+      <w:tblGrid>
+        <w:gridCol w:w="4968"/>
+        <w:gridCol w:w="4968"/>
+      </w:tblGrid>
+      <w:tr>
+        <w:trPr>
+          <w:tblHeader w:val="true"/>
+        </w:trPr>
+        <w:tc>
+          <w:tcPr>
+            <w:tcW w:type="dxa" w:w="2160"/>
+            <w:vAlign w:val="center"/>
+            <w:shd w:fill="1F4D78"/>
+          </w:tcPr>
+          <w:p>
+            <w:pPr>
+              <w:spacing w:after="40" w:before="40"/>
+            </w:pPr>
+            <w:r>
+              <w:rPr>
+                <w:rFonts w:ascii="Calibri" w:hAnsi="Calibri"/>
+                <w:b/>
+                <w:color w:val="FFFFFF"/>
+                <w:sz w:val="19"/>
+              </w:rPr>
+              <w:t>Check</w:t>
+            </w:r>
+          </w:p>
+        </w:tc>
+        <w:tc>
+          <w:tcPr>
+            <w:tcW w:type="dxa" w:w="7200"/>
+            <w:vAlign w:val="center"/>
+            <w:shd w:fill="1F4D78"/>
+          </w:tcPr>
+          <w:p>
+            <w:pPr>
+              <w:spacing w:after="40" w:before="40"/>
+            </w:pPr>
+            <w:r>
+              <w:rPr>
+                <w:rFonts w:ascii="Calibri" w:hAnsi="Calibri"/>
+                <w:b/>
+                <w:color w:val="FFFFFF"/>
+                <w:sz w:val="19"/>
+              </w:rPr>
+              <w:t>Expected behavior</w:t>
+            </w:r>
+          </w:p>
+        </w:tc>
+      </w:tr>
+      <w:tr>
+        <w:tc>
+          <w:tcPr>
+            <w:tcW w:type="dxa" w:w="2160"/>
+            <w:vAlign w:val="center"/>
+          </w:tcPr>
+          <w:p>
+            <w:pPr>
+              <w:spacing w:after="40" w:before="40"/>
+            </w:pPr>
+            <w:r>
+              <w:rPr>
+                <w:rFonts w:ascii="Calibri" w:hAnsi="Calibri"/>
+                <w:b w:val="0"/>
+                <w:sz w:val="19"/>
+              </w:rPr>
+              <w:t>Client prompt</w:t>
+            </w:r>
+          </w:p>
+        </w:tc>
+        <w:tc>
+          <w:tcPr>
+            <w:tcW w:type="dxa" w:w="7200"/>
+            <w:vAlign w:val="center"/>
+          </w:tcPr>
+          <w:p>
+            <w:pPr>
+              <w:spacing w:after="40" w:before="40"/>
+            </w:pPr>
+            <w:r>
+              <w:rPr>
+                <w:rFonts w:ascii="Calibri" w:hAnsi="Calibri"/>
+                <w:b w:val="0"/>
+                <w:sz w:val="19"/>
+              </w:rPr>
+              <w:t>I need production cloud infrastructure.</w:t>
+            </w:r>
+          </w:p>
+        </w:tc>
+      </w:tr>
+      <w:tr>
+        <w:tc>
+          <w:tcPr>
+            <w:tcW w:type="dxa" w:w="2160"/>
+            <w:vAlign w:val="center"/>
+          </w:tcPr>
+          <w:p>
+            <w:pPr>
+              <w:spacing w:after="40" w:before="40"/>
+            </w:pPr>
+            <w:r>
+              <w:rPr>
+                <w:rFonts w:ascii="Calibri" w:hAnsi="Calibri"/>
+                <w:b w:val="0"/>
+                <w:sz w:val="19"/>
+              </w:rPr>
+              <w:t>Interview selections</w:t>
+            </w:r>
+          </w:p>
+        </w:tc>
+        <w:tc>
+          <w:tcPr>
+            <w:tcW w:type="dxa" w:w="7200"/>
+            <w:vAlign w:val="center"/>
+          </w:tcPr>
+          <w:p>
+            <w:pPr>
+              <w:spacing w:after="40" w:before="40"/>
+            </w:pPr>
+            <w:r>
+              <w:rPr>
+                <w:rFonts w:ascii="Calibri" w:hAnsi="Calibri"/>
+                <w:b w:val="0"/>
+                <w:sz w:val="19"/>
+              </w:rPr>
+              <w:t>Choose GCP, Cloud Run, staging, private, no data service, Go.</w:t>
+            </w:r>
+          </w:p>
+        </w:tc>
+      </w:tr>
+      <w:tr>
+        <w:tc>
+          <w:tcPr>
+            <w:tcW w:type="dxa" w:w="2160"/>
+            <w:vAlign w:val="center"/>
+          </w:tcPr>
+          <w:p>
+            <w:pPr>
+              <w:spacing w:after="40" w:before="40"/>
+            </w:pPr>
+            <w:r>
+              <w:rPr>
+                <w:rFonts w:ascii="Calibri" w:hAnsi="Calibri"/>
+                <w:b w:val="0"/>
+                <w:sz w:val="19"/>
+              </w:rPr>
+              <w:t>Expected plan</w:t>
+            </w:r>
+          </w:p>
+        </w:tc>
+        <w:tc>
+          <w:tcPr>
+            <w:tcW w:type="dxa" w:w="7200"/>
+            <w:vAlign w:val="center"/>
+          </w:tcPr>
+          <w:p>
+            <w:pPr>
+              <w:spacing w:after="40" w:before="40"/>
+            </w:pPr>
+            <w:r>
+              <w:rPr>
+                <w:rFonts w:ascii="Calibri" w:hAnsi="Calibri"/>
+                <w:b w:val="0"/>
+                <w:sz w:val="19"/>
+              </w:rPr>
+              <w:t>Uses only the final selections; no AWS/EKS assumptions.</w:t>
+            </w:r>
+          </w:p>
+        </w:tc>
+      </w:tr>
+      <w:tr>
+        <w:tc>
+          <w:tcPr>
+            <w:tcW w:type="dxa" w:w="2160"/>
+            <w:vAlign w:val="center"/>
+          </w:tcPr>
+          <w:p>
+            <w:pPr>
+              <w:spacing w:after="40" w:before="40"/>
+            </w:pPr>
+            <w:r>
+              <w:rPr>
+                <w:rFonts w:ascii="Calibri" w:hAnsi="Calibri"/>
+                <w:b w:val="0"/>
+                <w:sz w:val="19"/>
+              </w:rPr>
+              <w:t>Expected scaffold</w:t>
+            </w:r>
+          </w:p>
+        </w:tc>
+        <w:tc>
+          <w:tcPr>
+            <w:tcW w:type="dxa" w:w="7200"/>
+            <w:vAlign w:val="center"/>
+          </w:tcPr>
+          <w:p>
+            <w:pPr>
+              <w:spacing w:after="40" w:before="40"/>
+            </w:pPr>
+            <w:r>
+              <w:rPr>
+                <w:rFonts w:ascii="Calibri" w:hAnsi="Calibri"/>
+                <w:b w:val="0"/>
+                <w:sz w:val="19"/>
+              </w:rPr>
+              <w:t>GCP Cloud Run Go scaffold only.</w:t>
+            </w:r>
+          </w:p>
+        </w:tc>
+      </w:tr>
+      <w:tr>
+        <w:tc>
+          <w:tcPr>
+            <w:tcW w:type="dxa" w:w="2160"/>
+            <w:vAlign w:val="center"/>
+          </w:tcPr>
+          <w:p>
+            <w:pPr>
+              <w:spacing w:after="40" w:before="40"/>
+            </w:pPr>
+            <w:r>
+              <w:rPr>
+                <w:rFonts w:ascii="Calibri" w:hAnsi="Calibri"/>
+                <w:b w:val="0"/>
+                <w:sz w:val="19"/>
+              </w:rPr>
+              <w:t>Must not produce</w:t>
+            </w:r>
+          </w:p>
+        </w:tc>
+        <w:tc>
+          <w:tcPr>
+            <w:tcW w:type="dxa" w:w="7200"/>
+            <w:vAlign w:val="center"/>
+          </w:tcPr>
+          <w:p>
+            <w:pPr>
+              <w:spacing w:after="40" w:before="40"/>
+            </w:pPr>
+            <w:r>
+              <w:rPr>
+                <w:rFonts w:ascii="Calibri" w:hAnsi="Calibri"/>
+                <w:b w:val="0"/>
+                <w:sz w:val="19"/>
+              </w:rPr>
+              <w:t>A plan or code generated before cloud/platform selection.</w:t>
+            </w:r>
+          </w:p>
+        </w:tc>
+      </w:tr>
+      <w:tr>
+        <w:tc>
+          <w:tcPr>
+            <w:tcW w:type="dxa" w:w="2160"/>
+            <w:vAlign w:val="center"/>
+          </w:tcPr>
+          <w:p>
+            <w:pPr>
+              <w:spacing w:after="40" w:before="40"/>
+            </w:pPr>
+            <w:r>
+              <w:rPr>
+                <w:rFonts w:ascii="Calibri" w:hAnsi="Calibri"/>
+                <w:b w:val="0"/>
+                <w:sz w:val="19"/>
+              </w:rPr>
+              <w:t>Expected result</w:t>
+            </w:r>
+          </w:p>
+        </w:tc>
+        <w:tc>
+          <w:tcPr>
+            <w:tcW w:type="dxa" w:w="7200"/>
+            <w:vAlign w:val="center"/>
+          </w:tcPr>
+          <w:p>
+            <w:pPr>
+              <w:spacing w:after="40" w:before="40"/>
+            </w:pPr>
+            <w:r>
+              <w:rPr>
+                <w:rFonts w:ascii="Calibri" w:hAnsi="Calibri"/>
+                <w:b w:val="0"/>
+                <w:sz w:val="19"/>
+              </w:rPr>
+              <w:t>Questions reduce ambiguity before approval.</w:t>
+            </w:r>
+          </w:p>
+        </w:tc>
+      </w:tr>
+    </w:tbl>
+    <w:p>
+      <w:pPr>
+        <w:spacing w:after="40"/>
+      </w:pPr>
+    </w:p>
+    <w:p>
+      <w:pPr>
+        <w:pStyle w:val="Heading2"/>
+      </w:pPr>
+      <w:r>
+        <w:t>SF-28 - Greeting and reset-chat isolation</w:t>
+      </w:r>
+    </w:p>
+    <w:tbl>
+      <w:tblPr>
+        <w:tblStyle w:val="TableGrid"/>
+        <w:tblW w:type="auto" w:w="0"/>
+        <w:jc w:val="left"/>
+        <w:tblLayout w:type="fixed"/>
+        <w:tblLook w:firstColumn="1" w:firstRow="1" w:lastColumn="0" w:lastRow="0" w:noHBand="0" w:noVBand="1" w:val="04A0"/>
+      </w:tblPr>
+      <w:tblGrid>
+        <w:gridCol w:w="4968"/>
+        <w:gridCol w:w="4968"/>
+      </w:tblGrid>
+      <w:tr>
+        <w:trPr>
+          <w:tblHeader w:val="true"/>
+        </w:trPr>
+        <w:tc>
+          <w:tcPr>
+            <w:tcW w:type="dxa" w:w="2160"/>
+            <w:vAlign w:val="center"/>
+            <w:shd w:fill="1F4D78"/>
+          </w:tcPr>
+          <w:p>
+            <w:pPr>
+              <w:spacing w:after="40" w:before="40"/>
+            </w:pPr>
+            <w:r>
+              <w:rPr>
+                <w:rFonts w:ascii="Calibri" w:hAnsi="Calibri"/>
+                <w:b/>
+                <w:color w:val="FFFFFF"/>
+                <w:sz w:val="19"/>
+              </w:rPr>
+              <w:t>Check</w:t>
+            </w:r>
+          </w:p>
+        </w:tc>
+        <w:tc>
+          <w:tcPr>
+            <w:tcW w:type="dxa" w:w="7200"/>
+            <w:vAlign w:val="center"/>
+            <w:shd w:fill="1F4D78"/>
+          </w:tcPr>
+          <w:p>
+            <w:pPr>
+              <w:spacing w:after="40" w:before="40"/>
+            </w:pPr>
+            <w:r>
+              <w:rPr>
+                <w:rFonts w:ascii="Calibri" w:hAnsi="Calibri"/>
+                <w:b/>
+                <w:color w:val="FFFFFF"/>
+                <w:sz w:val="19"/>
+              </w:rPr>
+              <w:t>Expected behavior</w:t>
+            </w:r>
+          </w:p>
+        </w:tc>
+      </w:tr>
+      <w:tr>
+        <w:tc>
+          <w:tcPr>
+            <w:tcW w:type="dxa" w:w="2160"/>
+            <w:vAlign w:val="center"/>
+          </w:tcPr>
+          <w:p>
+            <w:pPr>
+              <w:spacing w:after="40" w:before="40"/>
+            </w:pPr>
+            <w:r>
+              <w:rPr>
+                <w:rFonts w:ascii="Calibri" w:hAnsi="Calibri"/>
+                <w:b w:val="0"/>
+                <w:sz w:val="19"/>
+              </w:rPr>
+              <w:t>Client prompt</w:t>
+            </w:r>
+          </w:p>
+        </w:tc>
+        <w:tc>
+          <w:tcPr>
+            <w:tcW w:type="dxa" w:w="7200"/>
+            <w:vAlign w:val="center"/>
+          </w:tcPr>
+          <w:p>
+            <w:pPr>
+              <w:spacing w:after="40" w:before="40"/>
+            </w:pPr>
+            <w:r>
+              <w:rPr>
+                <w:rFonts w:ascii="Calibri" w:hAnsi="Calibri"/>
+                <w:b w:val="0"/>
+                <w:sz w:val="19"/>
+              </w:rPr>
+              <w:t>Hello, then start a new Azure AKS project.</w:t>
+            </w:r>
+          </w:p>
+        </w:tc>
+      </w:tr>
+      <w:tr>
+        <w:tc>
+          <w:tcPr>
+            <w:tcW w:type="dxa" w:w="2160"/>
+            <w:vAlign w:val="center"/>
+          </w:tcPr>
+          <w:p>
+            <w:pPr>
+              <w:spacing w:after="40" w:before="40"/>
+            </w:pPr>
+            <w:r>
+              <w:rPr>
+                <w:rFonts w:ascii="Calibri" w:hAnsi="Calibri"/>
+                <w:b w:val="0"/>
+                <w:sz w:val="19"/>
+              </w:rPr>
+              <w:t>Interview selections</w:t>
+            </w:r>
+          </w:p>
+        </w:tc>
+        <w:tc>
+          <w:tcPr>
+            <w:tcW w:type="dxa" w:w="7200"/>
+            <w:vAlign w:val="center"/>
+          </w:tcPr>
+          <w:p>
+            <w:pPr>
+              <w:spacing w:after="40" w:before="40"/>
+            </w:pPr>
+            <w:r>
+              <w:rPr>
+                <w:rFonts w:ascii="Calibri" w:hAnsi="Calibri"/>
+                <w:b w:val="0"/>
+                <w:sz w:val="19"/>
+              </w:rPr>
+              <w:t>eastus; production only; private; MySQL; Python; GitHub Actions.</w:t>
+            </w:r>
+          </w:p>
+        </w:tc>
+      </w:tr>
+      <w:tr>
+        <w:tc>
+          <w:tcPr>
+            <w:tcW w:type="dxa" w:w="2160"/>
+            <w:vAlign w:val="center"/>
+          </w:tcPr>
+          <w:p>
+            <w:pPr>
+              <w:spacing w:after="40" w:before="40"/>
+            </w:pPr>
+            <w:r>
+              <w:rPr>
+                <w:rFonts w:ascii="Calibri" w:hAnsi="Calibri"/>
+                <w:b w:val="0"/>
+                <w:sz w:val="19"/>
+              </w:rPr>
+              <w:t>Expected plan</w:t>
+            </w:r>
+          </w:p>
+        </w:tc>
+        <w:tc>
+          <w:tcPr>
+            <w:tcW w:type="dxa" w:w="7200"/>
+            <w:vAlign w:val="center"/>
+          </w:tcPr>
+          <w:p>
+            <w:pPr>
+              <w:spacing w:after="40" w:before="40"/>
+            </w:pPr>
+            <w:r>
+              <w:rPr>
+                <w:rFonts w:ascii="Calibri" w:hAnsi="Calibri"/>
+                <w:b w:val="0"/>
+                <w:sz w:val="19"/>
+              </w:rPr>
+              <w:t>Azure AKS only, with the newly selected requirements.</w:t>
+            </w:r>
+          </w:p>
+        </w:tc>
+      </w:tr>
+      <w:tr>
+        <w:tc>
+          <w:tcPr>
+            <w:tcW w:type="dxa" w:w="2160"/>
+            <w:vAlign w:val="center"/>
+          </w:tcPr>
+          <w:p>
+            <w:pPr>
+              <w:spacing w:after="40" w:before="40"/>
+            </w:pPr>
+            <w:r>
+              <w:rPr>
+                <w:rFonts w:ascii="Calibri" w:hAnsi="Calibri"/>
+                <w:b w:val="0"/>
+                <w:sz w:val="19"/>
+              </w:rPr>
+              <w:t>Expected scaffold</w:t>
+            </w:r>
+          </w:p>
+        </w:tc>
+        <w:tc>
+          <w:tcPr>
+            <w:tcW w:type="dxa" w:w="7200"/>
+            <w:vAlign w:val="center"/>
+          </w:tcPr>
+          <w:p>
+            <w:pPr>
+              <w:spacing w:after="40" w:before="40"/>
+            </w:pPr>
+            <w:r>
+              <w:rPr>
+                <w:rFonts w:ascii="Calibri" w:hAnsi="Calibri"/>
+                <w:b w:val="0"/>
+                <w:sz w:val="19"/>
+              </w:rPr>
+              <w:t>No resources, region, CI or runtime from the prior chat.</w:t>
+            </w:r>
+          </w:p>
+        </w:tc>
+      </w:tr>
+      <w:tr>
+        <w:tc>
+          <w:tcPr>
+            <w:tcW w:type="dxa" w:w="2160"/>
+            <w:vAlign w:val="center"/>
+          </w:tcPr>
+          <w:p>
+            <w:pPr>
+              <w:spacing w:after="40" w:before="40"/>
+            </w:pPr>
+            <w:r>
+              <w:rPr>
+                <w:rFonts w:ascii="Calibri" w:hAnsi="Calibri"/>
+                <w:b w:val="0"/>
+                <w:sz w:val="19"/>
+              </w:rPr>
+              <w:t>Must not produce</w:t>
+            </w:r>
+          </w:p>
+        </w:tc>
+        <w:tc>
+          <w:tcPr>
+            <w:tcW w:type="dxa" w:w="7200"/>
+            <w:vAlign w:val="center"/>
+          </w:tcPr>
+          <w:p>
+            <w:pPr>
+              <w:spacing w:after="40" w:before="40"/>
+            </w:pPr>
+            <w:r>
+              <w:rPr>
+                <w:rFonts w:ascii="Calibri" w:hAnsi="Calibri"/>
+                <w:b w:val="0"/>
+                <w:sz w:val="19"/>
+              </w:rPr>
+              <w:t>Old cloud, database, environment, or runtime leaks into new project.</w:t>
+            </w:r>
+          </w:p>
+        </w:tc>
+      </w:tr>
+      <w:tr>
+        <w:tc>
+          <w:tcPr>
+            <w:tcW w:type="dxa" w:w="2160"/>
+            <w:vAlign w:val="center"/>
+          </w:tcPr>
+          <w:p>
+            <w:pPr>
+              <w:spacing w:after="40" w:before="40"/>
+            </w:pPr>
+            <w:r>
+              <w:rPr>
+                <w:rFonts w:ascii="Calibri" w:hAnsi="Calibri"/>
+                <w:b w:val="0"/>
+                <w:sz w:val="19"/>
+              </w:rPr>
+              <w:t>Expected result</w:t>
+            </w:r>
+          </w:p>
+        </w:tc>
+        <w:tc>
+          <w:tcPr>
+            <w:tcW w:type="dxa" w:w="7200"/>
+            <w:vAlign w:val="center"/>
+          </w:tcPr>
+          <w:p>
+            <w:pPr>
+              <w:spacing w:after="40" w:before="40"/>
+            </w:pPr>
+            <w:r>
+              <w:rPr>
+                <w:rFonts w:ascii="Calibri" w:hAnsi="Calibri"/>
+                <w:b w:val="0"/>
+                <w:sz w:val="19"/>
+              </w:rPr>
+              <w:t>Reset/new project has no conversation-memory leakage.</w:t>
+            </w:r>
+          </w:p>
+        </w:tc>
+      </w:tr>
+    </w:tbl>
+    <w:p>
+      <w:pPr>
+        <w:spacing w:after="40"/>
+      </w:pPr>
+    </w:p>
+    <w:p>
+      <w:pPr>
+        <w:pStyle w:val="Heading2"/>
+      </w:pPr>
+      <w:r>
+        <w:t>SF-29 - Cloud correction replaces all old cloud services</w:t>
+      </w:r>
+    </w:p>
+    <w:tbl>
+      <w:tblPr>
+        <w:tblStyle w:val="TableGrid"/>
+        <w:tblW w:type="auto" w:w="0"/>
+        <w:jc w:val="left"/>
+        <w:tblLayout w:type="fixed"/>
+        <w:tblLook w:firstColumn="1" w:firstRow="1" w:lastColumn="0" w:lastRow="0" w:noHBand="0" w:noVBand="1" w:val="04A0"/>
+      </w:tblPr>
+      <w:tblGrid>
+        <w:gridCol w:w="4968"/>
+        <w:gridCol w:w="4968"/>
+      </w:tblGrid>
+      <w:tr>
+        <w:trPr>
+          <w:tblHeader w:val="true"/>
+        </w:trPr>
+        <w:tc>
+          <w:tcPr>
+            <w:tcW w:type="dxa" w:w="2160"/>
+            <w:vAlign w:val="center"/>
+            <w:shd w:fill="1F4D78"/>
+          </w:tcPr>
+          <w:p>
+            <w:pPr>
+              <w:spacing w:after="40" w:before="40"/>
+            </w:pPr>
+            <w:r>
+              <w:rPr>
+                <w:rFonts w:ascii="Calibri" w:hAnsi="Calibri"/>
+                <w:b/>
+                <w:color w:val="FFFFFF"/>
+                <w:sz w:val="19"/>
+              </w:rPr>
+              <w:t>Check</w:t>
+            </w:r>
+          </w:p>
+        </w:tc>
+        <w:tc>
+          <w:tcPr>
+            <w:tcW w:type="dxa" w:w="7200"/>
+            <w:vAlign w:val="center"/>
+            <w:shd w:fill="1F4D78"/>
+          </w:tcPr>
+          <w:p>
+            <w:pPr>
+              <w:spacing w:after="40" w:before="40"/>
+            </w:pPr>
+            <w:r>
+              <w:rPr>
+                <w:rFonts w:ascii="Calibri" w:hAnsi="Calibri"/>
+                <w:b/>
+                <w:color w:val="FFFFFF"/>
+                <w:sz w:val="19"/>
+              </w:rPr>
+              <w:t>Expected behavior</w:t>
+            </w:r>
+          </w:p>
+        </w:tc>
+      </w:tr>
+      <w:tr>
+        <w:tc>
+          <w:tcPr>
+            <w:tcW w:type="dxa" w:w="2160"/>
+            <w:vAlign w:val="center"/>
+          </w:tcPr>
+          <w:p>
+            <w:pPr>
+              <w:spacing w:after="40" w:before="40"/>
+            </w:pPr>
+            <w:r>
+              <w:rPr>
+                <w:rFonts w:ascii="Calibri" w:hAnsi="Calibri"/>
+                <w:b w:val="0"/>
+                <w:sz w:val="19"/>
+              </w:rPr>
+              <w:t>Client prompt</w:t>
+            </w:r>
+          </w:p>
+        </w:tc>
+        <w:tc>
+          <w:tcPr>
+            <w:tcW w:type="dxa" w:w="7200"/>
+            <w:vAlign w:val="center"/>
+          </w:tcPr>
+          <w:p>
+            <w:pPr>
+              <w:spacing w:after="40" w:before="40"/>
+            </w:pPr>
+            <w:r>
+              <w:rPr>
+                <w:rFonts w:ascii="Calibri" w:hAnsi="Calibri"/>
+                <w:b w:val="0"/>
+                <w:sz w:val="19"/>
+              </w:rPr>
+              <w:t>Build AWS ECS with Python.</w:t>
+            </w:r>
+          </w:p>
+        </w:tc>
+      </w:tr>
+      <w:tr>
+        <w:tc>
+          <w:tcPr>
+            <w:tcW w:type="dxa" w:w="2160"/>
+            <w:vAlign w:val="center"/>
+          </w:tcPr>
+          <w:p>
+            <w:pPr>
+              <w:spacing w:after="40" w:before="40"/>
+            </w:pPr>
+            <w:r>
+              <w:rPr>
+                <w:rFonts w:ascii="Calibri" w:hAnsi="Calibri"/>
+                <w:b w:val="0"/>
+                <w:sz w:val="19"/>
+              </w:rPr>
+              <w:t>Interview selections</w:t>
+            </w:r>
+          </w:p>
+        </w:tc>
+        <w:tc>
+          <w:tcPr>
+            <w:tcW w:type="dxa" w:w="7200"/>
+            <w:vAlign w:val="center"/>
+          </w:tcPr>
+          <w:p>
+            <w:pPr>
+              <w:spacing w:after="40" w:before="40"/>
+            </w:pPr>
+            <w:r>
+              <w:rPr>
+                <w:rFonts w:ascii="Calibri" w:hAnsi="Calibri"/>
+                <w:b w:val="0"/>
+                <w:sz w:val="19"/>
+              </w:rPr>
+              <w:t>Correction: Google Cloud, GKE, us-central1, public HTTP, Redis, Python.</w:t>
+            </w:r>
+          </w:p>
+        </w:tc>
+      </w:tr>
+      <w:tr>
+        <w:tc>
+          <w:tcPr>
+            <w:tcW w:type="dxa" w:w="2160"/>
+            <w:vAlign w:val="center"/>
+          </w:tcPr>
+          <w:p>
+            <w:pPr>
+              <w:spacing w:after="40" w:before="40"/>
+            </w:pPr>
+            <w:r>
+              <w:rPr>
+                <w:rFonts w:ascii="Calibri" w:hAnsi="Calibri"/>
+                <w:b w:val="0"/>
+                <w:sz w:val="19"/>
+              </w:rPr>
+              <w:t>Expected plan</w:t>
+            </w:r>
+          </w:p>
+        </w:tc>
+        <w:tc>
+          <w:tcPr>
+            <w:tcW w:type="dxa" w:w="7200"/>
+            <w:vAlign w:val="center"/>
+          </w:tcPr>
+          <w:p>
+            <w:pPr>
+              <w:spacing w:after="40" w:before="40"/>
+            </w:pPr>
+            <w:r>
+              <w:rPr>
+                <w:rFonts w:ascii="Calibri" w:hAnsi="Calibri"/>
+                <w:b w:val="0"/>
+                <w:sz w:val="19"/>
+              </w:rPr>
+              <w:t>GCP/GKE/Memorystore/Artifact Registry only.</w:t>
+            </w:r>
+          </w:p>
+        </w:tc>
+      </w:tr>
+      <w:tr>
+        <w:tc>
+          <w:tcPr>
+            <w:tcW w:type="dxa" w:w="2160"/>
+            <w:vAlign w:val="center"/>
+          </w:tcPr>
+          <w:p>
+            <w:pPr>
+              <w:spacing w:after="40" w:before="40"/>
+            </w:pPr>
+            <w:r>
+              <w:rPr>
+                <w:rFonts w:ascii="Calibri" w:hAnsi="Calibri"/>
+                <w:b w:val="0"/>
+                <w:sz w:val="19"/>
+              </w:rPr>
+              <w:t>Expected scaffold</w:t>
+            </w:r>
+          </w:p>
+        </w:tc>
+        <w:tc>
+          <w:tcPr>
+            <w:tcW w:type="dxa" w:w="7200"/>
+            <w:vAlign w:val="center"/>
+          </w:tcPr>
+          <w:p>
+            <w:pPr>
+              <w:spacing w:after="40" w:before="40"/>
+            </w:pPr>
+            <w:r>
+              <w:rPr>
+                <w:rFonts w:ascii="Calibri" w:hAnsi="Calibri"/>
+                <w:b w:val="0"/>
+                <w:sz w:val="19"/>
+              </w:rPr>
+              <w:t>No aws_, Amazon ECR, ALB, ECS or AWS Secrets Manager paths/content.</w:t>
+            </w:r>
+          </w:p>
+        </w:tc>
+      </w:tr>
+      <w:tr>
+        <w:tc>
+          <w:tcPr>
+            <w:tcW w:type="dxa" w:w="2160"/>
+            <w:vAlign w:val="center"/>
+          </w:tcPr>
+          <w:p>
+            <w:pPr>
+              <w:spacing w:after="40" w:before="40"/>
+            </w:pPr>
+            <w:r>
+              <w:rPr>
+                <w:rFonts w:ascii="Calibri" w:hAnsi="Calibri"/>
+                <w:b w:val="0"/>
+                <w:sz w:val="19"/>
+              </w:rPr>
+              <w:t>Must not produce</w:t>
+            </w:r>
+          </w:p>
+        </w:tc>
+        <w:tc>
+          <w:tcPr>
+            <w:tcW w:type="dxa" w:w="7200"/>
+            <w:vAlign w:val="center"/>
+          </w:tcPr>
+          <w:p>
+            <w:pPr>
+              <w:spacing w:after="40" w:before="40"/>
+            </w:pPr>
+            <w:r>
+              <w:rPr>
+                <w:rFonts w:ascii="Calibri" w:hAnsi="Calibri"/>
+                <w:b w:val="0"/>
+                <w:sz w:val="19"/>
+              </w:rPr>
+              <w:t>Any AWS service in plan, manifest, Terraform, pipeline or README.</w:t>
+            </w:r>
+          </w:p>
+        </w:tc>
+      </w:tr>
+      <w:tr>
+        <w:tc>
+          <w:tcPr>
+            <w:tcW w:type="dxa" w:w="2160"/>
+            <w:vAlign w:val="center"/>
+          </w:tcPr>
+          <w:p>
+            <w:pPr>
+              <w:spacing w:after="40" w:before="40"/>
+            </w:pPr>
+            <w:r>
+              <w:rPr>
+                <w:rFonts w:ascii="Calibri" w:hAnsi="Calibri"/>
+                <w:b w:val="0"/>
+                <w:sz w:val="19"/>
+              </w:rPr>
+              <w:t>Expected result</w:t>
+            </w:r>
+          </w:p>
+        </w:tc>
+        <w:tc>
+          <w:tcPr>
+            <w:tcW w:type="dxa" w:w="7200"/>
+            <w:vAlign w:val="center"/>
+          </w:tcPr>
+          <w:p>
+            <w:pPr>
+              <w:spacing w:after="40" w:before="40"/>
+            </w:pPr>
+            <w:r>
+              <w:rPr>
+                <w:rFonts w:ascii="Calibri" w:hAnsi="Calibri"/>
+                <w:b w:val="0"/>
+                <w:sz w:val="19"/>
+              </w:rPr>
+              <w:t>Latest cloud/platform correction fully replaces the former profile.</w:t>
+            </w:r>
+          </w:p>
+        </w:tc>
+      </w:tr>
+    </w:tbl>
+    <w:p>
+      <w:pPr>
+        <w:spacing w:after="40"/>
+      </w:pPr>
+    </w:p>
+    <w:p>
+      <w:pPr>
+        <w:pStyle w:val="Heading2"/>
+      </w:pPr>
+      <w:r>
+        <w:t>SF-30 - Hosting-platform correction within a cloud</w:t>
+      </w:r>
+    </w:p>
+    <w:tbl>
+      <w:tblPr>
+        <w:tblStyle w:val="TableGrid"/>
+        <w:tblW w:type="auto" w:w="0"/>
+        <w:jc w:val="left"/>
+        <w:tblLayout w:type="fixed"/>
+        <w:tblLook w:firstColumn="1" w:firstRow="1" w:lastColumn="0" w:lastRow="0" w:noHBand="0" w:noVBand="1" w:val="04A0"/>
+      </w:tblPr>
+      <w:tblGrid>
+        <w:gridCol w:w="4968"/>
+        <w:gridCol w:w="4968"/>
+      </w:tblGrid>
+      <w:tr>
+        <w:trPr>
+          <w:tblHeader w:val="true"/>
+        </w:trPr>
+        <w:tc>
+          <w:tcPr>
+            <w:tcW w:type="dxa" w:w="2160"/>
+            <w:vAlign w:val="center"/>
+            <w:shd w:fill="1F4D78"/>
+          </w:tcPr>
+          <w:p>
+            <w:pPr>
+              <w:spacing w:after="40" w:before="40"/>
+            </w:pPr>
+            <w:r>
+              <w:rPr>
+                <w:rFonts w:ascii="Calibri" w:hAnsi="Calibri"/>
+                <w:b/>
+                <w:color w:val="FFFFFF"/>
+                <w:sz w:val="19"/>
+              </w:rPr>
+              <w:t>Check</w:t>
+            </w:r>
+          </w:p>
+        </w:tc>
+        <w:tc>
+          <w:tcPr>
+            <w:tcW w:type="dxa" w:w="7200"/>
+            <w:vAlign w:val="center"/>
+            <w:shd w:fill="1F4D78"/>
+          </w:tcPr>
+          <w:p>
+            <w:pPr>
+              <w:spacing w:after="40" w:before="40"/>
+            </w:pPr>
+            <w:r>
+              <w:rPr>
+                <w:rFonts w:ascii="Calibri" w:hAnsi="Calibri"/>
+                <w:b/>
+                <w:color w:val="FFFFFF"/>
+                <w:sz w:val="19"/>
+              </w:rPr>
+              <w:t>Expected behavior</w:t>
+            </w:r>
+          </w:p>
+        </w:tc>
+      </w:tr>
+      <w:tr>
+        <w:tc>
+          <w:tcPr>
+            <w:tcW w:type="dxa" w:w="2160"/>
+            <w:vAlign w:val="center"/>
+          </w:tcPr>
+          <w:p>
+            <w:pPr>
+              <w:spacing w:after="40" w:before="40"/>
+            </w:pPr>
+            <w:r>
+              <w:rPr>
+                <w:rFonts w:ascii="Calibri" w:hAnsi="Calibri"/>
+                <w:b w:val="0"/>
+                <w:sz w:val="19"/>
+              </w:rPr>
+              <w:t>Client prompt</w:t>
+            </w:r>
+          </w:p>
+        </w:tc>
+        <w:tc>
+          <w:tcPr>
+            <w:tcW w:type="dxa" w:w="7200"/>
+            <w:vAlign w:val="center"/>
+          </w:tcPr>
+          <w:p>
+            <w:pPr>
+              <w:spacing w:after="40" w:before="40"/>
+            </w:pPr>
+            <w:r>
+              <w:rPr>
+                <w:rFonts w:ascii="Calibri" w:hAnsi="Calibri"/>
+                <w:b w:val="0"/>
+                <w:sz w:val="19"/>
+              </w:rPr>
+              <w:t>Build Google Cloud Run Java infrastructure.</w:t>
+            </w:r>
+          </w:p>
+        </w:tc>
+      </w:tr>
+      <w:tr>
+        <w:tc>
+          <w:tcPr>
+            <w:tcW w:type="dxa" w:w="2160"/>
+            <w:vAlign w:val="center"/>
+          </w:tcPr>
+          <w:p>
+            <w:pPr>
+              <w:spacing w:after="40" w:before="40"/>
+            </w:pPr>
+            <w:r>
+              <w:rPr>
+                <w:rFonts w:ascii="Calibri" w:hAnsi="Calibri"/>
+                <w:b w:val="0"/>
+                <w:sz w:val="19"/>
+              </w:rPr>
+              <w:t>Interview selections</w:t>
+            </w:r>
+          </w:p>
+        </w:tc>
+        <w:tc>
+          <w:tcPr>
+            <w:tcW w:type="dxa" w:w="7200"/>
+            <w:vAlign w:val="center"/>
+          </w:tcPr>
+          <w:p>
+            <w:pPr>
+              <w:spacing w:after="40" w:before="40"/>
+            </w:pPr>
+            <w:r>
+              <w:rPr>
+                <w:rFonts w:ascii="Calibri" w:hAnsi="Calibri"/>
+                <w:b w:val="0"/>
+                <w:sz w:val="19"/>
+              </w:rPr>
+              <w:t>Correction: GKE; europe-west1; staging; private; PostgreSQL; Java.</w:t>
+            </w:r>
+          </w:p>
+        </w:tc>
+      </w:tr>
+      <w:tr>
+        <w:tc>
+          <w:tcPr>
+            <w:tcW w:type="dxa" w:w="2160"/>
+            <w:vAlign w:val="center"/>
+          </w:tcPr>
+          <w:p>
+            <w:pPr>
+              <w:spacing w:after="40" w:before="40"/>
+            </w:pPr>
+            <w:r>
+              <w:rPr>
+                <w:rFonts w:ascii="Calibri" w:hAnsi="Calibri"/>
+                <w:b w:val="0"/>
+                <w:sz w:val="19"/>
+              </w:rPr>
+              <w:t>Expected plan</w:t>
+            </w:r>
+          </w:p>
+        </w:tc>
+        <w:tc>
+          <w:tcPr>
+            <w:tcW w:type="dxa" w:w="7200"/>
+            <w:vAlign w:val="center"/>
+          </w:tcPr>
+          <w:p>
+            <w:pPr>
+              <w:spacing w:after="40" w:before="40"/>
+            </w:pPr>
+            <w:r>
+              <w:rPr>
+                <w:rFonts w:ascii="Calibri" w:hAnsi="Calibri"/>
+                <w:b w:val="0"/>
+                <w:sz w:val="19"/>
+              </w:rPr>
+              <w:t>GKE delivery only; private Kubernetes service behavior.</w:t>
+            </w:r>
+          </w:p>
+        </w:tc>
+      </w:tr>
+      <w:tr>
+        <w:tc>
+          <w:tcPr>
+            <w:tcW w:type="dxa" w:w="2160"/>
+            <w:vAlign w:val="center"/>
+          </w:tcPr>
+          <w:p>
+            <w:pPr>
+              <w:spacing w:after="40" w:before="40"/>
+            </w:pPr>
+            <w:r>
+              <w:rPr>
+                <w:rFonts w:ascii="Calibri" w:hAnsi="Calibri"/>
+                <w:b w:val="0"/>
+                <w:sz w:val="19"/>
+              </w:rPr>
+              <w:t>Expected scaffold</w:t>
+            </w:r>
+          </w:p>
+        </w:tc>
+        <w:tc>
+          <w:tcPr>
+            <w:tcW w:type="dxa" w:w="7200"/>
+            <w:vAlign w:val="center"/>
+          </w:tcPr>
+          <w:p>
+            <w:pPr>
+              <w:spacing w:after="40" w:before="40"/>
+            </w:pPr>
+            <w:r>
+              <w:rPr>
+                <w:rFonts w:ascii="Calibri" w:hAnsi="Calibri"/>
+                <w:b w:val="0"/>
+                <w:sz w:val="19"/>
+              </w:rPr>
+              <w:t>GKE Terraform/Helm files, not Cloud Run resources or root-only serverless layout.</w:t>
+            </w:r>
+          </w:p>
+        </w:tc>
+      </w:tr>
+      <w:tr>
+        <w:tc>
+          <w:tcPr>
+            <w:tcW w:type="dxa" w:w="2160"/>
+            <w:vAlign w:val="center"/>
+          </w:tcPr>
+          <w:p>
+            <w:pPr>
+              <w:spacing w:after="40" w:before="40"/>
+            </w:pPr>
+            <w:r>
+              <w:rPr>
+                <w:rFonts w:ascii="Calibri" w:hAnsi="Calibri"/>
+                <w:b w:val="0"/>
+                <w:sz w:val="19"/>
+              </w:rPr>
+              <w:t>Must not produce</w:t>
+            </w:r>
+          </w:p>
+        </w:tc>
+        <w:tc>
+          <w:tcPr>
+            <w:tcW w:type="dxa" w:w="7200"/>
+            <w:vAlign w:val="center"/>
+          </w:tcPr>
+          <w:p>
+            <w:pPr>
+              <w:spacing w:after="40" w:before="40"/>
+            </w:pPr>
+            <w:r>
+              <w:rPr>
+                <w:rFonts w:ascii="Calibri" w:hAnsi="Calibri"/>
+                <w:b w:val="0"/>
+                <w:sz w:val="19"/>
+              </w:rPr>
+              <w:t>cloudrun.tf, Cloud Run deploy command, or Cloud Run access claim.</w:t>
+            </w:r>
+          </w:p>
+        </w:tc>
+      </w:tr>
+      <w:tr>
+        <w:tc>
+          <w:tcPr>
+            <w:tcW w:type="dxa" w:w="2160"/>
+            <w:vAlign w:val="center"/>
+          </w:tcPr>
+          <w:p>
+            <w:pPr>
+              <w:spacing w:after="40" w:before="40"/>
+            </w:pPr>
+            <w:r>
+              <w:rPr>
+                <w:rFonts w:ascii="Calibri" w:hAnsi="Calibri"/>
+                <w:b w:val="0"/>
+                <w:sz w:val="19"/>
+              </w:rPr>
+              <w:t>Expected result</w:t>
+            </w:r>
+          </w:p>
+        </w:tc>
+        <w:tc>
+          <w:tcPr>
+            <w:tcW w:type="dxa" w:w="7200"/>
+            <w:vAlign w:val="center"/>
+          </w:tcPr>
+          <w:p>
+            <w:pPr>
+              <w:spacing w:after="40" w:before="40"/>
+            </w:pPr>
+            <w:r>
+              <w:rPr>
+                <w:rFonts w:ascii="Calibri" w:hAnsi="Calibri"/>
+                <w:b w:val="0"/>
+                <w:sz w:val="19"/>
+              </w:rPr>
+              <w:t>Platform change refreshes the profile and file manifest.</w:t>
+            </w:r>
+          </w:p>
+        </w:tc>
+      </w:tr>
+    </w:tbl>
+    <w:p>
+      <w:pPr>
+        <w:spacing w:after="40"/>
+      </w:pPr>
+    </w:p>
+    <w:p>
+      <w:pPr>
+        <w:pStyle w:val="Heading2"/>
+      </w:pPr>
+      <w:r>
+        <w:t>SF-31 - GitHub Actions pipeline parity</w:t>
+      </w:r>
+    </w:p>
+    <w:tbl>
+      <w:tblPr>
+        <w:tblStyle w:val="TableGrid"/>
+        <w:tblW w:type="auto" w:w="0"/>
+        <w:jc w:val="left"/>
+        <w:tblLayout w:type="fixed"/>
+        <w:tblLook w:firstColumn="1" w:firstRow="1" w:lastColumn="0" w:lastRow="0" w:noHBand="0" w:noVBand="1" w:val="04A0"/>
+      </w:tblPr>
+      <w:tblGrid>
+        <w:gridCol w:w="4968"/>
+        <w:gridCol w:w="4968"/>
+      </w:tblGrid>
+      <w:tr>
+        <w:trPr>
+          <w:tblHeader w:val="true"/>
+        </w:trPr>
+        <w:tc>
+          <w:tcPr>
+            <w:tcW w:type="dxa" w:w="2160"/>
+            <w:vAlign w:val="center"/>
+            <w:shd w:fill="1F4D78"/>
+          </w:tcPr>
+          <w:p>
+            <w:pPr>
+              <w:spacing w:after="40" w:before="40"/>
+            </w:pPr>
+            <w:r>
+              <w:rPr>
+                <w:rFonts w:ascii="Calibri" w:hAnsi="Calibri"/>
+                <w:b/>
+                <w:color w:val="FFFFFF"/>
+                <w:sz w:val="19"/>
+              </w:rPr>
+              <w:t>Check</w:t>
+            </w:r>
+          </w:p>
+        </w:tc>
+        <w:tc>
+          <w:tcPr>
+            <w:tcW w:type="dxa" w:w="7200"/>
+            <w:vAlign w:val="center"/>
+            <w:shd w:fill="1F4D78"/>
+          </w:tcPr>
+          <w:p>
+            <w:pPr>
+              <w:spacing w:after="40" w:before="40"/>
+            </w:pPr>
+            <w:r>
+              <w:rPr>
+                <w:rFonts w:ascii="Calibri" w:hAnsi="Calibri"/>
+                <w:b/>
+                <w:color w:val="FFFFFF"/>
+                <w:sz w:val="19"/>
+              </w:rPr>
+              <w:t>Expected behavior</w:t>
+            </w:r>
+          </w:p>
+        </w:tc>
+      </w:tr>
+      <w:tr>
+        <w:tc>
+          <w:tcPr>
+            <w:tcW w:type="dxa" w:w="2160"/>
+            <w:vAlign w:val="center"/>
+          </w:tcPr>
+          <w:p>
+            <w:pPr>
+              <w:spacing w:after="40" w:before="40"/>
+            </w:pPr>
+            <w:r>
+              <w:rPr>
+                <w:rFonts w:ascii="Calibri" w:hAnsi="Calibri"/>
+                <w:b w:val="0"/>
+                <w:sz w:val="19"/>
+              </w:rPr>
+              <w:t>Client prompt</w:t>
+            </w:r>
+          </w:p>
+        </w:tc>
+        <w:tc>
+          <w:tcPr>
+            <w:tcW w:type="dxa" w:w="7200"/>
+            <w:vAlign w:val="center"/>
+          </w:tcPr>
+          <w:p>
+            <w:pPr>
+              <w:spacing w:after="40" w:before="40"/>
+            </w:pPr>
+            <w:r>
+              <w:rPr>
+                <w:rFonts w:ascii="Calibri" w:hAnsi="Calibri"/>
+                <w:b w:val="0"/>
+                <w:sz w:val="19"/>
+              </w:rPr>
+              <w:t>Build GCP GKE Python API.</w:t>
+            </w:r>
+          </w:p>
+        </w:tc>
+      </w:tr>
+      <w:tr>
+        <w:tc>
+          <w:tcPr>
+            <w:tcW w:type="dxa" w:w="2160"/>
+            <w:vAlign w:val="center"/>
+          </w:tcPr>
+          <w:p>
+            <w:pPr>
+              <w:spacing w:after="40" w:before="40"/>
+            </w:pPr>
+            <w:r>
+              <w:rPr>
+                <w:rFonts w:ascii="Calibri" w:hAnsi="Calibri"/>
+                <w:b w:val="0"/>
+                <w:sz w:val="19"/>
+              </w:rPr>
+              <w:t>Interview selections</w:t>
+            </w:r>
+          </w:p>
+        </w:tc>
+        <w:tc>
+          <w:tcPr>
+            <w:tcW w:type="dxa" w:w="7200"/>
+            <w:vAlign w:val="center"/>
+          </w:tcPr>
+          <w:p>
+            <w:pPr>
+              <w:spacing w:after="40" w:before="40"/>
+            </w:pPr>
+            <w:r>
+              <w:rPr>
+                <w:rFonts w:ascii="Calibri" w:hAnsi="Calibri"/>
+                <w:b w:val="0"/>
+                <w:sz w:val="19"/>
+              </w:rPr>
+              <w:t>GitHub Actions; us-central1; staging; public HTTP; Redis; medium traffic.</w:t>
+            </w:r>
+          </w:p>
+        </w:tc>
+      </w:tr>
+      <w:tr>
+        <w:tc>
+          <w:tcPr>
+            <w:tcW w:type="dxa" w:w="2160"/>
+            <w:vAlign w:val="center"/>
+          </w:tcPr>
+          <w:p>
+            <w:pPr>
+              <w:spacing w:after="40" w:before="40"/>
+            </w:pPr>
+            <w:r>
+              <w:rPr>
+                <w:rFonts w:ascii="Calibri" w:hAnsi="Calibri"/>
+                <w:b w:val="0"/>
+                <w:sz w:val="19"/>
+              </w:rPr>
+              <w:t>Expected plan</w:t>
+            </w:r>
+          </w:p>
+        </w:tc>
+        <w:tc>
+          <w:tcPr>
+            <w:tcW w:type="dxa" w:w="7200"/>
+            <w:vAlign w:val="center"/>
+          </w:tcPr>
+          <w:p>
+            <w:pPr>
+              <w:spacing w:after="40" w:before="40"/>
+            </w:pPr>
+            <w:r>
+              <w:rPr>
+                <w:rFonts w:ascii="Calibri" w:hAnsi="Calibri"/>
+                <w:b w:val="0"/>
+                <w:sz w:val="19"/>
+              </w:rPr>
+              <w:t>GitHub Actions, Artifact Registry, GKE delivery.</w:t>
+            </w:r>
+          </w:p>
+        </w:tc>
+      </w:tr>
+      <w:tr>
+        <w:tc>
+          <w:tcPr>
+            <w:tcW w:type="dxa" w:w="2160"/>
+            <w:vAlign w:val="center"/>
+          </w:tcPr>
+          <w:p>
+            <w:pPr>
+              <w:spacing w:after="40" w:before="40"/>
+            </w:pPr>
+            <w:r>
+              <w:rPr>
+                <w:rFonts w:ascii="Calibri" w:hAnsi="Calibri"/>
+                <w:b w:val="0"/>
+                <w:sz w:val="19"/>
+              </w:rPr>
+              <w:t>Expected scaffold</w:t>
+            </w:r>
+          </w:p>
+        </w:tc>
+        <w:tc>
+          <w:tcPr>
+            <w:tcW w:type="dxa" w:w="7200"/>
+            <w:vAlign w:val="center"/>
+          </w:tcPr>
+          <w:p>
+            <w:pPr>
+              <w:spacing w:after="40" w:before="40"/>
+            </w:pPr>
+            <w:r>
+              <w:rPr>
+                <w:rFonts w:ascii="Calibri" w:hAnsi="Calibri"/>
+                <w:b w:val="0"/>
+                <w:sz w:val="19"/>
+              </w:rPr>
+              <w:t>One deploy.yml using Google authentication, Docker registry configuration and Helm deployment.</w:t>
+            </w:r>
+          </w:p>
+        </w:tc>
+      </w:tr>
+      <w:tr>
+        <w:tc>
+          <w:tcPr>
+            <w:tcW w:type="dxa" w:w="2160"/>
+            <w:vAlign w:val="center"/>
+          </w:tcPr>
+          <w:p>
+            <w:pPr>
+              <w:spacing w:after="40" w:before="40"/>
+            </w:pPr>
+            <w:r>
+              <w:rPr>
+                <w:rFonts w:ascii="Calibri" w:hAnsi="Calibri"/>
+                <w:b w:val="0"/>
+                <w:sz w:val="19"/>
+              </w:rPr>
+              <w:t>Must not produce</w:t>
+            </w:r>
+          </w:p>
+        </w:tc>
+        <w:tc>
+          <w:tcPr>
+            <w:tcW w:type="dxa" w:w="7200"/>
+            <w:vAlign w:val="center"/>
+          </w:tcPr>
+          <w:p>
+            <w:pPr>
+              <w:spacing w:after="40" w:before="40"/>
+            </w:pPr>
+            <w:r>
+              <w:rPr>
+                <w:rFonts w:ascii="Calibri" w:hAnsi="Calibri"/>
+                <w:b w:val="0"/>
+                <w:sz w:val="19"/>
+              </w:rPr>
+              <w:t>aws-actions, ECR variables, GitLab CI, Azure pipeline, or placeholder deployment echo.</w:t>
+            </w:r>
+          </w:p>
+        </w:tc>
+      </w:tr>
+      <w:tr>
+        <w:tc>
+          <w:tcPr>
+            <w:tcW w:type="dxa" w:w="2160"/>
+            <w:vAlign w:val="center"/>
+          </w:tcPr>
+          <w:p>
+            <w:pPr>
+              <w:spacing w:after="40" w:before="40"/>
+            </w:pPr>
+            <w:r>
+              <w:rPr>
+                <w:rFonts w:ascii="Calibri" w:hAnsi="Calibri"/>
+                <w:b w:val="0"/>
+                <w:sz w:val="19"/>
+              </w:rPr>
+              <w:t>Expected result</w:t>
+            </w:r>
+          </w:p>
+        </w:tc>
+        <w:tc>
+          <w:tcPr>
+            <w:tcW w:type="dxa" w:w="7200"/>
+            <w:vAlign w:val="center"/>
+          </w:tcPr>
+          <w:p>
+            <w:pPr>
+              <w:spacing w:after="40" w:before="40"/>
+            </w:pPr>
+            <w:r>
+              <w:rPr>
+                <w:rFonts w:ascii="Calibri" w:hAnsi="Calibri"/>
+                <w:b w:val="0"/>
+                <w:sz w:val="19"/>
+              </w:rPr>
+              <w:t>Pipeline vendor and commands match GCP/GKE.</w:t>
+            </w:r>
+          </w:p>
+        </w:tc>
+      </w:tr>
+    </w:tbl>
+    <w:p>
+      <w:pPr>
+        <w:spacing w:after="40"/>
+      </w:pPr>
+    </w:p>
+    <w:p>
+      <w:pPr>
+        <w:pStyle w:val="Heading2"/>
+      </w:pPr>
+      <w:r>
+        <w:t>SF-32 - GitLab pipeline parity</w:t>
+      </w:r>
+    </w:p>
+    <w:tbl>
+      <w:tblPr>
+        <w:tblStyle w:val="TableGrid"/>
+        <w:tblW w:type="auto" w:w="0"/>
+        <w:jc w:val="left"/>
+        <w:tblLayout w:type="fixed"/>
+        <w:tblLook w:firstColumn="1" w:firstRow="1" w:lastColumn="0" w:lastRow="0" w:noHBand="0" w:noVBand="1" w:val="04A0"/>
+      </w:tblPr>
+      <w:tblGrid>
+        <w:gridCol w:w="4968"/>
+        <w:gridCol w:w="4968"/>
+      </w:tblGrid>
+      <w:tr>
+        <w:trPr>
+          <w:tblHeader w:val="true"/>
+        </w:trPr>
+        <w:tc>
+          <w:tcPr>
+            <w:tcW w:type="dxa" w:w="2160"/>
+            <w:vAlign w:val="center"/>
+            <w:shd w:fill="1F4D78"/>
+          </w:tcPr>
+          <w:p>
+            <w:pPr>
+              <w:spacing w:after="40" w:before="40"/>
+            </w:pPr>
+            <w:r>
+              <w:rPr>
+                <w:rFonts w:ascii="Calibri" w:hAnsi="Calibri"/>
+                <w:b/>
+                <w:color w:val="FFFFFF"/>
+                <w:sz w:val="19"/>
+              </w:rPr>
+              <w:t>Check</w:t>
+            </w:r>
+          </w:p>
+        </w:tc>
+        <w:tc>
+          <w:tcPr>
+            <w:tcW w:type="dxa" w:w="7200"/>
+            <w:vAlign w:val="center"/>
+            <w:shd w:fill="1F4D78"/>
+          </w:tcPr>
+          <w:p>
+            <w:pPr>
+              <w:spacing w:after="40" w:before="40"/>
+            </w:pPr>
+            <w:r>
+              <w:rPr>
+                <w:rFonts w:ascii="Calibri" w:hAnsi="Calibri"/>
+                <w:b/>
+                <w:color w:val="FFFFFF"/>
+                <w:sz w:val="19"/>
+              </w:rPr>
+              <w:t>Expected behavior</w:t>
+            </w:r>
+          </w:p>
+        </w:tc>
+      </w:tr>
+      <w:tr>
+        <w:tc>
+          <w:tcPr>
+            <w:tcW w:type="dxa" w:w="2160"/>
+            <w:vAlign w:val="center"/>
+          </w:tcPr>
+          <w:p>
+            <w:pPr>
+              <w:spacing w:after="40" w:before="40"/>
+            </w:pPr>
+            <w:r>
+              <w:rPr>
+                <w:rFonts w:ascii="Calibri" w:hAnsi="Calibri"/>
+                <w:b w:val="0"/>
+                <w:sz w:val="19"/>
+              </w:rPr>
+              <w:t>Client prompt</w:t>
+            </w:r>
+          </w:p>
+        </w:tc>
+        <w:tc>
+          <w:tcPr>
+            <w:tcW w:type="dxa" w:w="7200"/>
+            <w:vAlign w:val="center"/>
+          </w:tcPr>
+          <w:p>
+            <w:pPr>
+              <w:spacing w:after="40" w:before="40"/>
+            </w:pPr>
+            <w:r>
+              <w:rPr>
+                <w:rFonts w:ascii="Calibri" w:hAnsi="Calibri"/>
+                <w:b w:val="0"/>
+                <w:sz w:val="19"/>
+              </w:rPr>
+              <w:t>Build GCP GKE Java API.</w:t>
+            </w:r>
+          </w:p>
+        </w:tc>
+      </w:tr>
+      <w:tr>
+        <w:tc>
+          <w:tcPr>
+            <w:tcW w:type="dxa" w:w="2160"/>
+            <w:vAlign w:val="center"/>
+          </w:tcPr>
+          <w:p>
+            <w:pPr>
+              <w:spacing w:after="40" w:before="40"/>
+            </w:pPr>
+            <w:r>
+              <w:rPr>
+                <w:rFonts w:ascii="Calibri" w:hAnsi="Calibri"/>
+                <w:b w:val="0"/>
+                <w:sz w:val="19"/>
+              </w:rPr>
+              <w:t>Interview selections</w:t>
+            </w:r>
+          </w:p>
+        </w:tc>
+        <w:tc>
+          <w:tcPr>
+            <w:tcW w:type="dxa" w:w="7200"/>
+            <w:vAlign w:val="center"/>
+          </w:tcPr>
+          <w:p>
+            <w:pPr>
+              <w:spacing w:after="40" w:before="40"/>
+            </w:pPr>
+            <w:r>
+              <w:rPr>
+                <w:rFonts w:ascii="Calibri" w:hAnsi="Calibri"/>
+                <w:b w:val="0"/>
+                <w:sz w:val="19"/>
+              </w:rPr>
+              <w:t>GitLab CI; europe-west1; production; public HTTP; MySQL; high traffic.</w:t>
+            </w:r>
+          </w:p>
+        </w:tc>
+      </w:tr>
+      <w:tr>
+        <w:tc>
+          <w:tcPr>
+            <w:tcW w:type="dxa" w:w="2160"/>
+            <w:vAlign w:val="center"/>
+          </w:tcPr>
+          <w:p>
+            <w:pPr>
+              <w:spacing w:after="40" w:before="40"/>
+            </w:pPr>
+            <w:r>
+              <w:rPr>
+                <w:rFonts w:ascii="Calibri" w:hAnsi="Calibri"/>
+                <w:b w:val="0"/>
+                <w:sz w:val="19"/>
+              </w:rPr>
+              <w:t>Expected plan</w:t>
+            </w:r>
+          </w:p>
+        </w:tc>
+        <w:tc>
+          <w:tcPr>
+            <w:tcW w:type="dxa" w:w="7200"/>
+            <w:vAlign w:val="center"/>
+          </w:tcPr>
+          <w:p>
+            <w:pPr>
+              <w:spacing w:after="40" w:before="40"/>
+            </w:pPr>
+            <w:r>
+              <w:rPr>
+                <w:rFonts w:ascii="Calibri" w:hAnsi="Calibri"/>
+                <w:b w:val="0"/>
+                <w:sz w:val="19"/>
+              </w:rPr>
+              <w:t>GitLab CI only.</w:t>
+            </w:r>
+          </w:p>
+        </w:tc>
+      </w:tr>
+      <w:tr>
+        <w:tc>
+          <w:tcPr>
+            <w:tcW w:type="dxa" w:w="2160"/>
+            <w:vAlign w:val="center"/>
+          </w:tcPr>
+          <w:p>
+            <w:pPr>
+              <w:spacing w:after="40" w:before="40"/>
+            </w:pPr>
+            <w:r>
+              <w:rPr>
+                <w:rFonts w:ascii="Calibri" w:hAnsi="Calibri"/>
+                <w:b w:val="0"/>
+                <w:sz w:val="19"/>
+              </w:rPr>
+              <w:t>Expected scaffold</w:t>
+            </w:r>
+          </w:p>
+        </w:tc>
+        <w:tc>
+          <w:tcPr>
+            <w:tcW w:type="dxa" w:w="7200"/>
+            <w:vAlign w:val="center"/>
+          </w:tcPr>
+          <w:p>
+            <w:pPr>
+              <w:spacing w:after="40" w:before="40"/>
+            </w:pPr>
+            <w:r>
+              <w:rPr>
+                <w:rFonts w:ascii="Calibri" w:hAnsi="Calibri"/>
+                <w:b w:val="0"/>
+                <w:sz w:val="19"/>
+              </w:rPr>
+              <w:t>.gitlab-ci.yml builds, pushes and deploys; no GitHub workflow.</w:t>
+            </w:r>
+          </w:p>
+        </w:tc>
+      </w:tr>
+      <w:tr>
+        <w:tc>
+          <w:tcPr>
+            <w:tcW w:type="dxa" w:w="2160"/>
+            <w:vAlign w:val="center"/>
+          </w:tcPr>
+          <w:p>
+            <w:pPr>
+              <w:spacing w:after="40" w:before="40"/>
+            </w:pPr>
+            <w:r>
+              <w:rPr>
+                <w:rFonts w:ascii="Calibri" w:hAnsi="Calibri"/>
+                <w:b w:val="0"/>
+                <w:sz w:val="19"/>
+              </w:rPr>
+              <w:t>Must not produce</w:t>
+            </w:r>
+          </w:p>
+        </w:tc>
+        <w:tc>
+          <w:tcPr>
+            <w:tcW w:type="dxa" w:w="7200"/>
+            <w:vAlign w:val="center"/>
+          </w:tcPr>
+          <w:p>
+            <w:pPr>
+              <w:spacing w:after="40" w:before="40"/>
+            </w:pPr>
+            <w:r>
+              <w:rPr>
+                <w:rFonts w:ascii="Calibri" w:hAnsi="Calibri"/>
+                <w:b w:val="0"/>
+                <w:sz w:val="19"/>
+              </w:rPr>
+              <w:t>Two pipelines, GitHub Actions prose, or CI file not in manifest.</w:t>
+            </w:r>
+          </w:p>
+        </w:tc>
+      </w:tr>
+      <w:tr>
+        <w:tc>
+          <w:tcPr>
+            <w:tcW w:type="dxa" w:w="2160"/>
+            <w:vAlign w:val="center"/>
+          </w:tcPr>
+          <w:p>
+            <w:pPr>
+              <w:spacing w:after="40" w:before="40"/>
+            </w:pPr>
+            <w:r>
+              <w:rPr>
+                <w:rFonts w:ascii="Calibri" w:hAnsi="Calibri"/>
+                <w:b w:val="0"/>
+                <w:sz w:val="19"/>
+              </w:rPr>
+              <w:t>Expected result</w:t>
+            </w:r>
+          </w:p>
+        </w:tc>
+        <w:tc>
+          <w:tcPr>
+            <w:tcW w:type="dxa" w:w="7200"/>
+            <w:vAlign w:val="center"/>
+          </w:tcPr>
+          <w:p>
+            <w:pPr>
+              <w:spacing w:after="40" w:before="40"/>
+            </w:pPr>
+            <w:r>
+              <w:rPr>
+                <w:rFonts w:ascii="Calibri" w:hAnsi="Calibri"/>
+                <w:b w:val="0"/>
+                <w:sz w:val="19"/>
+              </w:rPr>
+              <w:t>Exactly one selected CI integration exists.</w:t>
+            </w:r>
+          </w:p>
+        </w:tc>
+      </w:tr>
+    </w:tbl>
+    <w:p>
+      <w:pPr>
+        <w:spacing w:after="40"/>
+      </w:pPr>
+    </w:p>
+    <w:p>
+      <w:pPr>
+        <w:pStyle w:val="Heading2"/>
+      </w:pPr>
+      <w:r>
+        <w:t>SF-33 - Azure DevOps pipeline parity</w:t>
+      </w:r>
+    </w:p>
+    <w:tbl>
+      <w:tblPr>
+        <w:tblStyle w:val="TableGrid"/>
+        <w:tblW w:type="auto" w:w="0"/>
+        <w:jc w:val="left"/>
+        <w:tblLayout w:type="fixed"/>
+        <w:tblLook w:firstColumn="1" w:firstRow="1" w:lastColumn="0" w:lastRow="0" w:noHBand="0" w:noVBand="1" w:val="04A0"/>
+      </w:tblPr>
+      <w:tblGrid>
+        <w:gridCol w:w="4968"/>
+        <w:gridCol w:w="4968"/>
+      </w:tblGrid>
+      <w:tr>
+        <w:trPr>
+          <w:tblHeader w:val="true"/>
+        </w:trPr>
+        <w:tc>
+          <w:tcPr>
+            <w:tcW w:type="dxa" w:w="2160"/>
+            <w:vAlign w:val="center"/>
+            <w:shd w:fill="1F4D78"/>
+          </w:tcPr>
+          <w:p>
+            <w:pPr>
+              <w:spacing w:after="40" w:before="40"/>
+            </w:pPr>
+            <w:r>
+              <w:rPr>
+                <w:rFonts w:ascii="Calibri" w:hAnsi="Calibri"/>
+                <w:b/>
+                <w:color w:val="FFFFFF"/>
+                <w:sz w:val="19"/>
+              </w:rPr>
+              <w:t>Check</w:t>
+            </w:r>
+          </w:p>
+        </w:tc>
+        <w:tc>
+          <w:tcPr>
+            <w:tcW w:type="dxa" w:w="7200"/>
+            <w:vAlign w:val="center"/>
+            <w:shd w:fill="1F4D78"/>
+          </w:tcPr>
+          <w:p>
+            <w:pPr>
+              <w:spacing w:after="40" w:before="40"/>
+            </w:pPr>
+            <w:r>
+              <w:rPr>
+                <w:rFonts w:ascii="Calibri" w:hAnsi="Calibri"/>
+                <w:b/>
+                <w:color w:val="FFFFFF"/>
+                <w:sz w:val="19"/>
+              </w:rPr>
+              <w:t>Expected behavior</w:t>
+            </w:r>
+          </w:p>
+        </w:tc>
+      </w:tr>
+      <w:tr>
+        <w:tc>
+          <w:tcPr>
+            <w:tcW w:type="dxa" w:w="2160"/>
+            <w:vAlign w:val="center"/>
+          </w:tcPr>
+          <w:p>
+            <w:pPr>
+              <w:spacing w:after="40" w:before="40"/>
+            </w:pPr>
+            <w:r>
+              <w:rPr>
+                <w:rFonts w:ascii="Calibri" w:hAnsi="Calibri"/>
+                <w:b w:val="0"/>
+                <w:sz w:val="19"/>
+              </w:rPr>
+              <w:t>Client prompt</w:t>
+            </w:r>
+          </w:p>
+        </w:tc>
+        <w:tc>
+          <w:tcPr>
+            <w:tcW w:type="dxa" w:w="7200"/>
+            <w:vAlign w:val="center"/>
+          </w:tcPr>
+          <w:p>
+            <w:pPr>
+              <w:spacing w:after="40" w:before="40"/>
+            </w:pPr>
+            <w:r>
+              <w:rPr>
+                <w:rFonts w:ascii="Calibri" w:hAnsi="Calibri"/>
+                <w:b w:val="0"/>
+                <w:sz w:val="19"/>
+              </w:rPr>
+              <w:t>Build Azure Container Apps Go API.</w:t>
+            </w:r>
+          </w:p>
+        </w:tc>
+      </w:tr>
+      <w:tr>
+        <w:tc>
+          <w:tcPr>
+            <w:tcW w:type="dxa" w:w="2160"/>
+            <w:vAlign w:val="center"/>
+          </w:tcPr>
+          <w:p>
+            <w:pPr>
+              <w:spacing w:after="40" w:before="40"/>
+            </w:pPr>
+            <w:r>
+              <w:rPr>
+                <w:rFonts w:ascii="Calibri" w:hAnsi="Calibri"/>
+                <w:b w:val="0"/>
+                <w:sz w:val="19"/>
+              </w:rPr>
+              <w:t>Interview selections</w:t>
+            </w:r>
+          </w:p>
+        </w:tc>
+        <w:tc>
+          <w:tcPr>
+            <w:tcW w:type="dxa" w:w="7200"/>
+            <w:vAlign w:val="center"/>
+          </w:tcPr>
+          <w:p>
+            <w:pPr>
+              <w:spacing w:after="40" w:before="40"/>
+            </w:pPr>
+            <w:r>
+              <w:rPr>
+                <w:rFonts w:ascii="Calibri" w:hAnsi="Calibri"/>
+                <w:b w:val="0"/>
+                <w:sz w:val="19"/>
+              </w:rPr>
+              <w:t>Azure DevOps; westeurope; staging; public HTTP; PostgreSQL; medium traffic.</w:t>
+            </w:r>
+          </w:p>
+        </w:tc>
+      </w:tr>
+      <w:tr>
+        <w:tc>
+          <w:tcPr>
+            <w:tcW w:type="dxa" w:w="2160"/>
+            <w:vAlign w:val="center"/>
+          </w:tcPr>
+          <w:p>
+            <w:pPr>
+              <w:spacing w:after="40" w:before="40"/>
+            </w:pPr>
+            <w:r>
+              <w:rPr>
+                <w:rFonts w:ascii="Calibri" w:hAnsi="Calibri"/>
+                <w:b w:val="0"/>
+                <w:sz w:val="19"/>
+              </w:rPr>
+              <w:t>Expected plan</w:t>
+            </w:r>
+          </w:p>
+        </w:tc>
+        <w:tc>
+          <w:tcPr>
+            <w:tcW w:type="dxa" w:w="7200"/>
+            <w:vAlign w:val="center"/>
+          </w:tcPr>
+          <w:p>
+            <w:pPr>
+              <w:spacing w:after="40" w:before="40"/>
+            </w:pPr>
+            <w:r>
+              <w:rPr>
+                <w:rFonts w:ascii="Calibri" w:hAnsi="Calibri"/>
+                <w:b w:val="0"/>
+                <w:sz w:val="19"/>
+              </w:rPr>
+              <w:t>Azure DevOps only.</w:t>
+            </w:r>
+          </w:p>
+        </w:tc>
+      </w:tr>
+      <w:tr>
+        <w:tc>
+          <w:tcPr>
+            <w:tcW w:type="dxa" w:w="2160"/>
+            <w:vAlign w:val="center"/>
+          </w:tcPr>
+          <w:p>
+            <w:pPr>
+              <w:spacing w:after="40" w:before="40"/>
+            </w:pPr>
+            <w:r>
+              <w:rPr>
+                <w:rFonts w:ascii="Calibri" w:hAnsi="Calibri"/>
+                <w:b w:val="0"/>
+                <w:sz w:val="19"/>
+              </w:rPr>
+              <w:t>Expected scaffold</w:t>
+            </w:r>
+          </w:p>
+        </w:tc>
+        <w:tc>
+          <w:tcPr>
+            <w:tcW w:type="dxa" w:w="7200"/>
+            <w:vAlign w:val="center"/>
+          </w:tcPr>
+          <w:p>
+            <w:pPr>
+              <w:spacing w:after="40" w:before="40"/>
+            </w:pPr>
+            <w:r>
+              <w:rPr>
+                <w:rFonts w:ascii="Calibri" w:hAnsi="Calibri"/>
+                <w:b w:val="0"/>
+                <w:sz w:val="19"/>
+              </w:rPr>
+              <w:t>azure-pipelines.yml only, with selected Azure resources.</w:t>
+            </w:r>
+          </w:p>
+        </w:tc>
+      </w:tr>
+      <w:tr>
+        <w:tc>
+          <w:tcPr>
+            <w:tcW w:type="dxa" w:w="2160"/>
+            <w:vAlign w:val="center"/>
+          </w:tcPr>
+          <w:p>
+            <w:pPr>
+              <w:spacing w:after="40" w:before="40"/>
+            </w:pPr>
+            <w:r>
+              <w:rPr>
+                <w:rFonts w:ascii="Calibri" w:hAnsi="Calibri"/>
+                <w:b w:val="0"/>
+                <w:sz w:val="19"/>
+              </w:rPr>
+              <w:t>Must not produce</w:t>
+            </w:r>
+          </w:p>
+        </w:tc>
+        <w:tc>
+          <w:tcPr>
+            <w:tcW w:type="dxa" w:w="7200"/>
+            <w:vAlign w:val="center"/>
+          </w:tcPr>
+          <w:p>
+            <w:pPr>
+              <w:spacing w:after="40" w:before="40"/>
+            </w:pPr>
+            <w:r>
+              <w:rPr>
+                <w:rFonts w:ascii="Calibri" w:hAnsi="Calibri"/>
+                <w:b w:val="0"/>
+                <w:sz w:val="19"/>
+              </w:rPr>
+              <w:t>GitHub/GitLab/Jenkins files or AWS/GCP registry commands.</w:t>
+            </w:r>
+          </w:p>
+        </w:tc>
+      </w:tr>
+      <w:tr>
+        <w:tc>
+          <w:tcPr>
+            <w:tcW w:type="dxa" w:w="2160"/>
+            <w:vAlign w:val="center"/>
+          </w:tcPr>
+          <w:p>
+            <w:pPr>
+              <w:spacing w:after="40" w:before="40"/>
+            </w:pPr>
+            <w:r>
+              <w:rPr>
+                <w:rFonts w:ascii="Calibri" w:hAnsi="Calibri"/>
+                <w:b w:val="0"/>
+                <w:sz w:val="19"/>
+              </w:rPr>
+              <w:t>Expected result</w:t>
+            </w:r>
+          </w:p>
+        </w:tc>
+        <w:tc>
+          <w:tcPr>
+            <w:tcW w:type="dxa" w:w="7200"/>
+            <w:vAlign w:val="center"/>
+          </w:tcPr>
+          <w:p>
+            <w:pPr>
+              <w:spacing w:after="40" w:before="40"/>
+            </w:pPr>
+            <w:r>
+              <w:rPr>
+                <w:rFonts w:ascii="Calibri" w:hAnsi="Calibri"/>
+                <w:b w:val="0"/>
+                <w:sz w:val="19"/>
+              </w:rPr>
+              <w:t>Pipeline and cloud provider agree.</w:t>
+            </w:r>
+          </w:p>
+        </w:tc>
+      </w:tr>
+    </w:tbl>
+    <w:p>
+      <w:pPr>
+        <w:spacing w:after="40"/>
+      </w:pPr>
+    </w:p>
+    <w:p>
+      <w:pPr>
+        <w:pStyle w:val="Heading2"/>
+      </w:pPr>
+      <w:r>
+        <w:t>SF-34 - Jenkins and Cloud Build option handling</w:t>
+      </w:r>
+    </w:p>
+    <w:tbl>
+      <w:tblPr>
+        <w:tblStyle w:val="TableGrid"/>
+        <w:tblW w:type="auto" w:w="0"/>
+        <w:jc w:val="left"/>
+        <w:tblLayout w:type="fixed"/>
+        <w:tblLook w:firstColumn="1" w:firstRow="1" w:lastColumn="0" w:lastRow="0" w:noHBand="0" w:noVBand="1" w:val="04A0"/>
+      </w:tblPr>
+      <w:tblGrid>
+        <w:gridCol w:w="4968"/>
+        <w:gridCol w:w="4968"/>
+      </w:tblGrid>
+      <w:tr>
+        <w:trPr>
+          <w:tblHeader w:val="true"/>
+        </w:trPr>
+        <w:tc>
+          <w:tcPr>
+            <w:tcW w:type="dxa" w:w="2160"/>
+            <w:vAlign w:val="center"/>
+            <w:shd w:fill="1F4D78"/>
+          </w:tcPr>
+          <w:p>
+            <w:pPr>
+              <w:spacing w:after="40" w:before="40"/>
+            </w:pPr>
+            <w:r>
+              <w:rPr>
+                <w:rFonts w:ascii="Calibri" w:hAnsi="Calibri"/>
+                <w:b/>
+                <w:color w:val="FFFFFF"/>
+                <w:sz w:val="19"/>
+              </w:rPr>
+              <w:t>Check</w:t>
+            </w:r>
+          </w:p>
+        </w:tc>
+        <w:tc>
+          <w:tcPr>
+            <w:tcW w:type="dxa" w:w="7200"/>
+            <w:vAlign w:val="center"/>
+            <w:shd w:fill="1F4D78"/>
+          </w:tcPr>
+          <w:p>
+            <w:pPr>
+              <w:spacing w:after="40" w:before="40"/>
+            </w:pPr>
+            <w:r>
+              <w:rPr>
+                <w:rFonts w:ascii="Calibri" w:hAnsi="Calibri"/>
+                <w:b/>
+                <w:color w:val="FFFFFF"/>
+                <w:sz w:val="19"/>
+              </w:rPr>
+              <w:t>Expected behavior</w:t>
+            </w:r>
+          </w:p>
+        </w:tc>
+      </w:tr>
+      <w:tr>
+        <w:tc>
+          <w:tcPr>
+            <w:tcW w:type="dxa" w:w="2160"/>
+            <w:vAlign w:val="center"/>
+          </w:tcPr>
+          <w:p>
+            <w:pPr>
+              <w:spacing w:after="40" w:before="40"/>
+            </w:pPr>
+            <w:r>
+              <w:rPr>
+                <w:rFonts w:ascii="Calibri" w:hAnsi="Calibri"/>
+                <w:b w:val="0"/>
+                <w:sz w:val="19"/>
+              </w:rPr>
+              <w:t>Client prompt</w:t>
+            </w:r>
+          </w:p>
+        </w:tc>
+        <w:tc>
+          <w:tcPr>
+            <w:tcW w:type="dxa" w:w="7200"/>
+            <w:vAlign w:val="center"/>
+          </w:tcPr>
+          <w:p>
+            <w:pPr>
+              <w:spacing w:after="40" w:before="40"/>
+            </w:pPr>
+            <w:r>
+              <w:rPr>
+                <w:rFonts w:ascii="Calibri" w:hAnsi="Calibri"/>
+                <w:b w:val="0"/>
+                <w:sz w:val="19"/>
+              </w:rPr>
+              <w:t>Build a Google Cloud Run Python API.</w:t>
+            </w:r>
+          </w:p>
+        </w:tc>
+      </w:tr>
+      <w:tr>
+        <w:tc>
+          <w:tcPr>
+            <w:tcW w:type="dxa" w:w="2160"/>
+            <w:vAlign w:val="center"/>
+          </w:tcPr>
+          <w:p>
+            <w:pPr>
+              <w:spacing w:after="40" w:before="40"/>
+            </w:pPr>
+            <w:r>
+              <w:rPr>
+                <w:rFonts w:ascii="Calibri" w:hAnsi="Calibri"/>
+                <w:b w:val="0"/>
+                <w:sz w:val="19"/>
+              </w:rPr>
+              <w:t>Interview selections</w:t>
+            </w:r>
+          </w:p>
+        </w:tc>
+        <w:tc>
+          <w:tcPr>
+            <w:tcW w:type="dxa" w:w="7200"/>
+            <w:vAlign w:val="center"/>
+          </w:tcPr>
+          <w:p>
+            <w:pPr>
+              <w:spacing w:after="40" w:before="40"/>
+            </w:pPr>
+            <w:r>
+              <w:rPr>
+                <w:rFonts w:ascii="Calibri" w:hAnsi="Calibri"/>
+                <w:b w:val="0"/>
+                <w:sz w:val="19"/>
+              </w:rPr>
+              <w:t>Run once with Jenkins and once with Cloud Build; no data; private; staging.</w:t>
+            </w:r>
+          </w:p>
+        </w:tc>
+      </w:tr>
+      <w:tr>
+        <w:tc>
+          <w:tcPr>
+            <w:tcW w:type="dxa" w:w="2160"/>
+            <w:vAlign w:val="center"/>
+          </w:tcPr>
+          <w:p>
+            <w:pPr>
+              <w:spacing w:after="40" w:before="40"/>
+            </w:pPr>
+            <w:r>
+              <w:rPr>
+                <w:rFonts w:ascii="Calibri" w:hAnsi="Calibri"/>
+                <w:b w:val="0"/>
+                <w:sz w:val="19"/>
+              </w:rPr>
+              <w:t>Expected plan</w:t>
+            </w:r>
+          </w:p>
+        </w:tc>
+        <w:tc>
+          <w:tcPr>
+            <w:tcW w:type="dxa" w:w="7200"/>
+            <w:vAlign w:val="center"/>
+          </w:tcPr>
+          <w:p>
+            <w:pPr>
+              <w:spacing w:after="40" w:before="40"/>
+            </w:pPr>
+            <w:r>
+              <w:rPr>
+                <w:rFonts w:ascii="Calibri" w:hAnsi="Calibri"/>
+                <w:b w:val="0"/>
+                <w:sz w:val="19"/>
+              </w:rPr>
+              <w:t>Each run names the selected CI provider only.</w:t>
+            </w:r>
+          </w:p>
+        </w:tc>
+      </w:tr>
+      <w:tr>
+        <w:tc>
+          <w:tcPr>
+            <w:tcW w:type="dxa" w:w="2160"/>
+            <w:vAlign w:val="center"/>
+          </w:tcPr>
+          <w:p>
+            <w:pPr>
+              <w:spacing w:after="40" w:before="40"/>
+            </w:pPr>
+            <w:r>
+              <w:rPr>
+                <w:rFonts w:ascii="Calibri" w:hAnsi="Calibri"/>
+                <w:b w:val="0"/>
+                <w:sz w:val="19"/>
+              </w:rPr>
+              <w:t>Expected scaffold</w:t>
+            </w:r>
+          </w:p>
+        </w:tc>
+        <w:tc>
+          <w:tcPr>
+            <w:tcW w:type="dxa" w:w="7200"/>
+            <w:vAlign w:val="center"/>
+          </w:tcPr>
+          <w:p>
+            <w:pPr>
+              <w:spacing w:after="40" w:before="40"/>
+            </w:pPr>
+            <w:r>
+              <w:rPr>
+                <w:rFonts w:ascii="Calibri" w:hAnsi="Calibri"/>
+                <w:b w:val="0"/>
+                <w:sz w:val="19"/>
+              </w:rPr>
+              <w:t>Only Jenkinsfile for Jenkins or cloudbuild.yaml for Cloud Build.</w:t>
+            </w:r>
+          </w:p>
+        </w:tc>
+      </w:tr>
+      <w:tr>
+        <w:tc>
+          <w:tcPr>
+            <w:tcW w:type="dxa" w:w="2160"/>
+            <w:vAlign w:val="center"/>
+          </w:tcPr>
+          <w:p>
+            <w:pPr>
+              <w:spacing w:after="40" w:before="40"/>
+            </w:pPr>
+            <w:r>
+              <w:rPr>
+                <w:rFonts w:ascii="Calibri" w:hAnsi="Calibri"/>
+                <w:b w:val="0"/>
+                <w:sz w:val="19"/>
+              </w:rPr>
+              <w:t>Must not produce</w:t>
+            </w:r>
+          </w:p>
+        </w:tc>
+        <w:tc>
+          <w:tcPr>
+            <w:tcW w:type="dxa" w:w="7200"/>
+            <w:vAlign w:val="center"/>
+          </w:tcPr>
+          <w:p>
+            <w:pPr>
+              <w:spacing w:after="40" w:before="40"/>
+            </w:pPr>
+            <w:r>
+              <w:rPr>
+                <w:rFonts w:ascii="Calibri" w:hAnsi="Calibri"/>
+                <w:b w:val="0"/>
+                <w:sz w:val="19"/>
+              </w:rPr>
+              <w:t>A default GitHub workflow remains after CI selection changes.</w:t>
+            </w:r>
+          </w:p>
+        </w:tc>
+      </w:tr>
+      <w:tr>
+        <w:tc>
+          <w:tcPr>
+            <w:tcW w:type="dxa" w:w="2160"/>
+            <w:vAlign w:val="center"/>
+          </w:tcPr>
+          <w:p>
+            <w:pPr>
+              <w:spacing w:after="40" w:before="40"/>
+            </w:pPr>
+            <w:r>
+              <w:rPr>
+                <w:rFonts w:ascii="Calibri" w:hAnsi="Calibri"/>
+                <w:b w:val="0"/>
+                <w:sz w:val="19"/>
+              </w:rPr>
+              <w:t>Expected result</w:t>
+            </w:r>
+          </w:p>
+        </w:tc>
+        <w:tc>
+          <w:tcPr>
+            <w:tcW w:type="dxa" w:w="7200"/>
+            <w:vAlign w:val="center"/>
+          </w:tcPr>
+          <w:p>
+            <w:pPr>
+              <w:spacing w:after="40" w:before="40"/>
+            </w:pPr>
+            <w:r>
+              <w:rPr>
+                <w:rFonts w:ascii="Calibri" w:hAnsi="Calibri"/>
+                <w:b w:val="0"/>
+                <w:sz w:val="19"/>
+              </w:rPr>
+              <w:t>CI selection is an independent requirement axis.</w:t>
+            </w:r>
+          </w:p>
+        </w:tc>
+      </w:tr>
+    </w:tbl>
+    <w:p>
+      <w:pPr>
+        <w:spacing w:after="40"/>
+      </w:pPr>
+    </w:p>
+    <w:p>
+      <w:pPr>
+        <w:pStyle w:val="Heading2"/>
+      </w:pPr>
+      <w:r>
+        <w:t>SF-35 - Public HTTP default-hostname boundary</w:t>
+      </w:r>
+    </w:p>
+    <w:tbl>
+      <w:tblPr>
+        <w:tblStyle w:val="TableGrid"/>
+        <w:tblW w:type="auto" w:w="0"/>
+        <w:jc w:val="left"/>
+        <w:tblLayout w:type="fixed"/>
+        <w:tblLook w:firstColumn="1" w:firstRow="1" w:lastColumn="0" w:lastRow="0" w:noHBand="0" w:noVBand="1" w:val="04A0"/>
+      </w:tblPr>
+      <w:tblGrid>
+        <w:gridCol w:w="4968"/>
+        <w:gridCol w:w="4968"/>
+      </w:tblGrid>
+      <w:tr>
+        <w:trPr>
+          <w:tblHeader w:val="true"/>
+        </w:trPr>
+        <w:tc>
+          <w:tcPr>
+            <w:tcW w:type="dxa" w:w="2160"/>
+            <w:vAlign w:val="center"/>
+            <w:shd w:fill="1F4D78"/>
+          </w:tcPr>
+          <w:p>
+            <w:pPr>
+              <w:spacing w:after="40" w:before="40"/>
+            </w:pPr>
+            <w:r>
+              <w:rPr>
+                <w:rFonts w:ascii="Calibri" w:hAnsi="Calibri"/>
+                <w:b/>
+                <w:color w:val="FFFFFF"/>
+                <w:sz w:val="19"/>
+              </w:rPr>
+              <w:t>Check</w:t>
+            </w:r>
+          </w:p>
+        </w:tc>
+        <w:tc>
+          <w:tcPr>
+            <w:tcW w:type="dxa" w:w="7200"/>
+            <w:vAlign w:val="center"/>
+            <w:shd w:fill="1F4D78"/>
+          </w:tcPr>
+          <w:p>
+            <w:pPr>
+              <w:spacing w:after="40" w:before="40"/>
+            </w:pPr>
+            <w:r>
+              <w:rPr>
+                <w:rFonts w:ascii="Calibri" w:hAnsi="Calibri"/>
+                <w:b/>
+                <w:color w:val="FFFFFF"/>
+                <w:sz w:val="19"/>
+              </w:rPr>
+              <w:t>Expected behavior</w:t>
+            </w:r>
+          </w:p>
+        </w:tc>
+      </w:tr>
+      <w:tr>
+        <w:tc>
+          <w:tcPr>
+            <w:tcW w:type="dxa" w:w="2160"/>
+            <w:vAlign w:val="center"/>
+          </w:tcPr>
+          <w:p>
+            <w:pPr>
+              <w:spacing w:after="40" w:before="40"/>
+            </w:pPr>
+            <w:r>
+              <w:rPr>
+                <w:rFonts w:ascii="Calibri" w:hAnsi="Calibri"/>
+                <w:b w:val="0"/>
+                <w:sz w:val="19"/>
+              </w:rPr>
+              <w:t>Client prompt</w:t>
+            </w:r>
+          </w:p>
+        </w:tc>
+        <w:tc>
+          <w:tcPr>
+            <w:tcW w:type="dxa" w:w="7200"/>
+            <w:vAlign w:val="center"/>
+          </w:tcPr>
+          <w:p>
+            <w:pPr>
+              <w:spacing w:after="40" w:before="40"/>
+            </w:pPr>
+            <w:r>
+              <w:rPr>
+                <w:rFonts w:ascii="Calibri" w:hAnsi="Calibri"/>
+                <w:b w:val="0"/>
+                <w:sz w:val="19"/>
+              </w:rPr>
+              <w:t>Build AWS ECS Node API.</w:t>
+            </w:r>
+          </w:p>
+        </w:tc>
+      </w:tr>
+      <w:tr>
+        <w:tc>
+          <w:tcPr>
+            <w:tcW w:type="dxa" w:w="2160"/>
+            <w:vAlign w:val="center"/>
+          </w:tcPr>
+          <w:p>
+            <w:pPr>
+              <w:spacing w:after="40" w:before="40"/>
+            </w:pPr>
+            <w:r>
+              <w:rPr>
+                <w:rFonts w:ascii="Calibri" w:hAnsi="Calibri"/>
+                <w:b w:val="0"/>
+                <w:sz w:val="19"/>
+              </w:rPr>
+              <w:t>Interview selections</w:t>
+            </w:r>
+          </w:p>
+        </w:tc>
+        <w:tc>
+          <w:tcPr>
+            <w:tcW w:type="dxa" w:w="7200"/>
+            <w:vAlign w:val="center"/>
+          </w:tcPr>
+          <w:p>
+            <w:pPr>
+              <w:spacing w:after="40" w:before="40"/>
+            </w:pPr>
+            <w:r>
+              <w:rPr>
+                <w:rFonts w:ascii="Calibri" w:hAnsi="Calibri"/>
+                <w:b w:val="0"/>
+                <w:sz w:val="19"/>
+              </w:rPr>
+              <w:t>Public HTTP on default hostname; no data; development; small traffic.</w:t>
+            </w:r>
+          </w:p>
+        </w:tc>
+      </w:tr>
+      <w:tr>
+        <w:tc>
+          <w:tcPr>
+            <w:tcW w:type="dxa" w:w="2160"/>
+            <w:vAlign w:val="center"/>
+          </w:tcPr>
+          <w:p>
+            <w:pPr>
+              <w:spacing w:after="40" w:before="40"/>
+            </w:pPr>
+            <w:r>
+              <w:rPr>
+                <w:rFonts w:ascii="Calibri" w:hAnsi="Calibri"/>
+                <w:b w:val="0"/>
+                <w:sz w:val="19"/>
+              </w:rPr>
+              <w:t>Expected plan</w:t>
+            </w:r>
+          </w:p>
+        </w:tc>
+        <w:tc>
+          <w:tcPr>
+            <w:tcW w:type="dxa" w:w="7200"/>
+            <w:vAlign w:val="center"/>
+          </w:tcPr>
+          <w:p>
+            <w:pPr>
+              <w:spacing w:after="40" w:before="40"/>
+            </w:pPr>
+            <w:r>
+              <w:rPr>
+                <w:rFonts w:ascii="Calibri" w:hAnsi="Calibri"/>
+                <w:b w:val="0"/>
+                <w:sz w:val="19"/>
+              </w:rPr>
+              <w:t>HTTP default hostname only, with HTTPS/custom-domain limitation explained.</w:t>
+            </w:r>
+          </w:p>
+        </w:tc>
+      </w:tr>
+      <w:tr>
+        <w:tc>
+          <w:tcPr>
+            <w:tcW w:type="dxa" w:w="2160"/>
+            <w:vAlign w:val="center"/>
+          </w:tcPr>
+          <w:p>
+            <w:pPr>
+              <w:spacing w:after="40" w:before="40"/>
+            </w:pPr>
+            <w:r>
+              <w:rPr>
+                <w:rFonts w:ascii="Calibri" w:hAnsi="Calibri"/>
+                <w:b w:val="0"/>
+                <w:sz w:val="19"/>
+              </w:rPr>
+              <w:t>Expected scaffold</w:t>
+            </w:r>
+          </w:p>
+        </w:tc>
+        <w:tc>
+          <w:tcPr>
+            <w:tcW w:type="dxa" w:w="7200"/>
+            <w:vAlign w:val="center"/>
+          </w:tcPr>
+          <w:p>
+            <w:pPr>
+              <w:spacing w:after="40" w:before="40"/>
+            </w:pPr>
+            <w:r>
+              <w:rPr>
+                <w:rFonts w:ascii="Calibri" w:hAnsi="Calibri"/>
+                <w:b w:val="0"/>
+                <w:sz w:val="19"/>
+              </w:rPr>
+              <w:t>Public load balancer delivery without fabricated certificate/DNS files.</w:t>
+            </w:r>
+          </w:p>
+        </w:tc>
+      </w:tr>
+      <w:tr>
+        <w:tc>
+          <w:tcPr>
+            <w:tcW w:type="dxa" w:w="2160"/>
+            <w:vAlign w:val="center"/>
+          </w:tcPr>
+          <w:p>
+            <w:pPr>
+              <w:spacing w:after="40" w:before="40"/>
+            </w:pPr>
+            <w:r>
+              <w:rPr>
+                <w:rFonts w:ascii="Calibri" w:hAnsi="Calibri"/>
+                <w:b w:val="0"/>
+                <w:sz w:val="19"/>
+              </w:rPr>
+              <w:t>Must not produce</w:t>
+            </w:r>
+          </w:p>
+        </w:tc>
+        <w:tc>
+          <w:tcPr>
+            <w:tcW w:type="dxa" w:w="7200"/>
+            <w:vAlign w:val="center"/>
+          </w:tcPr>
+          <w:p>
+            <w:pPr>
+              <w:spacing w:after="40" w:before="40"/>
+            </w:pPr>
+            <w:r>
+              <w:rPr>
+                <w:rFonts w:ascii="Calibri" w:hAnsi="Calibri"/>
+                <w:b w:val="0"/>
+                <w:sz w:val="19"/>
+              </w:rPr>
+              <w:t>Trusted HTTPS, ACM certificate, custom DNS record, or fake domain.</w:t>
+            </w:r>
+          </w:p>
+        </w:tc>
+      </w:tr>
+      <w:tr>
+        <w:tc>
+          <w:tcPr>
+            <w:tcW w:type="dxa" w:w="2160"/>
+            <w:vAlign w:val="center"/>
+          </w:tcPr>
+          <w:p>
+            <w:pPr>
+              <w:spacing w:after="40" w:before="40"/>
+            </w:pPr>
+            <w:r>
+              <w:rPr>
+                <w:rFonts w:ascii="Calibri" w:hAnsi="Calibri"/>
+                <w:b w:val="0"/>
+                <w:sz w:val="19"/>
+              </w:rPr>
+              <w:t>Expected result</w:t>
+            </w:r>
+          </w:p>
+        </w:tc>
+        <w:tc>
+          <w:tcPr>
+            <w:tcW w:type="dxa" w:w="7200"/>
+            <w:vAlign w:val="center"/>
+          </w:tcPr>
+          <w:p>
+            <w:pPr>
+              <w:spacing w:after="40" w:before="40"/>
+            </w:pPr>
+            <w:r>
+              <w:rPr>
+                <w:rFonts w:ascii="Calibri" w:hAnsi="Calibri"/>
+                <w:b w:val="0"/>
+                <w:sz w:val="19"/>
+              </w:rPr>
+              <w:t>Plan is accurate about default-hostname security boundary.</w:t>
+            </w:r>
+          </w:p>
+        </w:tc>
+      </w:tr>
+    </w:tbl>
+    <w:p>
+      <w:pPr>
+        <w:spacing w:after="40"/>
+      </w:pPr>
+    </w:p>
+    <w:p>
+      <w:pPr>
+        <w:pStyle w:val="Heading2"/>
+      </w:pPr>
+      <w:r>
+        <w:t>SF-36 - Private access boundary</w:t>
+      </w:r>
+    </w:p>
+    <w:tbl>
+      <w:tblPr>
+        <w:tblStyle w:val="TableGrid"/>
+        <w:tblW w:type="auto" w:w="0"/>
+        <w:jc w:val="left"/>
+        <w:tblLayout w:type="fixed"/>
+        <w:tblLook w:firstColumn="1" w:firstRow="1" w:lastColumn="0" w:lastRow="0" w:noHBand="0" w:noVBand="1" w:val="04A0"/>
+      </w:tblPr>
+      <w:tblGrid>
+        <w:gridCol w:w="4968"/>
+        <w:gridCol w:w="4968"/>
+      </w:tblGrid>
+      <w:tr>
+        <w:trPr>
+          <w:tblHeader w:val="true"/>
+        </w:trPr>
+        <w:tc>
+          <w:tcPr>
+            <w:tcW w:type="dxa" w:w="2160"/>
+            <w:vAlign w:val="center"/>
+            <w:shd w:fill="1F4D78"/>
+          </w:tcPr>
+          <w:p>
+            <w:pPr>
+              <w:spacing w:after="40" w:before="40"/>
+            </w:pPr>
+            <w:r>
+              <w:rPr>
+                <w:rFonts w:ascii="Calibri" w:hAnsi="Calibri"/>
+                <w:b/>
+                <w:color w:val="FFFFFF"/>
+                <w:sz w:val="19"/>
+              </w:rPr>
+              <w:t>Check</w:t>
+            </w:r>
+          </w:p>
+        </w:tc>
+        <w:tc>
+          <w:tcPr>
+            <w:tcW w:type="dxa" w:w="7200"/>
+            <w:vAlign w:val="center"/>
+            <w:shd w:fill="1F4D78"/>
+          </w:tcPr>
+          <w:p>
+            <w:pPr>
+              <w:spacing w:after="40" w:before="40"/>
+            </w:pPr>
+            <w:r>
+              <w:rPr>
+                <w:rFonts w:ascii="Calibri" w:hAnsi="Calibri"/>
+                <w:b/>
+                <w:color w:val="FFFFFF"/>
+                <w:sz w:val="19"/>
+              </w:rPr>
+              <w:t>Expected behavior</w:t>
+            </w:r>
+          </w:p>
+        </w:tc>
+      </w:tr>
+      <w:tr>
+        <w:tc>
+          <w:tcPr>
+            <w:tcW w:type="dxa" w:w="2160"/>
+            <w:vAlign w:val="center"/>
+          </w:tcPr>
+          <w:p>
+            <w:pPr>
+              <w:spacing w:after="40" w:before="40"/>
+            </w:pPr>
+            <w:r>
+              <w:rPr>
+                <w:rFonts w:ascii="Calibri" w:hAnsi="Calibri"/>
+                <w:b w:val="0"/>
+                <w:sz w:val="19"/>
+              </w:rPr>
+              <w:t>Client prompt</w:t>
+            </w:r>
+          </w:p>
+        </w:tc>
+        <w:tc>
+          <w:tcPr>
+            <w:tcW w:type="dxa" w:w="7200"/>
+            <w:vAlign w:val="center"/>
+          </w:tcPr>
+          <w:p>
+            <w:pPr>
+              <w:spacing w:after="40" w:before="40"/>
+            </w:pPr>
+            <w:r>
+              <w:rPr>
+                <w:rFonts w:ascii="Calibri" w:hAnsi="Calibri"/>
+                <w:b w:val="0"/>
+                <w:sz w:val="19"/>
+              </w:rPr>
+              <w:t>Build GKE Python API.</w:t>
+            </w:r>
+          </w:p>
+        </w:tc>
+      </w:tr>
+      <w:tr>
+        <w:tc>
+          <w:tcPr>
+            <w:tcW w:type="dxa" w:w="2160"/>
+            <w:vAlign w:val="center"/>
+          </w:tcPr>
+          <w:p>
+            <w:pPr>
+              <w:spacing w:after="40" w:before="40"/>
+            </w:pPr>
+            <w:r>
+              <w:rPr>
+                <w:rFonts w:ascii="Calibri" w:hAnsi="Calibri"/>
+                <w:b w:val="0"/>
+                <w:sz w:val="19"/>
+              </w:rPr>
+              <w:t>Interview selections</w:t>
+            </w:r>
+          </w:p>
+        </w:tc>
+        <w:tc>
+          <w:tcPr>
+            <w:tcW w:type="dxa" w:w="7200"/>
+            <w:vAlign w:val="center"/>
+          </w:tcPr>
+          <w:p>
+            <w:pPr>
+              <w:spacing w:after="40" w:before="40"/>
+            </w:pPr>
+            <w:r>
+              <w:rPr>
+                <w:rFonts w:ascii="Calibri" w:hAnsi="Calibri"/>
+                <w:b w:val="0"/>
+                <w:sz w:val="19"/>
+              </w:rPr>
+              <w:t>Private/internal; development and staging; no data; small traffic.</w:t>
+            </w:r>
+          </w:p>
+        </w:tc>
+      </w:tr>
+      <w:tr>
+        <w:tc>
+          <w:tcPr>
+            <w:tcW w:type="dxa" w:w="2160"/>
+            <w:vAlign w:val="center"/>
+          </w:tcPr>
+          <w:p>
+            <w:pPr>
+              <w:spacing w:after="40" w:before="40"/>
+            </w:pPr>
+            <w:r>
+              <w:rPr>
+                <w:rFonts w:ascii="Calibri" w:hAnsi="Calibri"/>
+                <w:b w:val="0"/>
+                <w:sz w:val="19"/>
+              </w:rPr>
+              <w:t>Expected plan</w:t>
+            </w:r>
+          </w:p>
+        </w:tc>
+        <w:tc>
+          <w:tcPr>
+            <w:tcW w:type="dxa" w:w="7200"/>
+            <w:vAlign w:val="center"/>
+          </w:tcPr>
+          <w:p>
+            <w:pPr>
+              <w:spacing w:after="40" w:before="40"/>
+            </w:pPr>
+            <w:r>
+              <w:rPr>
+                <w:rFonts w:ascii="Calibri" w:hAnsi="Calibri"/>
+                <w:b w:val="0"/>
+                <w:sz w:val="19"/>
+              </w:rPr>
+              <w:t>Private delivery only; no public hostname claim.</w:t>
+            </w:r>
+          </w:p>
+        </w:tc>
+      </w:tr>
+      <w:tr>
+        <w:tc>
+          <w:tcPr>
+            <w:tcW w:type="dxa" w:w="2160"/>
+            <w:vAlign w:val="center"/>
+          </w:tcPr>
+          <w:p>
+            <w:pPr>
+              <w:spacing w:after="40" w:before="40"/>
+            </w:pPr>
+            <w:r>
+              <w:rPr>
+                <w:rFonts w:ascii="Calibri" w:hAnsi="Calibri"/>
+                <w:b w:val="0"/>
+                <w:sz w:val="19"/>
+              </w:rPr>
+              <w:t>Expected scaffold</w:t>
+            </w:r>
+          </w:p>
+        </w:tc>
+        <w:tc>
+          <w:tcPr>
+            <w:tcW w:type="dxa" w:w="7200"/>
+            <w:vAlign w:val="center"/>
+          </w:tcPr>
+          <w:p>
+            <w:pPr>
+              <w:spacing w:after="40" w:before="40"/>
+            </w:pPr>
+            <w:r>
+              <w:rPr>
+                <w:rFonts w:ascii="Calibri" w:hAnsi="Calibri"/>
+                <w:b w:val="0"/>
+                <w:sz w:val="19"/>
+              </w:rPr>
+              <w:t>Ingress disabled or private-only service configuration as profile supports.</w:t>
+            </w:r>
+          </w:p>
+        </w:tc>
+      </w:tr>
+      <w:tr>
+        <w:tc>
+          <w:tcPr>
+            <w:tcW w:type="dxa" w:w="2160"/>
+            <w:vAlign w:val="center"/>
+          </w:tcPr>
+          <w:p>
+            <w:pPr>
+              <w:spacing w:after="40" w:before="40"/>
+            </w:pPr>
+            <w:r>
+              <w:rPr>
+                <w:rFonts w:ascii="Calibri" w:hAnsi="Calibri"/>
+                <w:b w:val="0"/>
+                <w:sz w:val="19"/>
+              </w:rPr>
+              <w:t>Must not produce</w:t>
+            </w:r>
+          </w:p>
+        </w:tc>
+        <w:tc>
+          <w:tcPr>
+            <w:tcW w:type="dxa" w:w="7200"/>
+            <w:vAlign w:val="center"/>
+          </w:tcPr>
+          <w:p>
+            <w:pPr>
+              <w:spacing w:after="40" w:before="40"/>
+            </w:pPr>
+            <w:r>
+              <w:rPr>
+                <w:rFonts w:ascii="Calibri" w:hAnsi="Calibri"/>
+                <w:b w:val="0"/>
+                <w:sz w:val="19"/>
+              </w:rPr>
+              <w:t>Public load balancer, public ingress host, public invoker, or internet access claim.</w:t>
+            </w:r>
+          </w:p>
+        </w:tc>
+      </w:tr>
+      <w:tr>
+        <w:tc>
+          <w:tcPr>
+            <w:tcW w:type="dxa" w:w="2160"/>
+            <w:vAlign w:val="center"/>
+          </w:tcPr>
+          <w:p>
+            <w:pPr>
+              <w:spacing w:after="40" w:before="40"/>
+            </w:pPr>
+            <w:r>
+              <w:rPr>
+                <w:rFonts w:ascii="Calibri" w:hAnsi="Calibri"/>
+                <w:b w:val="0"/>
+                <w:sz w:val="19"/>
+              </w:rPr>
+              <w:t>Expected result</w:t>
+            </w:r>
+          </w:p>
+        </w:tc>
+        <w:tc>
+          <w:tcPr>
+            <w:tcW w:type="dxa" w:w="7200"/>
+            <w:vAlign w:val="center"/>
+          </w:tcPr>
+          <w:p>
+            <w:pPr>
+              <w:spacing w:after="40" w:before="40"/>
+            </w:pPr>
+            <w:r>
+              <w:rPr>
+                <w:rFonts w:ascii="Calibri" w:hAnsi="Calibri"/>
+                <w:b w:val="0"/>
+                <w:sz w:val="19"/>
+              </w:rPr>
+              <w:t>Selected private access is preserved end-to-end.</w:t>
+            </w:r>
+          </w:p>
+        </w:tc>
+      </w:tr>
+    </w:tbl>
+    <w:p>
+      <w:pPr>
+        <w:spacing w:after="40"/>
+      </w:pPr>
+    </w:p>
+    <w:p>
+      <w:pPr>
+        <w:pStyle w:val="Heading2"/>
+      </w:pPr>
+      <w:r>
+        <w:t>SF-37 - Small, medium and high scale mapping</w:t>
+      </w:r>
+    </w:p>
+    <w:tbl>
+      <w:tblPr>
+        <w:tblStyle w:val="TableGrid"/>
+        <w:tblW w:type="auto" w:w="0"/>
+        <w:jc w:val="left"/>
+        <w:tblLayout w:type="fixed"/>
+        <w:tblLook w:firstColumn="1" w:firstRow="1" w:lastColumn="0" w:lastRow="0" w:noHBand="0" w:noVBand="1" w:val="04A0"/>
+      </w:tblPr>
+      <w:tblGrid>
+        <w:gridCol w:w="4968"/>
+        <w:gridCol w:w="4968"/>
+      </w:tblGrid>
+      <w:tr>
+        <w:trPr>
+          <w:tblHeader w:val="true"/>
+        </w:trPr>
+        <w:tc>
+          <w:tcPr>
+            <w:tcW w:type="dxa" w:w="2160"/>
+            <w:vAlign w:val="center"/>
+            <w:shd w:fill="1F4D78"/>
+          </w:tcPr>
+          <w:p>
+            <w:pPr>
+              <w:spacing w:after="40" w:before="40"/>
+            </w:pPr>
+            <w:r>
+              <w:rPr>
+                <w:rFonts w:ascii="Calibri" w:hAnsi="Calibri"/>
+                <w:b/>
+                <w:color w:val="FFFFFF"/>
+                <w:sz w:val="19"/>
+              </w:rPr>
+              <w:t>Check</w:t>
+            </w:r>
+          </w:p>
+        </w:tc>
+        <w:tc>
+          <w:tcPr>
+            <w:tcW w:type="dxa" w:w="7200"/>
+            <w:vAlign w:val="center"/>
+            <w:shd w:fill="1F4D78"/>
+          </w:tcPr>
+          <w:p>
+            <w:pPr>
+              <w:spacing w:after="40" w:before="40"/>
+            </w:pPr>
+            <w:r>
+              <w:rPr>
+                <w:rFonts w:ascii="Calibri" w:hAnsi="Calibri"/>
+                <w:b/>
+                <w:color w:val="FFFFFF"/>
+                <w:sz w:val="19"/>
+              </w:rPr>
+              <w:t>Expected behavior</w:t>
+            </w:r>
+          </w:p>
+        </w:tc>
+      </w:tr>
+      <w:tr>
+        <w:tc>
+          <w:tcPr>
+            <w:tcW w:type="dxa" w:w="2160"/>
+            <w:vAlign w:val="center"/>
+          </w:tcPr>
+          <w:p>
+            <w:pPr>
+              <w:spacing w:after="40" w:before="40"/>
+            </w:pPr>
+            <w:r>
+              <w:rPr>
+                <w:rFonts w:ascii="Calibri" w:hAnsi="Calibri"/>
+                <w:b w:val="0"/>
+                <w:sz w:val="19"/>
+              </w:rPr>
+              <w:t>Client prompt</w:t>
+            </w:r>
+          </w:p>
+        </w:tc>
+        <w:tc>
+          <w:tcPr>
+            <w:tcW w:type="dxa" w:w="7200"/>
+            <w:vAlign w:val="center"/>
+          </w:tcPr>
+          <w:p>
+            <w:pPr>
+              <w:spacing w:after="40" w:before="40"/>
+            </w:pPr>
+            <w:r>
+              <w:rPr>
+                <w:rFonts w:ascii="Calibri" w:hAnsi="Calibri"/>
+                <w:b w:val="0"/>
+                <w:sz w:val="19"/>
+              </w:rPr>
+              <w:t>Build AWS EKS Go API.</w:t>
+            </w:r>
+          </w:p>
+        </w:tc>
+      </w:tr>
+      <w:tr>
+        <w:tc>
+          <w:tcPr>
+            <w:tcW w:type="dxa" w:w="2160"/>
+            <w:vAlign w:val="center"/>
+          </w:tcPr>
+          <w:p>
+            <w:pPr>
+              <w:spacing w:after="40" w:before="40"/>
+            </w:pPr>
+            <w:r>
+              <w:rPr>
+                <w:rFonts w:ascii="Calibri" w:hAnsi="Calibri"/>
+                <w:b w:val="0"/>
+                <w:sz w:val="19"/>
+              </w:rPr>
+              <w:t>Interview selections</w:t>
+            </w:r>
+          </w:p>
+        </w:tc>
+        <w:tc>
+          <w:tcPr>
+            <w:tcW w:type="dxa" w:w="7200"/>
+            <w:vAlign w:val="center"/>
+          </w:tcPr>
+          <w:p>
+            <w:pPr>
+              <w:spacing w:after="40" w:before="40"/>
+            </w:pPr>
+            <w:r>
+              <w:rPr>
+                <w:rFonts w:ascii="Calibri" w:hAnsi="Calibri"/>
+                <w:b w:val="0"/>
+                <w:sz w:val="19"/>
+              </w:rPr>
+              <w:t>Run three times: small, medium, high; public HTTP; Redis; development/staging.</w:t>
+            </w:r>
+          </w:p>
+        </w:tc>
+      </w:tr>
+      <w:tr>
+        <w:tc>
+          <w:tcPr>
+            <w:tcW w:type="dxa" w:w="2160"/>
+            <w:vAlign w:val="center"/>
+          </w:tcPr>
+          <w:p>
+            <w:pPr>
+              <w:spacing w:after="40" w:before="40"/>
+            </w:pPr>
+            <w:r>
+              <w:rPr>
+                <w:rFonts w:ascii="Calibri" w:hAnsi="Calibri"/>
+                <w:b w:val="0"/>
+                <w:sz w:val="19"/>
+              </w:rPr>
+              <w:t>Expected plan</w:t>
+            </w:r>
+          </w:p>
+        </w:tc>
+        <w:tc>
+          <w:tcPr>
+            <w:tcW w:type="dxa" w:w="7200"/>
+            <w:vAlign w:val="center"/>
+          </w:tcPr>
+          <w:p>
+            <w:pPr>
+              <w:spacing w:after="40" w:before="40"/>
+            </w:pPr>
+            <w:r>
+              <w:rPr>
+                <w:rFonts w:ascii="Calibri" w:hAnsi="Calibri"/>
+                <w:b w:val="0"/>
+                <w:sz w:val="19"/>
+              </w:rPr>
+              <w:t>Scale language matches the selected tier for each run.</w:t>
+            </w:r>
+          </w:p>
+        </w:tc>
+      </w:tr>
+      <w:tr>
+        <w:tc>
+          <w:tcPr>
+            <w:tcW w:type="dxa" w:w="2160"/>
+            <w:vAlign w:val="center"/>
+          </w:tcPr>
+          <w:p>
+            <w:pPr>
+              <w:spacing w:after="40" w:before="40"/>
+            </w:pPr>
+            <w:r>
+              <w:rPr>
+                <w:rFonts w:ascii="Calibri" w:hAnsi="Calibri"/>
+                <w:b w:val="0"/>
+                <w:sz w:val="19"/>
+              </w:rPr>
+              <w:t>Expected scaffold</w:t>
+            </w:r>
+          </w:p>
+        </w:tc>
+        <w:tc>
+          <w:tcPr>
+            <w:tcW w:type="dxa" w:w="7200"/>
+            <w:vAlign w:val="center"/>
+          </w:tcPr>
+          <w:p>
+            <w:pPr>
+              <w:spacing w:after="40" w:before="40"/>
+            </w:pPr>
+            <w:r>
+              <w:rPr>
+                <w:rFonts w:ascii="Calibri" w:hAnsi="Calibri"/>
+                <w:b w:val="0"/>
+                <w:sz w:val="19"/>
+              </w:rPr>
+              <w:t>Helm replica/HPA values match the selected tier; high enables automatic scaling.</w:t>
+            </w:r>
+          </w:p>
+        </w:tc>
+      </w:tr>
+      <w:tr>
+        <w:tc>
+          <w:tcPr>
+            <w:tcW w:type="dxa" w:w="2160"/>
+            <w:vAlign w:val="center"/>
+          </w:tcPr>
+          <w:p>
+            <w:pPr>
+              <w:spacing w:after="40" w:before="40"/>
+            </w:pPr>
+            <w:r>
+              <w:rPr>
+                <w:rFonts w:ascii="Calibri" w:hAnsi="Calibri"/>
+                <w:b w:val="0"/>
+                <w:sz w:val="19"/>
+              </w:rPr>
+              <w:t>Must not produce</w:t>
+            </w:r>
+          </w:p>
+        </w:tc>
+        <w:tc>
+          <w:tcPr>
+            <w:tcW w:type="dxa" w:w="7200"/>
+            <w:vAlign w:val="center"/>
+          </w:tcPr>
+          <w:p>
+            <w:pPr>
+              <w:spacing w:after="40" w:before="40"/>
+            </w:pPr>
+            <w:r>
+              <w:rPr>
+                <w:rFonts w:ascii="Calibri" w:hAnsi="Calibri"/>
+                <w:b w:val="0"/>
+                <w:sz w:val="19"/>
+              </w:rPr>
+              <w:t>Same fixed replicas for every tier or HPA missing for high traffic.</w:t>
+            </w:r>
+          </w:p>
+        </w:tc>
+      </w:tr>
+      <w:tr>
+        <w:tc>
+          <w:tcPr>
+            <w:tcW w:type="dxa" w:w="2160"/>
+            <w:vAlign w:val="center"/>
+          </w:tcPr>
+          <w:p>
+            <w:pPr>
+              <w:spacing w:after="40" w:before="40"/>
+            </w:pPr>
+            <w:r>
+              <w:rPr>
+                <w:rFonts w:ascii="Calibri" w:hAnsi="Calibri"/>
+                <w:b w:val="0"/>
+                <w:sz w:val="19"/>
+              </w:rPr>
+              <w:t>Expected result</w:t>
+            </w:r>
+          </w:p>
+        </w:tc>
+        <w:tc>
+          <w:tcPr>
+            <w:tcW w:type="dxa" w:w="7200"/>
+            <w:vAlign w:val="center"/>
+          </w:tcPr>
+          <w:p>
+            <w:pPr>
+              <w:spacing w:after="40" w:before="40"/>
+            </w:pPr>
+            <w:r>
+              <w:rPr>
+                <w:rFonts w:ascii="Calibri" w:hAnsi="Calibri"/>
+                <w:b w:val="0"/>
+                <w:sz w:val="19"/>
+              </w:rPr>
+              <w:t>Traffic answer changes generated configuration.</w:t>
+            </w:r>
+          </w:p>
+        </w:tc>
+      </w:tr>
+    </w:tbl>
+    <w:p>
+      <w:pPr>
+        <w:spacing w:after="40"/>
+      </w:pPr>
+    </w:p>
+    <w:p>
+      <w:pPr>
+        <w:pStyle w:val="Heading2"/>
+      </w:pPr>
+      <w:r>
+        <w:t>SF-38 - Environment-set mapping</w:t>
+      </w:r>
+    </w:p>
+    <w:tbl>
+      <w:tblPr>
+        <w:tblStyle w:val="TableGrid"/>
+        <w:tblW w:type="auto" w:w="0"/>
+        <w:jc w:val="left"/>
+        <w:tblLayout w:type="fixed"/>
+        <w:tblLook w:firstColumn="1" w:firstRow="1" w:lastColumn="0" w:lastRow="0" w:noHBand="0" w:noVBand="1" w:val="04A0"/>
+      </w:tblPr>
+      <w:tblGrid>
+        <w:gridCol w:w="4968"/>
+        <w:gridCol w:w="4968"/>
+      </w:tblGrid>
+      <w:tr>
+        <w:trPr>
+          <w:tblHeader w:val="true"/>
+        </w:trPr>
+        <w:tc>
+          <w:tcPr>
+            <w:tcW w:type="dxa" w:w="2160"/>
+            <w:vAlign w:val="center"/>
+            <w:shd w:fill="1F4D78"/>
+          </w:tcPr>
+          <w:p>
+            <w:pPr>
+              <w:spacing w:after="40" w:before="40"/>
+            </w:pPr>
+            <w:r>
+              <w:rPr>
+                <w:rFonts w:ascii="Calibri" w:hAnsi="Calibri"/>
+                <w:b/>
+                <w:color w:val="FFFFFF"/>
+                <w:sz w:val="19"/>
+              </w:rPr>
+              <w:t>Check</w:t>
+            </w:r>
+          </w:p>
+        </w:tc>
+        <w:tc>
+          <w:tcPr>
+            <w:tcW w:type="dxa" w:w="7200"/>
+            <w:vAlign w:val="center"/>
+            <w:shd w:fill="1F4D78"/>
+          </w:tcPr>
+          <w:p>
+            <w:pPr>
+              <w:spacing w:after="40" w:before="40"/>
+            </w:pPr>
+            <w:r>
+              <w:rPr>
+                <w:rFonts w:ascii="Calibri" w:hAnsi="Calibri"/>
+                <w:b/>
+                <w:color w:val="FFFFFF"/>
+                <w:sz w:val="19"/>
+              </w:rPr>
+              <w:t>Expected behavior</w:t>
+            </w:r>
+          </w:p>
+        </w:tc>
+      </w:tr>
+      <w:tr>
+        <w:tc>
+          <w:tcPr>
+            <w:tcW w:type="dxa" w:w="2160"/>
+            <w:vAlign w:val="center"/>
+          </w:tcPr>
+          <w:p>
+            <w:pPr>
+              <w:spacing w:after="40" w:before="40"/>
+            </w:pPr>
+            <w:r>
+              <w:rPr>
+                <w:rFonts w:ascii="Calibri" w:hAnsi="Calibri"/>
+                <w:b w:val="0"/>
+                <w:sz w:val="19"/>
+              </w:rPr>
+              <w:t>Client prompt</w:t>
+            </w:r>
+          </w:p>
+        </w:tc>
+        <w:tc>
+          <w:tcPr>
+            <w:tcW w:type="dxa" w:w="7200"/>
+            <w:vAlign w:val="center"/>
+          </w:tcPr>
+          <w:p>
+            <w:pPr>
+              <w:spacing w:after="40" w:before="40"/>
+            </w:pPr>
+            <w:r>
+              <w:rPr>
+                <w:rFonts w:ascii="Calibri" w:hAnsi="Calibri"/>
+                <w:b w:val="0"/>
+                <w:sz w:val="19"/>
+              </w:rPr>
+              <w:t>Build Azure AKS Python API.</w:t>
+            </w:r>
+          </w:p>
+        </w:tc>
+      </w:tr>
+      <w:tr>
+        <w:tc>
+          <w:tcPr>
+            <w:tcW w:type="dxa" w:w="2160"/>
+            <w:vAlign w:val="center"/>
+          </w:tcPr>
+          <w:p>
+            <w:pPr>
+              <w:spacing w:after="40" w:before="40"/>
+            </w:pPr>
+            <w:r>
+              <w:rPr>
+                <w:rFonts w:ascii="Calibri" w:hAnsi="Calibri"/>
+                <w:b w:val="0"/>
+                <w:sz w:val="19"/>
+              </w:rPr>
+              <w:t>Interview selections</w:t>
+            </w:r>
+          </w:p>
+        </w:tc>
+        <w:tc>
+          <w:tcPr>
+            <w:tcW w:type="dxa" w:w="7200"/>
+            <w:vAlign w:val="center"/>
+          </w:tcPr>
+          <w:p>
+            <w:pPr>
+              <w:spacing w:after="40" w:before="40"/>
+            </w:pPr>
+            <w:r>
+              <w:rPr>
+                <w:rFonts w:ascii="Calibri" w:hAnsi="Calibri"/>
+                <w:b w:val="0"/>
+                <w:sz w:val="19"/>
+              </w:rPr>
+              <w:t>Run production only, then development/staging, then all three environments.</w:t>
+            </w:r>
+          </w:p>
+        </w:tc>
+      </w:tr>
+      <w:tr>
+        <w:tc>
+          <w:tcPr>
+            <w:tcW w:type="dxa" w:w="2160"/>
+            <w:vAlign w:val="center"/>
+          </w:tcPr>
+          <w:p>
+            <w:pPr>
+              <w:spacing w:after="40" w:before="40"/>
+            </w:pPr>
+            <w:r>
+              <w:rPr>
+                <w:rFonts w:ascii="Calibri" w:hAnsi="Calibri"/>
+                <w:b w:val="0"/>
+                <w:sz w:val="19"/>
+              </w:rPr>
+              <w:t>Expected plan</w:t>
+            </w:r>
+          </w:p>
+        </w:tc>
+        <w:tc>
+          <w:tcPr>
+            <w:tcW w:type="dxa" w:w="7200"/>
+            <w:vAlign w:val="center"/>
+          </w:tcPr>
+          <w:p>
+            <w:pPr>
+              <w:spacing w:after="40" w:before="40"/>
+            </w:pPr>
+            <w:r>
+              <w:rPr>
+                <w:rFonts w:ascii="Calibri" w:hAnsi="Calibri"/>
+                <w:b w:val="0"/>
+                <w:sz w:val="19"/>
+              </w:rPr>
+              <w:t>Lists exactly selected environments.</w:t>
+            </w:r>
+          </w:p>
+        </w:tc>
+      </w:tr>
+      <w:tr>
+        <w:tc>
+          <w:tcPr>
+            <w:tcW w:type="dxa" w:w="2160"/>
+            <w:vAlign w:val="center"/>
+          </w:tcPr>
+          <w:p>
+            <w:pPr>
+              <w:spacing w:after="40" w:before="40"/>
+            </w:pPr>
+            <w:r>
+              <w:rPr>
+                <w:rFonts w:ascii="Calibri" w:hAnsi="Calibri"/>
+                <w:b w:val="0"/>
+                <w:sz w:val="19"/>
+              </w:rPr>
+              <w:t>Expected scaffold</w:t>
+            </w:r>
+          </w:p>
+        </w:tc>
+        <w:tc>
+          <w:tcPr>
+            <w:tcW w:type="dxa" w:w="7200"/>
+            <w:vAlign w:val="center"/>
+          </w:tcPr>
+          <w:p>
+            <w:pPr>
+              <w:spacing w:after="40" w:before="40"/>
+            </w:pPr>
+            <w:r>
+              <w:rPr>
+                <w:rFonts w:ascii="Calibri" w:hAnsi="Calibri"/>
+                <w:b w:val="0"/>
+                <w:sz w:val="19"/>
+              </w:rPr>
+              <w:t>Exactly matching environments/*.tfvars files.</w:t>
+            </w:r>
+          </w:p>
+        </w:tc>
+      </w:tr>
+      <w:tr>
+        <w:tc>
+          <w:tcPr>
+            <w:tcW w:type="dxa" w:w="2160"/>
+            <w:vAlign w:val="center"/>
+          </w:tcPr>
+          <w:p>
+            <w:pPr>
+              <w:spacing w:after="40" w:before="40"/>
+            </w:pPr>
+            <w:r>
+              <w:rPr>
+                <w:rFonts w:ascii="Calibri" w:hAnsi="Calibri"/>
+                <w:b w:val="0"/>
+                <w:sz w:val="19"/>
+              </w:rPr>
+              <w:t>Must not produce</w:t>
+            </w:r>
+          </w:p>
+        </w:tc>
+        <w:tc>
+          <w:tcPr>
+            <w:tcW w:type="dxa" w:w="7200"/>
+            <w:vAlign w:val="center"/>
+          </w:tcPr>
+          <w:p>
+            <w:pPr>
+              <w:spacing w:after="40" w:before="40"/>
+            </w:pPr>
+            <w:r>
+              <w:rPr>
+                <w:rFonts w:ascii="Calibri" w:hAnsi="Calibri"/>
+                <w:b w:val="0"/>
+                <w:sz w:val="19"/>
+              </w:rPr>
+              <w:t>Extra environment files or a missing requested environment.</w:t>
+            </w:r>
+          </w:p>
+        </w:tc>
+      </w:tr>
+      <w:tr>
+        <w:tc>
+          <w:tcPr>
+            <w:tcW w:type="dxa" w:w="2160"/>
+            <w:vAlign w:val="center"/>
+          </w:tcPr>
+          <w:p>
+            <w:pPr>
+              <w:spacing w:after="40" w:before="40"/>
+            </w:pPr>
+            <w:r>
+              <w:rPr>
+                <w:rFonts w:ascii="Calibri" w:hAnsi="Calibri"/>
+                <w:b w:val="0"/>
+                <w:sz w:val="19"/>
+              </w:rPr>
+              <w:t>Expected result</w:t>
+            </w:r>
+          </w:p>
+        </w:tc>
+        <w:tc>
+          <w:tcPr>
+            <w:tcW w:type="dxa" w:w="7200"/>
+            <w:vAlign w:val="center"/>
+          </w:tcPr>
+          <w:p>
+            <w:pPr>
+              <w:spacing w:after="40" w:before="40"/>
+            </w:pPr>
+            <w:r>
+              <w:rPr>
+                <w:rFonts w:ascii="Calibri" w:hAnsi="Calibri"/>
+                <w:b w:val="0"/>
+                <w:sz w:val="19"/>
+              </w:rPr>
+              <w:t>Environment selection controls both plan and ZIP.</w:t>
+            </w:r>
+          </w:p>
+        </w:tc>
+      </w:tr>
+    </w:tbl>
+    <w:p>
+      <w:pPr>
+        <w:spacing w:after="40"/>
+      </w:pPr>
+    </w:p>
+    <w:p>
+      <w:pPr>
+        <w:pStyle w:val="Heading2"/>
+      </w:pPr>
+      <w:r>
+        <w:t>SF-39 - Python health service contract</w:t>
+      </w:r>
+    </w:p>
+    <w:tbl>
+      <w:tblPr>
+        <w:tblStyle w:val="TableGrid"/>
+        <w:tblW w:type="auto" w:w="0"/>
+        <w:jc w:val="left"/>
+        <w:tblLayout w:type="fixed"/>
+        <w:tblLook w:firstColumn="1" w:firstRow="1" w:lastColumn="0" w:lastRow="0" w:noHBand="0" w:noVBand="1" w:val="04A0"/>
+      </w:tblPr>
+      <w:tblGrid>
+        <w:gridCol w:w="4968"/>
+        <w:gridCol w:w="4968"/>
+      </w:tblGrid>
+      <w:tr>
+        <w:trPr>
+          <w:tblHeader w:val="true"/>
+        </w:trPr>
+        <w:tc>
+          <w:tcPr>
+            <w:tcW w:type="dxa" w:w="2160"/>
+            <w:vAlign w:val="center"/>
+            <w:shd w:fill="1F4D78"/>
+          </w:tcPr>
+          <w:p>
+            <w:pPr>
+              <w:spacing w:after="40" w:before="40"/>
+            </w:pPr>
+            <w:r>
+              <w:rPr>
+                <w:rFonts w:ascii="Calibri" w:hAnsi="Calibri"/>
+                <w:b/>
+                <w:color w:val="FFFFFF"/>
+                <w:sz w:val="19"/>
+              </w:rPr>
+              <w:t>Check</w:t>
+            </w:r>
+          </w:p>
+        </w:tc>
+        <w:tc>
+          <w:tcPr>
+            <w:tcW w:type="dxa" w:w="7200"/>
+            <w:vAlign w:val="center"/>
+            <w:shd w:fill="1F4D78"/>
+          </w:tcPr>
+          <w:p>
+            <w:pPr>
+              <w:spacing w:after="40" w:before="40"/>
+            </w:pPr>
+            <w:r>
+              <w:rPr>
+                <w:rFonts w:ascii="Calibri" w:hAnsi="Calibri"/>
+                <w:b/>
+                <w:color w:val="FFFFFF"/>
+                <w:sz w:val="19"/>
+              </w:rPr>
+              <w:t>Expected behavior</w:t>
+            </w:r>
+          </w:p>
+        </w:tc>
+      </w:tr>
+      <w:tr>
+        <w:tc>
+          <w:tcPr>
+            <w:tcW w:type="dxa" w:w="2160"/>
+            <w:vAlign w:val="center"/>
+          </w:tcPr>
+          <w:p>
+            <w:pPr>
+              <w:spacing w:after="40" w:before="40"/>
+            </w:pPr>
+            <w:r>
+              <w:rPr>
+                <w:rFonts w:ascii="Calibri" w:hAnsi="Calibri"/>
+                <w:b w:val="0"/>
+                <w:sz w:val="19"/>
+              </w:rPr>
+              <w:t>Client prompt</w:t>
+            </w:r>
+          </w:p>
+        </w:tc>
+        <w:tc>
+          <w:tcPr>
+            <w:tcW w:type="dxa" w:w="7200"/>
+            <w:vAlign w:val="center"/>
+          </w:tcPr>
+          <w:p>
+            <w:pPr>
+              <w:spacing w:after="40" w:before="40"/>
+            </w:pPr>
+            <w:r>
+              <w:rPr>
+                <w:rFonts w:ascii="Calibri" w:hAnsi="Calibri"/>
+                <w:b w:val="0"/>
+                <w:sz w:val="19"/>
+              </w:rPr>
+              <w:t>Build AWS ECS Python health service.</w:t>
+            </w:r>
+          </w:p>
+        </w:tc>
+      </w:tr>
+      <w:tr>
+        <w:tc>
+          <w:tcPr>
+            <w:tcW w:type="dxa" w:w="2160"/>
+            <w:vAlign w:val="center"/>
+          </w:tcPr>
+          <w:p>
+            <w:pPr>
+              <w:spacing w:after="40" w:before="40"/>
+            </w:pPr>
+            <w:r>
+              <w:rPr>
+                <w:rFonts w:ascii="Calibri" w:hAnsi="Calibri"/>
+                <w:b w:val="0"/>
+                <w:sz w:val="19"/>
+              </w:rPr>
+              <w:t>Interview selections</w:t>
+            </w:r>
+          </w:p>
+        </w:tc>
+        <w:tc>
+          <w:tcPr>
+            <w:tcW w:type="dxa" w:w="7200"/>
+            <w:vAlign w:val="center"/>
+          </w:tcPr>
+          <w:p>
+            <w:pPr>
+              <w:spacing w:after="40" w:before="40"/>
+            </w:pPr>
+            <w:r>
+              <w:rPr>
+                <w:rFonts w:ascii="Calibri" w:hAnsi="Calibri"/>
+                <w:b w:val="0"/>
+                <w:sz w:val="19"/>
+              </w:rPr>
+              <w:t>Private; no data; production; small traffic.</w:t>
+            </w:r>
+          </w:p>
+        </w:tc>
+      </w:tr>
+      <w:tr>
+        <w:tc>
+          <w:tcPr>
+            <w:tcW w:type="dxa" w:w="2160"/>
+            <w:vAlign w:val="center"/>
+          </w:tcPr>
+          <w:p>
+            <w:pPr>
+              <w:spacing w:after="40" w:before="40"/>
+            </w:pPr>
+            <w:r>
+              <w:rPr>
+                <w:rFonts w:ascii="Calibri" w:hAnsi="Calibri"/>
+                <w:b w:val="0"/>
+                <w:sz w:val="19"/>
+              </w:rPr>
+              <w:t>Expected plan</w:t>
+            </w:r>
+          </w:p>
+        </w:tc>
+        <w:tc>
+          <w:tcPr>
+            <w:tcW w:type="dxa" w:w="7200"/>
+            <w:vAlign w:val="center"/>
+          </w:tcPr>
+          <w:p>
+            <w:pPr>
+              <w:spacing w:after="40" w:before="40"/>
+            </w:pPr>
+            <w:r>
+              <w:rPr>
+                <w:rFonts w:ascii="Calibri" w:hAnsi="Calibri"/>
+                <w:b w:val="0"/>
+                <w:sz w:val="19"/>
+              </w:rPr>
+              <w:t>Python minimal health service.</w:t>
+            </w:r>
+          </w:p>
+        </w:tc>
+      </w:tr>
+      <w:tr>
+        <w:tc>
+          <w:tcPr>
+            <w:tcW w:type="dxa" w:w="2160"/>
+            <w:vAlign w:val="center"/>
+          </w:tcPr>
+          <w:p>
+            <w:pPr>
+              <w:spacing w:after="40" w:before="40"/>
+            </w:pPr>
+            <w:r>
+              <w:rPr>
+                <w:rFonts w:ascii="Calibri" w:hAnsi="Calibri"/>
+                <w:b w:val="0"/>
+                <w:sz w:val="19"/>
+              </w:rPr>
+              <w:t>Expected scaffold</w:t>
+            </w:r>
+          </w:p>
+        </w:tc>
+        <w:tc>
+          <w:tcPr>
+            <w:tcW w:type="dxa" w:w="7200"/>
+            <w:vAlign w:val="center"/>
+          </w:tcPr>
+          <w:p>
+            <w:pPr>
+              <w:spacing w:after="40" w:before="40"/>
+            </w:pPr>
+            <w:r>
+              <w:rPr>
+                <w:rFonts w:ascii="Calibri" w:hAnsi="Calibri"/>
+                <w:b w:val="0"/>
+                <w:sz w:val="19"/>
+              </w:rPr>
+              <w:t>main.py/requirements.txt/Dockerfile with /health and matching container port/check.</w:t>
+            </w:r>
+          </w:p>
+        </w:tc>
+      </w:tr>
+      <w:tr>
+        <w:tc>
+          <w:tcPr>
+            <w:tcW w:type="dxa" w:w="2160"/>
+            <w:vAlign w:val="center"/>
+          </w:tcPr>
+          <w:p>
+            <w:pPr>
+              <w:spacing w:after="40" w:before="40"/>
+            </w:pPr>
+            <w:r>
+              <w:rPr>
+                <w:rFonts w:ascii="Calibri" w:hAnsi="Calibri"/>
+                <w:b w:val="0"/>
+                <w:sz w:val="19"/>
+              </w:rPr>
+              <w:t>Must not produce</w:t>
+            </w:r>
+          </w:p>
+        </w:tc>
+        <w:tc>
+          <w:tcPr>
+            <w:tcW w:type="dxa" w:w="7200"/>
+            <w:vAlign w:val="center"/>
+          </w:tcPr>
+          <w:p>
+            <w:pPr>
+              <w:spacing w:after="40" w:before="40"/>
+            </w:pPr>
+            <w:r>
+              <w:rPr>
+                <w:rFonts w:ascii="Calibri" w:hAnsi="Calibri"/>
+                <w:b w:val="0"/>
+                <w:sz w:val="19"/>
+              </w:rPr>
+              <w:t>Node package files, Node command health check, or a missing /health route.</w:t>
+            </w:r>
+          </w:p>
+        </w:tc>
+      </w:tr>
+      <w:tr>
+        <w:tc>
+          <w:tcPr>
+            <w:tcW w:type="dxa" w:w="2160"/>
+            <w:vAlign w:val="center"/>
+          </w:tcPr>
+          <w:p>
+            <w:pPr>
+              <w:spacing w:after="40" w:before="40"/>
+            </w:pPr>
+            <w:r>
+              <w:rPr>
+                <w:rFonts w:ascii="Calibri" w:hAnsi="Calibri"/>
+                <w:b w:val="0"/>
+                <w:sz w:val="19"/>
+              </w:rPr>
+              <w:t>Expected result</w:t>
+            </w:r>
+          </w:p>
+        </w:tc>
+        <w:tc>
+          <w:tcPr>
+            <w:tcW w:type="dxa" w:w="7200"/>
+            <w:vAlign w:val="center"/>
+          </w:tcPr>
+          <w:p>
+            <w:pPr>
+              <w:spacing w:after="40" w:before="40"/>
+            </w:pPr>
+            <w:r>
+              <w:rPr>
+                <w:rFonts w:ascii="Calibri" w:hAnsi="Calibri"/>
+                <w:b w:val="0"/>
+                <w:sz w:val="19"/>
+              </w:rPr>
+              <w:t>Runtime, image and infrastructure health checks agree.</w:t>
+            </w:r>
+          </w:p>
+        </w:tc>
+      </w:tr>
+    </w:tbl>
+    <w:p>
+      <w:pPr>
+        <w:spacing w:after="40"/>
+      </w:pPr>
+    </w:p>
+    <w:p>
+      <w:pPr>
+        <w:pStyle w:val="Heading2"/>
+      </w:pPr>
+      <w:r>
+        <w:t>SF-40 - Go health service contract</w:t>
+      </w:r>
+    </w:p>
+    <w:tbl>
+      <w:tblPr>
+        <w:tblStyle w:val="TableGrid"/>
+        <w:tblW w:type="auto" w:w="0"/>
+        <w:jc w:val="left"/>
+        <w:tblLayout w:type="fixed"/>
+        <w:tblLook w:firstColumn="1" w:firstRow="1" w:lastColumn="0" w:lastRow="0" w:noHBand="0" w:noVBand="1" w:val="04A0"/>
+      </w:tblPr>
+      <w:tblGrid>
+        <w:gridCol w:w="4968"/>
+        <w:gridCol w:w="4968"/>
+      </w:tblGrid>
+      <w:tr>
+        <w:trPr>
+          <w:tblHeader w:val="true"/>
+        </w:trPr>
+        <w:tc>
+          <w:tcPr>
+            <w:tcW w:type="dxa" w:w="2160"/>
+            <w:vAlign w:val="center"/>
+            <w:shd w:fill="1F4D78"/>
+          </w:tcPr>
+          <w:p>
+            <w:pPr>
+              <w:spacing w:after="40" w:before="40"/>
+            </w:pPr>
+            <w:r>
+              <w:rPr>
+                <w:rFonts w:ascii="Calibri" w:hAnsi="Calibri"/>
+                <w:b/>
+                <w:color w:val="FFFFFF"/>
+                <w:sz w:val="19"/>
+              </w:rPr>
+              <w:t>Check</w:t>
+            </w:r>
+          </w:p>
+        </w:tc>
+        <w:tc>
+          <w:tcPr>
+            <w:tcW w:type="dxa" w:w="7200"/>
+            <w:vAlign w:val="center"/>
+            <w:shd w:fill="1F4D78"/>
+          </w:tcPr>
+          <w:p>
+            <w:pPr>
+              <w:spacing w:after="40" w:before="40"/>
+            </w:pPr>
+            <w:r>
+              <w:rPr>
+                <w:rFonts w:ascii="Calibri" w:hAnsi="Calibri"/>
+                <w:b/>
+                <w:color w:val="FFFFFF"/>
+                <w:sz w:val="19"/>
+              </w:rPr>
+              <w:t>Expected behavior</w:t>
+            </w:r>
+          </w:p>
+        </w:tc>
+      </w:tr>
+      <w:tr>
+        <w:tc>
+          <w:tcPr>
+            <w:tcW w:type="dxa" w:w="2160"/>
+            <w:vAlign w:val="center"/>
+          </w:tcPr>
+          <w:p>
+            <w:pPr>
+              <w:spacing w:after="40" w:before="40"/>
+            </w:pPr>
+            <w:r>
+              <w:rPr>
+                <w:rFonts w:ascii="Calibri" w:hAnsi="Calibri"/>
+                <w:b w:val="0"/>
+                <w:sz w:val="19"/>
+              </w:rPr>
+              <w:t>Client prompt</w:t>
+            </w:r>
+          </w:p>
+        </w:tc>
+        <w:tc>
+          <w:tcPr>
+            <w:tcW w:type="dxa" w:w="7200"/>
+            <w:vAlign w:val="center"/>
+          </w:tcPr>
+          <w:p>
+            <w:pPr>
+              <w:spacing w:after="40" w:before="40"/>
+            </w:pPr>
+            <w:r>
+              <w:rPr>
+                <w:rFonts w:ascii="Calibri" w:hAnsi="Calibri"/>
+                <w:b w:val="0"/>
+                <w:sz w:val="19"/>
+              </w:rPr>
+              <w:t>Build GKE Go health service.</w:t>
+            </w:r>
+          </w:p>
+        </w:tc>
+      </w:tr>
+      <w:tr>
+        <w:tc>
+          <w:tcPr>
+            <w:tcW w:type="dxa" w:w="2160"/>
+            <w:vAlign w:val="center"/>
+          </w:tcPr>
+          <w:p>
+            <w:pPr>
+              <w:spacing w:after="40" w:before="40"/>
+            </w:pPr>
+            <w:r>
+              <w:rPr>
+                <w:rFonts w:ascii="Calibri" w:hAnsi="Calibri"/>
+                <w:b w:val="0"/>
+                <w:sz w:val="19"/>
+              </w:rPr>
+              <w:t>Interview selections</w:t>
+            </w:r>
+          </w:p>
+        </w:tc>
+        <w:tc>
+          <w:tcPr>
+            <w:tcW w:type="dxa" w:w="7200"/>
+            <w:vAlign w:val="center"/>
+          </w:tcPr>
+          <w:p>
+            <w:pPr>
+              <w:spacing w:after="40" w:before="40"/>
+            </w:pPr>
+            <w:r>
+              <w:rPr>
+                <w:rFonts w:ascii="Calibri" w:hAnsi="Calibri"/>
+                <w:b w:val="0"/>
+                <w:sz w:val="19"/>
+              </w:rPr>
+              <w:t>Private; PostgreSQL; staging; medium traffic.</w:t>
+            </w:r>
+          </w:p>
+        </w:tc>
+      </w:tr>
+      <w:tr>
+        <w:tc>
+          <w:tcPr>
+            <w:tcW w:type="dxa" w:w="2160"/>
+            <w:vAlign w:val="center"/>
+          </w:tcPr>
+          <w:p>
+            <w:pPr>
+              <w:spacing w:after="40" w:before="40"/>
+            </w:pPr>
+            <w:r>
+              <w:rPr>
+                <w:rFonts w:ascii="Calibri" w:hAnsi="Calibri"/>
+                <w:b w:val="0"/>
+                <w:sz w:val="19"/>
+              </w:rPr>
+              <w:t>Expected plan</w:t>
+            </w:r>
+          </w:p>
+        </w:tc>
+        <w:tc>
+          <w:tcPr>
+            <w:tcW w:type="dxa" w:w="7200"/>
+            <w:vAlign w:val="center"/>
+          </w:tcPr>
+          <w:p>
+            <w:pPr>
+              <w:spacing w:after="40" w:before="40"/>
+            </w:pPr>
+            <w:r>
+              <w:rPr>
+                <w:rFonts w:ascii="Calibri" w:hAnsi="Calibri"/>
+                <w:b w:val="0"/>
+                <w:sz w:val="19"/>
+              </w:rPr>
+              <w:t>Go minimal health service.</w:t>
+            </w:r>
+          </w:p>
+        </w:tc>
+      </w:tr>
+      <w:tr>
+        <w:tc>
+          <w:tcPr>
+            <w:tcW w:type="dxa" w:w="2160"/>
+            <w:vAlign w:val="center"/>
+          </w:tcPr>
+          <w:p>
+            <w:pPr>
+              <w:spacing w:after="40" w:before="40"/>
+            </w:pPr>
+            <w:r>
+              <w:rPr>
+                <w:rFonts w:ascii="Calibri" w:hAnsi="Calibri"/>
+                <w:b w:val="0"/>
+                <w:sz w:val="19"/>
+              </w:rPr>
+              <w:t>Expected scaffold</w:t>
+            </w:r>
+          </w:p>
+        </w:tc>
+        <w:tc>
+          <w:tcPr>
+            <w:tcW w:type="dxa" w:w="7200"/>
+            <w:vAlign w:val="center"/>
+          </w:tcPr>
+          <w:p>
+            <w:pPr>
+              <w:spacing w:after="40" w:before="40"/>
+            </w:pPr>
+            <w:r>
+              <w:rPr>
+                <w:rFonts w:ascii="Calibri" w:hAnsi="Calibri"/>
+                <w:b w:val="0"/>
+                <w:sz w:val="19"/>
+              </w:rPr>
+              <w:t>main.go/go.mod/Dockerfile with /health; no Python/Node runtime files.</w:t>
+            </w:r>
+          </w:p>
+        </w:tc>
+      </w:tr>
+      <w:tr>
+        <w:tc>
+          <w:tcPr>
+            <w:tcW w:type="dxa" w:w="2160"/>
+            <w:vAlign w:val="center"/>
+          </w:tcPr>
+          <w:p>
+            <w:pPr>
+              <w:spacing w:after="40" w:before="40"/>
+            </w:pPr>
+            <w:r>
+              <w:rPr>
+                <w:rFonts w:ascii="Calibri" w:hAnsi="Calibri"/>
+                <w:b w:val="0"/>
+                <w:sz w:val="19"/>
+              </w:rPr>
+              <w:t>Must not produce</w:t>
+            </w:r>
+          </w:p>
+        </w:tc>
+        <w:tc>
+          <w:tcPr>
+            <w:tcW w:type="dxa" w:w="7200"/>
+            <w:vAlign w:val="center"/>
+          </w:tcPr>
+          <w:p>
+            <w:pPr>
+              <w:spacing w:after="40" w:before="40"/>
+            </w:pPr>
+            <w:r>
+              <w:rPr>
+                <w:rFonts w:ascii="Calibri" w:hAnsi="Calibri"/>
+                <w:b w:val="0"/>
+                <w:sz w:val="19"/>
+              </w:rPr>
+              <w:t>Wrong runtime files, wrong port, or framework claims not requested.</w:t>
+            </w:r>
+          </w:p>
+        </w:tc>
+      </w:tr>
+      <w:tr>
+        <w:tc>
+          <w:tcPr>
+            <w:tcW w:type="dxa" w:w="2160"/>
+            <w:vAlign w:val="center"/>
+          </w:tcPr>
+          <w:p>
+            <w:pPr>
+              <w:spacing w:after="40" w:before="40"/>
+            </w:pPr>
+            <w:r>
+              <w:rPr>
+                <w:rFonts w:ascii="Calibri" w:hAnsi="Calibri"/>
+                <w:b w:val="0"/>
+                <w:sz w:val="19"/>
+              </w:rPr>
+              <w:t>Expected result</w:t>
+            </w:r>
+          </w:p>
+        </w:tc>
+        <w:tc>
+          <w:tcPr>
+            <w:tcW w:type="dxa" w:w="7200"/>
+            <w:vAlign w:val="center"/>
+          </w:tcPr>
+          <w:p>
+            <w:pPr>
+              <w:spacing w:after="40" w:before="40"/>
+            </w:pPr>
+            <w:r>
+              <w:rPr>
+                <w:rFonts w:ascii="Calibri" w:hAnsi="Calibri"/>
+                <w:b w:val="0"/>
+                <w:sz w:val="19"/>
+              </w:rPr>
+              <w:t>Go runtime contract passes.</w:t>
+            </w:r>
+          </w:p>
+        </w:tc>
+      </w:tr>
+    </w:tbl>
+    <w:p>
+      <w:pPr>
+        <w:spacing w:after="40"/>
+      </w:pPr>
+    </w:p>
+    <w:p>
+      <w:pPr>
+        <w:pStyle w:val="Heading2"/>
+      </w:pPr>
+      <w:r>
+        <w:t>SF-41 - Java health service contract</w:t>
+      </w:r>
+    </w:p>
+    <w:tbl>
+      <w:tblPr>
+        <w:tblStyle w:val="TableGrid"/>
+        <w:tblW w:type="auto" w:w="0"/>
+        <w:jc w:val="left"/>
+        <w:tblLayout w:type="fixed"/>
+        <w:tblLook w:firstColumn="1" w:firstRow="1" w:lastColumn="0" w:lastRow="0" w:noHBand="0" w:noVBand="1" w:val="04A0"/>
+      </w:tblPr>
+      <w:tblGrid>
+        <w:gridCol w:w="4968"/>
+        <w:gridCol w:w="4968"/>
+      </w:tblGrid>
+      <w:tr>
+        <w:trPr>
+          <w:tblHeader w:val="true"/>
+        </w:trPr>
+        <w:tc>
+          <w:tcPr>
+            <w:tcW w:type="dxa" w:w="2160"/>
+            <w:vAlign w:val="center"/>
+            <w:shd w:fill="1F4D78"/>
+          </w:tcPr>
+          <w:p>
+            <w:pPr>
+              <w:spacing w:after="40" w:before="40"/>
+            </w:pPr>
+            <w:r>
+              <w:rPr>
+                <w:rFonts w:ascii="Calibri" w:hAnsi="Calibri"/>
+                <w:b/>
+                <w:color w:val="FFFFFF"/>
+                <w:sz w:val="19"/>
+              </w:rPr>
+              <w:t>Check</w:t>
+            </w:r>
+          </w:p>
+        </w:tc>
+        <w:tc>
+          <w:tcPr>
+            <w:tcW w:type="dxa" w:w="7200"/>
+            <w:vAlign w:val="center"/>
+            <w:shd w:fill="1F4D78"/>
+          </w:tcPr>
+          <w:p>
+            <w:pPr>
+              <w:spacing w:after="40" w:before="40"/>
+            </w:pPr>
+            <w:r>
+              <w:rPr>
+                <w:rFonts w:ascii="Calibri" w:hAnsi="Calibri"/>
+                <w:b/>
+                <w:color w:val="FFFFFF"/>
+                <w:sz w:val="19"/>
+              </w:rPr>
+              <w:t>Expected behavior</w:t>
+            </w:r>
+          </w:p>
+        </w:tc>
+      </w:tr>
+      <w:tr>
+        <w:tc>
+          <w:tcPr>
+            <w:tcW w:type="dxa" w:w="2160"/>
+            <w:vAlign w:val="center"/>
+          </w:tcPr>
+          <w:p>
+            <w:pPr>
+              <w:spacing w:after="40" w:before="40"/>
+            </w:pPr>
+            <w:r>
+              <w:rPr>
+                <w:rFonts w:ascii="Calibri" w:hAnsi="Calibri"/>
+                <w:b w:val="0"/>
+                <w:sz w:val="19"/>
+              </w:rPr>
+              <w:t>Client prompt</w:t>
+            </w:r>
+          </w:p>
+        </w:tc>
+        <w:tc>
+          <w:tcPr>
+            <w:tcW w:type="dxa" w:w="7200"/>
+            <w:vAlign w:val="center"/>
+          </w:tcPr>
+          <w:p>
+            <w:pPr>
+              <w:spacing w:after="40" w:before="40"/>
+            </w:pPr>
+            <w:r>
+              <w:rPr>
+                <w:rFonts w:ascii="Calibri" w:hAnsi="Calibri"/>
+                <w:b w:val="0"/>
+                <w:sz w:val="19"/>
+              </w:rPr>
+              <w:t>Build GKE Java health service.</w:t>
+            </w:r>
+          </w:p>
+        </w:tc>
+      </w:tr>
+      <w:tr>
+        <w:tc>
+          <w:tcPr>
+            <w:tcW w:type="dxa" w:w="2160"/>
+            <w:vAlign w:val="center"/>
+          </w:tcPr>
+          <w:p>
+            <w:pPr>
+              <w:spacing w:after="40" w:before="40"/>
+            </w:pPr>
+            <w:r>
+              <w:rPr>
+                <w:rFonts w:ascii="Calibri" w:hAnsi="Calibri"/>
+                <w:b w:val="0"/>
+                <w:sz w:val="19"/>
+              </w:rPr>
+              <w:t>Interview selections</w:t>
+            </w:r>
+          </w:p>
+        </w:tc>
+        <w:tc>
+          <w:tcPr>
+            <w:tcW w:type="dxa" w:w="7200"/>
+            <w:vAlign w:val="center"/>
+          </w:tcPr>
+          <w:p>
+            <w:pPr>
+              <w:spacing w:after="40" w:before="40"/>
+            </w:pPr>
+            <w:r>
+              <w:rPr>
+                <w:rFonts w:ascii="Calibri" w:hAnsi="Calibri"/>
+                <w:b w:val="0"/>
+                <w:sz w:val="19"/>
+              </w:rPr>
+              <w:t>Public HTTP; MySQL; production; high traffic.</w:t>
+            </w:r>
+          </w:p>
+        </w:tc>
+      </w:tr>
+      <w:tr>
+        <w:tc>
+          <w:tcPr>
+            <w:tcW w:type="dxa" w:w="2160"/>
+            <w:vAlign w:val="center"/>
+          </w:tcPr>
+          <w:p>
+            <w:pPr>
+              <w:spacing w:after="40" w:before="40"/>
+            </w:pPr>
+            <w:r>
+              <w:rPr>
+                <w:rFonts w:ascii="Calibri" w:hAnsi="Calibri"/>
+                <w:b w:val="0"/>
+                <w:sz w:val="19"/>
+              </w:rPr>
+              <w:t>Expected plan</w:t>
+            </w:r>
+          </w:p>
+        </w:tc>
+        <w:tc>
+          <w:tcPr>
+            <w:tcW w:type="dxa" w:w="7200"/>
+            <w:vAlign w:val="center"/>
+          </w:tcPr>
+          <w:p>
+            <w:pPr>
+              <w:spacing w:after="40" w:before="40"/>
+            </w:pPr>
+            <w:r>
+              <w:rPr>
+                <w:rFonts w:ascii="Calibri" w:hAnsi="Calibri"/>
+                <w:b w:val="0"/>
+                <w:sz w:val="19"/>
+              </w:rPr>
+              <w:t>Plain Java minimal health service unless a framework is explicitly requested.</w:t>
+            </w:r>
+          </w:p>
+        </w:tc>
+      </w:tr>
+      <w:tr>
+        <w:tc>
+          <w:tcPr>
+            <w:tcW w:type="dxa" w:w="2160"/>
+            <w:vAlign w:val="center"/>
+          </w:tcPr>
+          <w:p>
+            <w:pPr>
+              <w:spacing w:after="40" w:before="40"/>
+            </w:pPr>
+            <w:r>
+              <w:rPr>
+                <w:rFonts w:ascii="Calibri" w:hAnsi="Calibri"/>
+                <w:b w:val="0"/>
+                <w:sz w:val="19"/>
+              </w:rPr>
+              <w:t>Expected scaffold</w:t>
+            </w:r>
+          </w:p>
+        </w:tc>
+        <w:tc>
+          <w:tcPr>
+            <w:tcW w:type="dxa" w:w="7200"/>
+            <w:vAlign w:val="center"/>
+          </w:tcPr>
+          <w:p>
+            <w:pPr>
+              <w:spacing w:after="40" w:before="40"/>
+            </w:pPr>
+            <w:r>
+              <w:rPr>
+                <w:rFonts w:ascii="Calibri" w:hAnsi="Calibri"/>
+                <w:b w:val="0"/>
+                <w:sz w:val="19"/>
+              </w:rPr>
+              <w:t>Application.java, pom.xml and Java Dockerfile exposing port 8080.</w:t>
+            </w:r>
+          </w:p>
+        </w:tc>
+      </w:tr>
+      <w:tr>
+        <w:tc>
+          <w:tcPr>
+            <w:tcW w:type="dxa" w:w="2160"/>
+            <w:vAlign w:val="center"/>
+          </w:tcPr>
+          <w:p>
+            <w:pPr>
+              <w:spacing w:after="40" w:before="40"/>
+            </w:pPr>
+            <w:r>
+              <w:rPr>
+                <w:rFonts w:ascii="Calibri" w:hAnsi="Calibri"/>
+                <w:b w:val="0"/>
+                <w:sz w:val="19"/>
+              </w:rPr>
+              <w:t>Must not produce</w:t>
+            </w:r>
+          </w:p>
+        </w:tc>
+        <w:tc>
+          <w:tcPr>
+            <w:tcW w:type="dxa" w:w="7200"/>
+            <w:vAlign w:val="center"/>
+          </w:tcPr>
+          <w:p>
+            <w:pPr>
+              <w:spacing w:after="40" w:before="40"/>
+            </w:pPr>
+            <w:r>
+              <w:rPr>
+                <w:rFonts w:ascii="Calibri" w:hAnsi="Calibri"/>
+                <w:b w:val="0"/>
+                <w:sz w:val="19"/>
+              </w:rPr>
+              <w:t>Node files, Spring Boot/controller claims, or port 3000.</w:t>
+            </w:r>
+          </w:p>
+        </w:tc>
+      </w:tr>
+      <w:tr>
+        <w:tc>
+          <w:tcPr>
+            <w:tcW w:type="dxa" w:w="2160"/>
+            <w:vAlign w:val="center"/>
+          </w:tcPr>
+          <w:p>
+            <w:pPr>
+              <w:spacing w:after="40" w:before="40"/>
+            </w:pPr>
+            <w:r>
+              <w:rPr>
+                <w:rFonts w:ascii="Calibri" w:hAnsi="Calibri"/>
+                <w:b w:val="0"/>
+                <w:sz w:val="19"/>
+              </w:rPr>
+              <w:t>Expected result</w:t>
+            </w:r>
+          </w:p>
+        </w:tc>
+        <w:tc>
+          <w:tcPr>
+            <w:tcW w:type="dxa" w:w="7200"/>
+            <w:vAlign w:val="center"/>
+          </w:tcPr>
+          <w:p>
+            <w:pPr>
+              <w:spacing w:after="40" w:before="40"/>
+            </w:pPr>
+            <w:r>
+              <w:rPr>
+                <w:rFonts w:ascii="Calibri" w:hAnsi="Calibri"/>
+                <w:b w:val="0"/>
+                <w:sz w:val="19"/>
+              </w:rPr>
+              <w:t>Java runtime/health/port parity holds.</w:t>
+            </w:r>
+          </w:p>
+        </w:tc>
+      </w:tr>
+    </w:tbl>
+    <w:p>
+      <w:pPr>
+        <w:spacing w:after="40"/>
+      </w:pPr>
+    </w:p>
+    <w:p>
+      <w:pPr>
+        <w:pStyle w:val="Heading2"/>
+      </w:pPr>
+      <w:r>
+        <w:t>SF-42 - .NET health service contract</w:t>
+      </w:r>
+    </w:p>
+    <w:tbl>
+      <w:tblPr>
+        <w:tblStyle w:val="TableGrid"/>
+        <w:tblW w:type="auto" w:w="0"/>
+        <w:jc w:val="left"/>
+        <w:tblLayout w:type="fixed"/>
+        <w:tblLook w:firstColumn="1" w:firstRow="1" w:lastColumn="0" w:lastRow="0" w:noHBand="0" w:noVBand="1" w:val="04A0"/>
+      </w:tblPr>
+      <w:tblGrid>
+        <w:gridCol w:w="4968"/>
+        <w:gridCol w:w="4968"/>
+      </w:tblGrid>
+      <w:tr>
+        <w:trPr>
+          <w:tblHeader w:val="true"/>
+        </w:trPr>
+        <w:tc>
+          <w:tcPr>
+            <w:tcW w:type="dxa" w:w="2160"/>
+            <w:vAlign w:val="center"/>
+            <w:shd w:fill="1F4D78"/>
+          </w:tcPr>
+          <w:p>
+            <w:pPr>
+              <w:spacing w:after="40" w:before="40"/>
+            </w:pPr>
+            <w:r>
+              <w:rPr>
+                <w:rFonts w:ascii="Calibri" w:hAnsi="Calibri"/>
+                <w:b/>
+                <w:color w:val="FFFFFF"/>
+                <w:sz w:val="19"/>
+              </w:rPr>
+              <w:t>Check</w:t>
+            </w:r>
+          </w:p>
+        </w:tc>
+        <w:tc>
+          <w:tcPr>
+            <w:tcW w:type="dxa" w:w="7200"/>
+            <w:vAlign w:val="center"/>
+            <w:shd w:fill="1F4D78"/>
+          </w:tcPr>
+          <w:p>
+            <w:pPr>
+              <w:spacing w:after="40" w:before="40"/>
+            </w:pPr>
+            <w:r>
+              <w:rPr>
+                <w:rFonts w:ascii="Calibri" w:hAnsi="Calibri"/>
+                <w:b/>
+                <w:color w:val="FFFFFF"/>
+                <w:sz w:val="19"/>
+              </w:rPr>
+              <w:t>Expected behavior</w:t>
+            </w:r>
+          </w:p>
+        </w:tc>
+      </w:tr>
+      <w:tr>
+        <w:tc>
+          <w:tcPr>
+            <w:tcW w:type="dxa" w:w="2160"/>
+            <w:vAlign w:val="center"/>
+          </w:tcPr>
+          <w:p>
+            <w:pPr>
+              <w:spacing w:after="40" w:before="40"/>
+            </w:pPr>
+            <w:r>
+              <w:rPr>
+                <w:rFonts w:ascii="Calibri" w:hAnsi="Calibri"/>
+                <w:b w:val="0"/>
+                <w:sz w:val="19"/>
+              </w:rPr>
+              <w:t>Client prompt</w:t>
+            </w:r>
+          </w:p>
+        </w:tc>
+        <w:tc>
+          <w:tcPr>
+            <w:tcW w:type="dxa" w:w="7200"/>
+            <w:vAlign w:val="center"/>
+          </w:tcPr>
+          <w:p>
+            <w:pPr>
+              <w:spacing w:after="40" w:before="40"/>
+            </w:pPr>
+            <w:r>
+              <w:rPr>
+                <w:rFonts w:ascii="Calibri" w:hAnsi="Calibri"/>
+                <w:b w:val="0"/>
+                <w:sz w:val="19"/>
+              </w:rPr>
+              <w:t>Build Cloud Run .NET health service.</w:t>
+            </w:r>
+          </w:p>
+        </w:tc>
+      </w:tr>
+      <w:tr>
+        <w:tc>
+          <w:tcPr>
+            <w:tcW w:type="dxa" w:w="2160"/>
+            <w:vAlign w:val="center"/>
+          </w:tcPr>
+          <w:p>
+            <w:pPr>
+              <w:spacing w:after="40" w:before="40"/>
+            </w:pPr>
+            <w:r>
+              <w:rPr>
+                <w:rFonts w:ascii="Calibri" w:hAnsi="Calibri"/>
+                <w:b w:val="0"/>
+                <w:sz w:val="19"/>
+              </w:rPr>
+              <w:t>Interview selections</w:t>
+            </w:r>
+          </w:p>
+        </w:tc>
+        <w:tc>
+          <w:tcPr>
+            <w:tcW w:type="dxa" w:w="7200"/>
+            <w:vAlign w:val="center"/>
+          </w:tcPr>
+          <w:p>
+            <w:pPr>
+              <w:spacing w:after="40" w:before="40"/>
+            </w:pPr>
+            <w:r>
+              <w:rPr>
+                <w:rFonts w:ascii="Calibri" w:hAnsi="Calibri"/>
+                <w:b w:val="0"/>
+                <w:sz w:val="19"/>
+              </w:rPr>
+              <w:t>Private; no data; staging; small traffic.</w:t>
+            </w:r>
+          </w:p>
+        </w:tc>
+      </w:tr>
+      <w:tr>
+        <w:tc>
+          <w:tcPr>
+            <w:tcW w:type="dxa" w:w="2160"/>
+            <w:vAlign w:val="center"/>
+          </w:tcPr>
+          <w:p>
+            <w:pPr>
+              <w:spacing w:after="40" w:before="40"/>
+            </w:pPr>
+            <w:r>
+              <w:rPr>
+                <w:rFonts w:ascii="Calibri" w:hAnsi="Calibri"/>
+                <w:b w:val="0"/>
+                <w:sz w:val="19"/>
+              </w:rPr>
+              <w:t>Expected plan</w:t>
+            </w:r>
+          </w:p>
+        </w:tc>
+        <w:tc>
+          <w:tcPr>
+            <w:tcW w:type="dxa" w:w="7200"/>
+            <w:vAlign w:val="center"/>
+          </w:tcPr>
+          <w:p>
+            <w:pPr>
+              <w:spacing w:after="40" w:before="40"/>
+            </w:pPr>
+            <w:r>
+              <w:rPr>
+                <w:rFonts w:ascii="Calibri" w:hAnsi="Calibri"/>
+                <w:b w:val="0"/>
+                <w:sz w:val="19"/>
+              </w:rPr>
+              <w:t>Minimal .NET health application.</w:t>
+            </w:r>
+          </w:p>
+        </w:tc>
+      </w:tr>
+      <w:tr>
+        <w:tc>
+          <w:tcPr>
+            <w:tcW w:type="dxa" w:w="2160"/>
+            <w:vAlign w:val="center"/>
+          </w:tcPr>
+          <w:p>
+            <w:pPr>
+              <w:spacing w:after="40" w:before="40"/>
+            </w:pPr>
+            <w:r>
+              <w:rPr>
+                <w:rFonts w:ascii="Calibri" w:hAnsi="Calibri"/>
+                <w:b w:val="0"/>
+                <w:sz w:val="19"/>
+              </w:rPr>
+              <w:t>Expected scaffold</w:t>
+            </w:r>
+          </w:p>
+        </w:tc>
+        <w:tc>
+          <w:tcPr>
+            <w:tcW w:type="dxa" w:w="7200"/>
+            <w:vAlign w:val="center"/>
+          </w:tcPr>
+          <w:p>
+            <w:pPr>
+              <w:spacing w:after="40" w:before="40"/>
+            </w:pPr>
+            <w:r>
+              <w:rPr>
+                <w:rFonts w:ascii="Calibri" w:hAnsi="Calibri"/>
+                <w:b w:val="0"/>
+                <w:sz w:val="19"/>
+              </w:rPr>
+              <w:t>Program.cs/app.csproj/root Dockerfile and /health endpoint.</w:t>
+            </w:r>
+          </w:p>
+        </w:tc>
+      </w:tr>
+      <w:tr>
+        <w:tc>
+          <w:tcPr>
+            <w:tcW w:type="dxa" w:w="2160"/>
+            <w:vAlign w:val="center"/>
+          </w:tcPr>
+          <w:p>
+            <w:pPr>
+              <w:spacing w:after="40" w:before="40"/>
+            </w:pPr>
+            <w:r>
+              <w:rPr>
+                <w:rFonts w:ascii="Calibri" w:hAnsi="Calibri"/>
+                <w:b w:val="0"/>
+                <w:sz w:val="19"/>
+              </w:rPr>
+              <w:t>Must not produce</w:t>
+            </w:r>
+          </w:p>
+        </w:tc>
+        <w:tc>
+          <w:tcPr>
+            <w:tcW w:type="dxa" w:w="7200"/>
+            <w:vAlign w:val="center"/>
+          </w:tcPr>
+          <w:p>
+            <w:pPr>
+              <w:spacing w:after="40" w:before="40"/>
+            </w:pPr>
+            <w:r>
+              <w:rPr>
+                <w:rFonts w:ascii="Calibri" w:hAnsi="Calibri"/>
+                <w:b w:val="0"/>
+                <w:sz w:val="19"/>
+              </w:rPr>
+              <w:t>app/ root-layout mismatch, Java/Node files, or unrequested controller architecture.</w:t>
+            </w:r>
+          </w:p>
+        </w:tc>
+      </w:tr>
+      <w:tr>
+        <w:tc>
+          <w:tcPr>
+            <w:tcW w:type="dxa" w:w="2160"/>
+            <w:vAlign w:val="center"/>
+          </w:tcPr>
+          <w:p>
+            <w:pPr>
+              <w:spacing w:after="40" w:before="40"/>
+            </w:pPr>
+            <w:r>
+              <w:rPr>
+                <w:rFonts w:ascii="Calibri" w:hAnsi="Calibri"/>
+                <w:b w:val="0"/>
+                <w:sz w:val="19"/>
+              </w:rPr>
+              <w:t>Expected result</w:t>
+            </w:r>
+          </w:p>
+        </w:tc>
+        <w:tc>
+          <w:tcPr>
+            <w:tcW w:type="dxa" w:w="7200"/>
+            <w:vAlign w:val="center"/>
+          </w:tcPr>
+          <w:p>
+            <w:pPr>
+              <w:spacing w:after="40" w:before="40"/>
+            </w:pPr>
+            <w:r>
+              <w:rPr>
+                <w:rFonts w:ascii="Calibri" w:hAnsi="Calibri"/>
+                <w:b w:val="0"/>
+                <w:sz w:val="19"/>
+              </w:rPr>
+              <w:t>Serverless .NET layout matches manifest and ZIP.</w:t>
+            </w:r>
+          </w:p>
+        </w:tc>
+      </w:tr>
+    </w:tbl>
+    <w:p>
+      <w:pPr>
+        <w:spacing w:after="40"/>
+      </w:pPr>
+    </w:p>
+    <w:p>
+      <w:pPr>
+        <w:pStyle w:val="Heading2"/>
+      </w:pPr>
+      <w:r>
+        <w:t>SF-43 - PostgreSQL mode coverage</w:t>
+      </w:r>
+    </w:p>
+    <w:tbl>
+      <w:tblPr>
+        <w:tblStyle w:val="TableGrid"/>
+        <w:tblW w:type="auto" w:w="0"/>
+        <w:jc w:val="left"/>
+        <w:tblLayout w:type="fixed"/>
+        <w:tblLook w:firstColumn="1" w:firstRow="1" w:lastColumn="0" w:lastRow="0" w:noHBand="0" w:noVBand="1" w:val="04A0"/>
+      </w:tblPr>
+      <w:tblGrid>
+        <w:gridCol w:w="4968"/>
+        <w:gridCol w:w="4968"/>
+      </w:tblGrid>
+      <w:tr>
+        <w:trPr>
+          <w:tblHeader w:val="true"/>
+        </w:trPr>
+        <w:tc>
+          <w:tcPr>
+            <w:tcW w:type="dxa" w:w="2160"/>
+            <w:vAlign w:val="center"/>
+            <w:shd w:fill="1F4D78"/>
+          </w:tcPr>
+          <w:p>
+            <w:pPr>
+              <w:spacing w:after="40" w:before="40"/>
+            </w:pPr>
+            <w:r>
+              <w:rPr>
+                <w:rFonts w:ascii="Calibri" w:hAnsi="Calibri"/>
+                <w:b/>
+                <w:color w:val="FFFFFF"/>
+                <w:sz w:val="19"/>
+              </w:rPr>
+              <w:t>Check</w:t>
+            </w:r>
+          </w:p>
+        </w:tc>
+        <w:tc>
+          <w:tcPr>
+            <w:tcW w:type="dxa" w:w="7200"/>
+            <w:vAlign w:val="center"/>
+            <w:shd w:fill="1F4D78"/>
+          </w:tcPr>
+          <w:p>
+            <w:pPr>
+              <w:spacing w:after="40" w:before="40"/>
+            </w:pPr>
+            <w:r>
+              <w:rPr>
+                <w:rFonts w:ascii="Calibri" w:hAnsi="Calibri"/>
+                <w:b/>
+                <w:color w:val="FFFFFF"/>
+                <w:sz w:val="19"/>
+              </w:rPr>
+              <w:t>Expected behavior</w:t>
+            </w:r>
+          </w:p>
+        </w:tc>
+      </w:tr>
+      <w:tr>
+        <w:tc>
+          <w:tcPr>
+            <w:tcW w:type="dxa" w:w="2160"/>
+            <w:vAlign w:val="center"/>
+          </w:tcPr>
+          <w:p>
+            <w:pPr>
+              <w:spacing w:after="40" w:before="40"/>
+            </w:pPr>
+            <w:r>
+              <w:rPr>
+                <w:rFonts w:ascii="Calibri" w:hAnsi="Calibri"/>
+                <w:b w:val="0"/>
+                <w:sz w:val="19"/>
+              </w:rPr>
+              <w:t>Client prompt</w:t>
+            </w:r>
+          </w:p>
+        </w:tc>
+        <w:tc>
+          <w:tcPr>
+            <w:tcW w:type="dxa" w:w="7200"/>
+            <w:vAlign w:val="center"/>
+          </w:tcPr>
+          <w:p>
+            <w:pPr>
+              <w:spacing w:after="40" w:before="40"/>
+            </w:pPr>
+            <w:r>
+              <w:rPr>
+                <w:rFonts w:ascii="Calibri" w:hAnsi="Calibri"/>
+                <w:b w:val="0"/>
+                <w:sz w:val="19"/>
+              </w:rPr>
+              <w:t>Build Azure AKS Python API with PostgreSQL.</w:t>
+            </w:r>
+          </w:p>
+        </w:tc>
+      </w:tr>
+      <w:tr>
+        <w:tc>
+          <w:tcPr>
+            <w:tcW w:type="dxa" w:w="2160"/>
+            <w:vAlign w:val="center"/>
+          </w:tcPr>
+          <w:p>
+            <w:pPr>
+              <w:spacing w:after="40" w:before="40"/>
+            </w:pPr>
+            <w:r>
+              <w:rPr>
+                <w:rFonts w:ascii="Calibri" w:hAnsi="Calibri"/>
+                <w:b w:val="0"/>
+                <w:sz w:val="19"/>
+              </w:rPr>
+              <w:t>Interview selections</w:t>
+            </w:r>
+          </w:p>
+        </w:tc>
+        <w:tc>
+          <w:tcPr>
+            <w:tcW w:type="dxa" w:w="7200"/>
+            <w:vAlign w:val="center"/>
+          </w:tcPr>
+          <w:p>
+            <w:pPr>
+              <w:spacing w:after="40" w:before="40"/>
+            </w:pPr>
+            <w:r>
+              <w:rPr>
+                <w:rFonts w:ascii="Calibri" w:hAnsi="Calibri"/>
+                <w:b w:val="0"/>
+                <w:sz w:val="19"/>
+              </w:rPr>
+              <w:t>Run standard private database, then HA with 7-day backups.</w:t>
+            </w:r>
+          </w:p>
+        </w:tc>
+      </w:tr>
+      <w:tr>
+        <w:tc>
+          <w:tcPr>
+            <w:tcW w:type="dxa" w:w="2160"/>
+            <w:vAlign w:val="center"/>
+          </w:tcPr>
+          <w:p>
+            <w:pPr>
+              <w:spacing w:after="40" w:before="40"/>
+            </w:pPr>
+            <w:r>
+              <w:rPr>
+                <w:rFonts w:ascii="Calibri" w:hAnsi="Calibri"/>
+                <w:b w:val="0"/>
+                <w:sz w:val="19"/>
+              </w:rPr>
+              <w:t>Expected plan</w:t>
+            </w:r>
+          </w:p>
+        </w:tc>
+        <w:tc>
+          <w:tcPr>
+            <w:tcW w:type="dxa" w:w="7200"/>
+            <w:vAlign w:val="center"/>
+          </w:tcPr>
+          <w:p>
+            <w:pPr>
+              <w:spacing w:after="40" w:before="40"/>
+            </w:pPr>
+            <w:r>
+              <w:rPr>
+                <w:rFonts w:ascii="Calibri" w:hAnsi="Calibri"/>
+                <w:b w:val="0"/>
+                <w:sz w:val="19"/>
+              </w:rPr>
+              <w:t>Database mode wording matches each selection.</w:t>
+            </w:r>
+          </w:p>
+        </w:tc>
+      </w:tr>
+      <w:tr>
+        <w:tc>
+          <w:tcPr>
+            <w:tcW w:type="dxa" w:w="2160"/>
+            <w:vAlign w:val="center"/>
+          </w:tcPr>
+          <w:p>
+            <w:pPr>
+              <w:spacing w:after="40" w:before="40"/>
+            </w:pPr>
+            <w:r>
+              <w:rPr>
+                <w:rFonts w:ascii="Calibri" w:hAnsi="Calibri"/>
+                <w:b w:val="0"/>
+                <w:sz w:val="19"/>
+              </w:rPr>
+              <w:t>Expected scaffold</w:t>
+            </w:r>
+          </w:p>
+        </w:tc>
+        <w:tc>
+          <w:tcPr>
+            <w:tcW w:type="dxa" w:w="7200"/>
+            <w:vAlign w:val="center"/>
+          </w:tcPr>
+          <w:p>
+            <w:pPr>
+              <w:spacing w:after="40" w:before="40"/>
+            </w:pPr>
+            <w:r>
+              <w:rPr>
+                <w:rFonts w:ascii="Calibri" w:hAnsi="Calibri"/>
+                <w:b w:val="0"/>
+                <w:sz w:val="19"/>
+              </w:rPr>
+              <w:t>Selected PostgreSQL resource and only valid corresponding outputs/tfvars.</w:t>
+            </w:r>
+          </w:p>
+        </w:tc>
+      </w:tr>
+      <w:tr>
+        <w:tc>
+          <w:tcPr>
+            <w:tcW w:type="dxa" w:w="2160"/>
+            <w:vAlign w:val="center"/>
+          </w:tcPr>
+          <w:p>
+            <w:pPr>
+              <w:spacing w:after="40" w:before="40"/>
+            </w:pPr>
+            <w:r>
+              <w:rPr>
+                <w:rFonts w:ascii="Calibri" w:hAnsi="Calibri"/>
+                <w:b w:val="0"/>
+                <w:sz w:val="19"/>
+              </w:rPr>
+              <w:t>Must not produce</w:t>
+            </w:r>
+          </w:p>
+        </w:tc>
+        <w:tc>
+          <w:tcPr>
+            <w:tcW w:type="dxa" w:w="7200"/>
+            <w:vAlign w:val="center"/>
+          </w:tcPr>
+          <w:p>
+            <w:pPr>
+              <w:spacing w:after="40" w:before="40"/>
+            </w:pPr>
+            <w:r>
+              <w:rPr>
+                <w:rFonts w:ascii="Calibri" w:hAnsi="Calibri"/>
+                <w:b w:val="0"/>
+                <w:sz w:val="19"/>
+              </w:rPr>
+              <w:t>MySQL/Redis resources, stale outputs, or HA promise with standard configuration.</w:t>
+            </w:r>
+          </w:p>
+        </w:tc>
+      </w:tr>
+      <w:tr>
+        <w:tc>
+          <w:tcPr>
+            <w:tcW w:type="dxa" w:w="2160"/>
+            <w:vAlign w:val="center"/>
+          </w:tcPr>
+          <w:p>
+            <w:pPr>
+              <w:spacing w:after="40" w:before="40"/>
+            </w:pPr>
+            <w:r>
+              <w:rPr>
+                <w:rFonts w:ascii="Calibri" w:hAnsi="Calibri"/>
+                <w:b w:val="0"/>
+                <w:sz w:val="19"/>
+              </w:rPr>
+              <w:t>Expected result</w:t>
+            </w:r>
+          </w:p>
+        </w:tc>
+        <w:tc>
+          <w:tcPr>
+            <w:tcW w:type="dxa" w:w="7200"/>
+            <w:vAlign w:val="center"/>
+          </w:tcPr>
+          <w:p>
+            <w:pPr>
+              <w:spacing w:after="40" w:before="40"/>
+            </w:pPr>
+            <w:r>
+              <w:rPr>
+                <w:rFonts w:ascii="Calibri" w:hAnsi="Calibri"/>
+                <w:b w:val="0"/>
+                <w:sz w:val="19"/>
+              </w:rPr>
+              <w:t>Database mode changes configuration, not just prose.</w:t>
+            </w:r>
+          </w:p>
+        </w:tc>
+      </w:tr>
+    </w:tbl>
+    <w:p>
+      <w:pPr>
+        <w:spacing w:after="40"/>
+      </w:pPr>
+    </w:p>
+    <w:p>
+      <w:pPr>
+        <w:pStyle w:val="Heading2"/>
+      </w:pPr>
+      <w:r>
+        <w:t>SF-44 - MySQL mode coverage</w:t>
+      </w:r>
+    </w:p>
+    <w:tbl>
+      <w:tblPr>
+        <w:tblStyle w:val="TableGrid"/>
+        <w:tblW w:type="auto" w:w="0"/>
+        <w:jc w:val="left"/>
+        <w:tblLayout w:type="fixed"/>
+        <w:tblLook w:firstColumn="1" w:firstRow="1" w:lastColumn="0" w:lastRow="0" w:noHBand="0" w:noVBand="1" w:val="04A0"/>
+      </w:tblPr>
+      <w:tblGrid>
+        <w:gridCol w:w="4968"/>
+        <w:gridCol w:w="4968"/>
+      </w:tblGrid>
+      <w:tr>
+        <w:trPr>
+          <w:tblHeader w:val="true"/>
+        </w:trPr>
+        <w:tc>
+          <w:tcPr>
+            <w:tcW w:type="dxa" w:w="2160"/>
+            <w:vAlign w:val="center"/>
+            <w:shd w:fill="1F4D78"/>
+          </w:tcPr>
+          <w:p>
+            <w:pPr>
+              <w:spacing w:after="40" w:before="40"/>
+            </w:pPr>
+            <w:r>
+              <w:rPr>
+                <w:rFonts w:ascii="Calibri" w:hAnsi="Calibri"/>
+                <w:b/>
+                <w:color w:val="FFFFFF"/>
+                <w:sz w:val="19"/>
+              </w:rPr>
+              <w:t>Check</w:t>
+            </w:r>
+          </w:p>
+        </w:tc>
+        <w:tc>
+          <w:tcPr>
+            <w:tcW w:type="dxa" w:w="7200"/>
+            <w:vAlign w:val="center"/>
+            <w:shd w:fill="1F4D78"/>
+          </w:tcPr>
+          <w:p>
+            <w:pPr>
+              <w:spacing w:after="40" w:before="40"/>
+            </w:pPr>
+            <w:r>
+              <w:rPr>
+                <w:rFonts w:ascii="Calibri" w:hAnsi="Calibri"/>
+                <w:b/>
+                <w:color w:val="FFFFFF"/>
+                <w:sz w:val="19"/>
+              </w:rPr>
+              <w:t>Expected behavior</w:t>
+            </w:r>
+          </w:p>
+        </w:tc>
+      </w:tr>
+      <w:tr>
+        <w:tc>
+          <w:tcPr>
+            <w:tcW w:type="dxa" w:w="2160"/>
+            <w:vAlign w:val="center"/>
+          </w:tcPr>
+          <w:p>
+            <w:pPr>
+              <w:spacing w:after="40" w:before="40"/>
+            </w:pPr>
+            <w:r>
+              <w:rPr>
+                <w:rFonts w:ascii="Calibri" w:hAnsi="Calibri"/>
+                <w:b w:val="0"/>
+                <w:sz w:val="19"/>
+              </w:rPr>
+              <w:t>Client prompt</w:t>
+            </w:r>
+          </w:p>
+        </w:tc>
+        <w:tc>
+          <w:tcPr>
+            <w:tcW w:type="dxa" w:w="7200"/>
+            <w:vAlign w:val="center"/>
+          </w:tcPr>
+          <w:p>
+            <w:pPr>
+              <w:spacing w:after="40" w:before="40"/>
+            </w:pPr>
+            <w:r>
+              <w:rPr>
+                <w:rFonts w:ascii="Calibri" w:hAnsi="Calibri"/>
+                <w:b w:val="0"/>
+                <w:sz w:val="19"/>
+              </w:rPr>
+              <w:t>Build AWS ECS Go API with MySQL.</w:t>
+            </w:r>
+          </w:p>
+        </w:tc>
+      </w:tr>
+      <w:tr>
+        <w:tc>
+          <w:tcPr>
+            <w:tcW w:type="dxa" w:w="2160"/>
+            <w:vAlign w:val="center"/>
+          </w:tcPr>
+          <w:p>
+            <w:pPr>
+              <w:spacing w:after="40" w:before="40"/>
+            </w:pPr>
+            <w:r>
+              <w:rPr>
+                <w:rFonts w:ascii="Calibri" w:hAnsi="Calibri"/>
+                <w:b w:val="0"/>
+                <w:sz w:val="19"/>
+              </w:rPr>
+              <w:t>Interview selections</w:t>
+            </w:r>
+          </w:p>
+        </w:tc>
+        <w:tc>
+          <w:tcPr>
+            <w:tcW w:type="dxa" w:w="7200"/>
+            <w:vAlign w:val="center"/>
+          </w:tcPr>
+          <w:p>
+            <w:pPr>
+              <w:spacing w:after="40" w:before="40"/>
+            </w:pPr>
+            <w:r>
+              <w:rPr>
+                <w:rFonts w:ascii="Calibri" w:hAnsi="Calibri"/>
+                <w:b w:val="0"/>
+                <w:sz w:val="19"/>
+              </w:rPr>
+              <w:t>Run standard, then HA/backup; private; production.</w:t>
+            </w:r>
+          </w:p>
+        </w:tc>
+      </w:tr>
+      <w:tr>
+        <w:tc>
+          <w:tcPr>
+            <w:tcW w:type="dxa" w:w="2160"/>
+            <w:vAlign w:val="center"/>
+          </w:tcPr>
+          <w:p>
+            <w:pPr>
+              <w:spacing w:after="40" w:before="40"/>
+            </w:pPr>
+            <w:r>
+              <w:rPr>
+                <w:rFonts w:ascii="Calibri" w:hAnsi="Calibri"/>
+                <w:b w:val="0"/>
+                <w:sz w:val="19"/>
+              </w:rPr>
+              <w:t>Expected plan</w:t>
+            </w:r>
+          </w:p>
+        </w:tc>
+        <w:tc>
+          <w:tcPr>
+            <w:tcW w:type="dxa" w:w="7200"/>
+            <w:vAlign w:val="center"/>
+          </w:tcPr>
+          <w:p>
+            <w:pPr>
+              <w:spacing w:after="40" w:before="40"/>
+            </w:pPr>
+            <w:r>
+              <w:rPr>
+                <w:rFonts w:ascii="Calibri" w:hAnsi="Calibri"/>
+                <w:b w:val="0"/>
+                <w:sz w:val="19"/>
+              </w:rPr>
+              <w:t>MySQL and selected availability/backup mode.</w:t>
+            </w:r>
+          </w:p>
+        </w:tc>
+      </w:tr>
+      <w:tr>
+        <w:tc>
+          <w:tcPr>
+            <w:tcW w:type="dxa" w:w="2160"/>
+            <w:vAlign w:val="center"/>
+          </w:tcPr>
+          <w:p>
+            <w:pPr>
+              <w:spacing w:after="40" w:before="40"/>
+            </w:pPr>
+            <w:r>
+              <w:rPr>
+                <w:rFonts w:ascii="Calibri" w:hAnsi="Calibri"/>
+                <w:b w:val="0"/>
+                <w:sz w:val="19"/>
+              </w:rPr>
+              <w:t>Expected scaffold</w:t>
+            </w:r>
+          </w:p>
+        </w:tc>
+        <w:tc>
+          <w:tcPr>
+            <w:tcW w:type="dxa" w:w="7200"/>
+            <w:vAlign w:val="center"/>
+          </w:tcPr>
+          <w:p>
+            <w:pPr>
+              <w:spacing w:after="40" w:before="40"/>
+            </w:pPr>
+            <w:r>
+              <w:rPr>
+                <w:rFonts w:ascii="Calibri" w:hAnsi="Calibri"/>
+                <w:b w:val="0"/>
+                <w:sz w:val="19"/>
+              </w:rPr>
+              <w:t>MySQL-specific resource/output/configuration only.</w:t>
+            </w:r>
+          </w:p>
+        </w:tc>
+      </w:tr>
+      <w:tr>
+        <w:tc>
+          <w:tcPr>
+            <w:tcW w:type="dxa" w:w="2160"/>
+            <w:vAlign w:val="center"/>
+          </w:tcPr>
+          <w:p>
+            <w:pPr>
+              <w:spacing w:after="40" w:before="40"/>
+            </w:pPr>
+            <w:r>
+              <w:rPr>
+                <w:rFonts w:ascii="Calibri" w:hAnsi="Calibri"/>
+                <w:b w:val="0"/>
+                <w:sz w:val="19"/>
+              </w:rPr>
+              <w:t>Must not produce</w:t>
+            </w:r>
+          </w:p>
+        </w:tc>
+        <w:tc>
+          <w:tcPr>
+            <w:tcW w:type="dxa" w:w="7200"/>
+            <w:vAlign w:val="center"/>
+          </w:tcPr>
+          <w:p>
+            <w:pPr>
+              <w:spacing w:after="40" w:before="40"/>
+            </w:pPr>
+            <w:r>
+              <w:rPr>
+                <w:rFonts w:ascii="Calibri" w:hAnsi="Calibri"/>
+                <w:b w:val="0"/>
+                <w:sz w:val="19"/>
+              </w:rPr>
+              <w:t>PostgreSQL, Redis, or prior database output references.</w:t>
+            </w:r>
+          </w:p>
+        </w:tc>
+      </w:tr>
+      <w:tr>
+        <w:tc>
+          <w:tcPr>
+            <w:tcW w:type="dxa" w:w="2160"/>
+            <w:vAlign w:val="center"/>
+          </w:tcPr>
+          <w:p>
+            <w:pPr>
+              <w:spacing w:after="40" w:before="40"/>
+            </w:pPr>
+            <w:r>
+              <w:rPr>
+                <w:rFonts w:ascii="Calibri" w:hAnsi="Calibri"/>
+                <w:b w:val="0"/>
+                <w:sz w:val="19"/>
+              </w:rPr>
+              <w:t>Expected result</w:t>
+            </w:r>
+          </w:p>
+        </w:tc>
+        <w:tc>
+          <w:tcPr>
+            <w:tcW w:type="dxa" w:w="7200"/>
+            <w:vAlign w:val="center"/>
+          </w:tcPr>
+          <w:p>
+            <w:pPr>
+              <w:spacing w:after="40" w:before="40"/>
+            </w:pPr>
+            <w:r>
+              <w:rPr>
+                <w:rFonts w:ascii="Calibri" w:hAnsi="Calibri"/>
+                <w:b w:val="0"/>
+                <w:sz w:val="19"/>
+              </w:rPr>
+              <w:t>Relational database selection is not silently substituted.</w:t>
+            </w:r>
+          </w:p>
+        </w:tc>
+      </w:tr>
+    </w:tbl>
+    <w:p>
+      <w:pPr>
+        <w:spacing w:after="40"/>
+      </w:pPr>
+    </w:p>
+    <w:p>
+      <w:pPr>
+        <w:pStyle w:val="Heading2"/>
+      </w:pPr>
+      <w:r>
+        <w:t>SF-45 - Redis mode coverage</w:t>
+      </w:r>
+    </w:p>
+    <w:tbl>
+      <w:tblPr>
+        <w:tblStyle w:val="TableGrid"/>
+        <w:tblW w:type="auto" w:w="0"/>
+        <w:jc w:val="left"/>
+        <w:tblLayout w:type="fixed"/>
+        <w:tblLook w:firstColumn="1" w:firstRow="1" w:lastColumn="0" w:lastRow="0" w:noHBand="0" w:noVBand="1" w:val="04A0"/>
+      </w:tblPr>
+      <w:tblGrid>
+        <w:gridCol w:w="4968"/>
+        <w:gridCol w:w="4968"/>
+      </w:tblGrid>
+      <w:tr>
+        <w:trPr>
+          <w:tblHeader w:val="true"/>
+        </w:trPr>
+        <w:tc>
+          <w:tcPr>
+            <w:tcW w:type="dxa" w:w="2160"/>
+            <w:vAlign w:val="center"/>
+            <w:shd w:fill="1F4D78"/>
+          </w:tcPr>
+          <w:p>
+            <w:pPr>
+              <w:spacing w:after="40" w:before="40"/>
+            </w:pPr>
+            <w:r>
+              <w:rPr>
+                <w:rFonts w:ascii="Calibri" w:hAnsi="Calibri"/>
+                <w:b/>
+                <w:color w:val="FFFFFF"/>
+                <w:sz w:val="19"/>
+              </w:rPr>
+              <w:t>Check</w:t>
+            </w:r>
+          </w:p>
+        </w:tc>
+        <w:tc>
+          <w:tcPr>
+            <w:tcW w:type="dxa" w:w="7200"/>
+            <w:vAlign w:val="center"/>
+            <w:shd w:fill="1F4D78"/>
+          </w:tcPr>
+          <w:p>
+            <w:pPr>
+              <w:spacing w:after="40" w:before="40"/>
+            </w:pPr>
+            <w:r>
+              <w:rPr>
+                <w:rFonts w:ascii="Calibri" w:hAnsi="Calibri"/>
+                <w:b/>
+                <w:color w:val="FFFFFF"/>
+                <w:sz w:val="19"/>
+              </w:rPr>
+              <w:t>Expected behavior</w:t>
+            </w:r>
+          </w:p>
+        </w:tc>
+      </w:tr>
+      <w:tr>
+        <w:tc>
+          <w:tcPr>
+            <w:tcW w:type="dxa" w:w="2160"/>
+            <w:vAlign w:val="center"/>
+          </w:tcPr>
+          <w:p>
+            <w:pPr>
+              <w:spacing w:after="40" w:before="40"/>
+            </w:pPr>
+            <w:r>
+              <w:rPr>
+                <w:rFonts w:ascii="Calibri" w:hAnsi="Calibri"/>
+                <w:b w:val="0"/>
+                <w:sz w:val="19"/>
+              </w:rPr>
+              <w:t>Client prompt</w:t>
+            </w:r>
+          </w:p>
+        </w:tc>
+        <w:tc>
+          <w:tcPr>
+            <w:tcW w:type="dxa" w:w="7200"/>
+            <w:vAlign w:val="center"/>
+          </w:tcPr>
+          <w:p>
+            <w:pPr>
+              <w:spacing w:after="40" w:before="40"/>
+            </w:pPr>
+            <w:r>
+              <w:rPr>
+                <w:rFonts w:ascii="Calibri" w:hAnsi="Calibri"/>
+                <w:b w:val="0"/>
+                <w:sz w:val="19"/>
+              </w:rPr>
+              <w:t>Build GKE Python API with Redis.</w:t>
+            </w:r>
+          </w:p>
+        </w:tc>
+      </w:tr>
+      <w:tr>
+        <w:tc>
+          <w:tcPr>
+            <w:tcW w:type="dxa" w:w="2160"/>
+            <w:vAlign w:val="center"/>
+          </w:tcPr>
+          <w:p>
+            <w:pPr>
+              <w:spacing w:after="40" w:before="40"/>
+            </w:pPr>
+            <w:r>
+              <w:rPr>
+                <w:rFonts w:ascii="Calibri" w:hAnsi="Calibri"/>
+                <w:b w:val="0"/>
+                <w:sz w:val="19"/>
+              </w:rPr>
+              <w:t>Interview selections</w:t>
+            </w:r>
+          </w:p>
+        </w:tc>
+        <w:tc>
+          <w:tcPr>
+            <w:tcW w:type="dxa" w:w="7200"/>
+            <w:vAlign w:val="center"/>
+          </w:tcPr>
+          <w:p>
+            <w:pPr>
+              <w:spacing w:after="40" w:before="40"/>
+            </w:pPr>
+            <w:r>
+              <w:rPr>
+                <w:rFonts w:ascii="Calibri" w:hAnsi="Calibri"/>
+                <w:b w:val="0"/>
+                <w:sz w:val="19"/>
+              </w:rPr>
+              <w:t>Run standard, HA and HA with backups; private; staging.</w:t>
+            </w:r>
+          </w:p>
+        </w:tc>
+      </w:tr>
+      <w:tr>
+        <w:tc>
+          <w:tcPr>
+            <w:tcW w:type="dxa" w:w="2160"/>
+            <w:vAlign w:val="center"/>
+          </w:tcPr>
+          <w:p>
+            <w:pPr>
+              <w:spacing w:after="40" w:before="40"/>
+            </w:pPr>
+            <w:r>
+              <w:rPr>
+                <w:rFonts w:ascii="Calibri" w:hAnsi="Calibri"/>
+                <w:b w:val="0"/>
+                <w:sz w:val="19"/>
+              </w:rPr>
+              <w:t>Expected plan</w:t>
+            </w:r>
+          </w:p>
+        </w:tc>
+        <w:tc>
+          <w:tcPr>
+            <w:tcW w:type="dxa" w:w="7200"/>
+            <w:vAlign w:val="center"/>
+          </w:tcPr>
+          <w:p>
+            <w:pPr>
+              <w:spacing w:after="40" w:before="40"/>
+            </w:pPr>
+            <w:r>
+              <w:rPr>
+                <w:rFonts w:ascii="Calibri" w:hAnsi="Calibri"/>
+                <w:b w:val="0"/>
+                <w:sz w:val="19"/>
+              </w:rPr>
+              <w:t>Memorystore Redis and selected availability wording.</w:t>
+            </w:r>
+          </w:p>
+        </w:tc>
+      </w:tr>
+      <w:tr>
+        <w:tc>
+          <w:tcPr>
+            <w:tcW w:type="dxa" w:w="2160"/>
+            <w:vAlign w:val="center"/>
+          </w:tcPr>
+          <w:p>
+            <w:pPr>
+              <w:spacing w:after="40" w:before="40"/>
+            </w:pPr>
+            <w:r>
+              <w:rPr>
+                <w:rFonts w:ascii="Calibri" w:hAnsi="Calibri"/>
+                <w:b w:val="0"/>
+                <w:sz w:val="19"/>
+              </w:rPr>
+              <w:t>Expected scaffold</w:t>
+            </w:r>
+          </w:p>
+        </w:tc>
+        <w:tc>
+          <w:tcPr>
+            <w:tcW w:type="dxa" w:w="7200"/>
+            <w:vAlign w:val="center"/>
+          </w:tcPr>
+          <w:p>
+            <w:pPr>
+              <w:spacing w:after="40" w:before="40"/>
+            </w:pPr>
+            <w:r>
+              <w:rPr>
+                <w:rFonts w:ascii="Calibri" w:hAnsi="Calibri"/>
+                <w:b w:val="0"/>
+                <w:sz w:val="19"/>
+              </w:rPr>
+              <w:t>google_redis_instance, enable_redis flags and Redis outputs; no relational database resource.</w:t>
+            </w:r>
+          </w:p>
+        </w:tc>
+      </w:tr>
+      <w:tr>
+        <w:tc>
+          <w:tcPr>
+            <w:tcW w:type="dxa" w:w="2160"/>
+            <w:vAlign w:val="center"/>
+          </w:tcPr>
+          <w:p>
+            <w:pPr>
+              <w:spacing w:after="40" w:before="40"/>
+            </w:pPr>
+            <w:r>
+              <w:rPr>
+                <w:rFonts w:ascii="Calibri" w:hAnsi="Calibri"/>
+                <w:b w:val="0"/>
+                <w:sz w:val="19"/>
+              </w:rPr>
+              <w:t>Must not produce</w:t>
+            </w:r>
+          </w:p>
+        </w:tc>
+        <w:tc>
+          <w:tcPr>
+            <w:tcW w:type="dxa" w:w="7200"/>
+            <w:vAlign w:val="center"/>
+          </w:tcPr>
+          <w:p>
+            <w:pPr>
+              <w:spacing w:after="40" w:before="40"/>
+            </w:pPr>
+            <w:r>
+              <w:rPr>
+                <w:rFonts w:ascii="Calibri" w:hAnsi="Calibri"/>
+                <w:b w:val="0"/>
+                <w:sz w:val="19"/>
+              </w:rPr>
+              <w:t>Unsupported notice, Cloud SQL substitute, or Redis output without Redis resource.</w:t>
+            </w:r>
+          </w:p>
+        </w:tc>
+      </w:tr>
+      <w:tr>
+        <w:tc>
+          <w:tcPr>
+            <w:tcW w:type="dxa" w:w="2160"/>
+            <w:vAlign w:val="center"/>
+          </w:tcPr>
+          <w:p>
+            <w:pPr>
+              <w:spacing w:after="40" w:before="40"/>
+            </w:pPr>
+            <w:r>
+              <w:rPr>
+                <w:rFonts w:ascii="Calibri" w:hAnsi="Calibri"/>
+                <w:b w:val="0"/>
+                <w:sz w:val="19"/>
+              </w:rPr>
+              <w:t>Expected result</w:t>
+            </w:r>
+          </w:p>
+        </w:tc>
+        <w:tc>
+          <w:tcPr>
+            <w:tcW w:type="dxa" w:w="7200"/>
+            <w:vAlign w:val="center"/>
+          </w:tcPr>
+          <w:p>
+            <w:pPr>
+              <w:spacing w:after="40" w:before="40"/>
+            </w:pPr>
+            <w:r>
+              <w:rPr>
+                <w:rFonts w:ascii="Calibri" w:hAnsi="Calibri"/>
+                <w:b w:val="0"/>
+                <w:sz w:val="19"/>
+              </w:rPr>
+              <w:t>Provider-native Redis adapter is consistent.</w:t>
+            </w:r>
+          </w:p>
+        </w:tc>
+      </w:tr>
+    </w:tbl>
+    <w:p>
+      <w:pPr>
+        <w:spacing w:after="40"/>
+      </w:pPr>
+    </w:p>
+    <w:p>
+      <w:pPr>
+        <w:pStyle w:val="Heading2"/>
+      </w:pPr>
+      <w:r>
+        <w:t>SF-46 - Cross-cloud region rejection</w:t>
+      </w:r>
+    </w:p>
+    <w:tbl>
+      <w:tblPr>
+        <w:tblStyle w:val="TableGrid"/>
+        <w:tblW w:type="auto" w:w="0"/>
+        <w:jc w:val="left"/>
+        <w:tblLayout w:type="fixed"/>
+        <w:tblLook w:firstColumn="1" w:firstRow="1" w:lastColumn="0" w:lastRow="0" w:noHBand="0" w:noVBand="1" w:val="04A0"/>
+      </w:tblPr>
+      <w:tblGrid>
+        <w:gridCol w:w="4968"/>
+        <w:gridCol w:w="4968"/>
+      </w:tblGrid>
+      <w:tr>
+        <w:trPr>
+          <w:tblHeader w:val="true"/>
+        </w:trPr>
+        <w:tc>
+          <w:tcPr>
+            <w:tcW w:type="dxa" w:w="2160"/>
+            <w:vAlign w:val="center"/>
+            <w:shd w:fill="1F4D78"/>
+          </w:tcPr>
+          <w:p>
+            <w:pPr>
+              <w:spacing w:after="40" w:before="40"/>
+            </w:pPr>
+            <w:r>
+              <w:rPr>
+                <w:rFonts w:ascii="Calibri" w:hAnsi="Calibri"/>
+                <w:b/>
+                <w:color w:val="FFFFFF"/>
+                <w:sz w:val="19"/>
+              </w:rPr>
+              <w:t>Check</w:t>
+            </w:r>
+          </w:p>
+        </w:tc>
+        <w:tc>
+          <w:tcPr>
+            <w:tcW w:type="dxa" w:w="7200"/>
+            <w:vAlign w:val="center"/>
+            <w:shd w:fill="1F4D78"/>
+          </w:tcPr>
+          <w:p>
+            <w:pPr>
+              <w:spacing w:after="40" w:before="40"/>
+            </w:pPr>
+            <w:r>
+              <w:rPr>
+                <w:rFonts w:ascii="Calibri" w:hAnsi="Calibri"/>
+                <w:b/>
+                <w:color w:val="FFFFFF"/>
+                <w:sz w:val="19"/>
+              </w:rPr>
+              <w:t>Expected behavior</w:t>
+            </w:r>
+          </w:p>
+        </w:tc>
+      </w:tr>
+      <w:tr>
+        <w:tc>
+          <w:tcPr>
+            <w:tcW w:type="dxa" w:w="2160"/>
+            <w:vAlign w:val="center"/>
+          </w:tcPr>
+          <w:p>
+            <w:pPr>
+              <w:spacing w:after="40" w:before="40"/>
+            </w:pPr>
+            <w:r>
+              <w:rPr>
+                <w:rFonts w:ascii="Calibri" w:hAnsi="Calibri"/>
+                <w:b w:val="0"/>
+                <w:sz w:val="19"/>
+              </w:rPr>
+              <w:t>Client prompt</w:t>
+            </w:r>
+          </w:p>
+        </w:tc>
+        <w:tc>
+          <w:tcPr>
+            <w:tcW w:type="dxa" w:w="7200"/>
+            <w:vAlign w:val="center"/>
+          </w:tcPr>
+          <w:p>
+            <w:pPr>
+              <w:spacing w:after="40" w:before="40"/>
+            </w:pPr>
+            <w:r>
+              <w:rPr>
+                <w:rFonts w:ascii="Calibri" w:hAnsi="Calibri"/>
+                <w:b w:val="0"/>
+                <w:sz w:val="19"/>
+              </w:rPr>
+              <w:t>Build AWS ECS Python API.</w:t>
+            </w:r>
+          </w:p>
+        </w:tc>
+      </w:tr>
+      <w:tr>
+        <w:tc>
+          <w:tcPr>
+            <w:tcW w:type="dxa" w:w="2160"/>
+            <w:vAlign w:val="center"/>
+          </w:tcPr>
+          <w:p>
+            <w:pPr>
+              <w:spacing w:after="40" w:before="40"/>
+            </w:pPr>
+            <w:r>
+              <w:rPr>
+                <w:rFonts w:ascii="Calibri" w:hAnsi="Calibri"/>
+                <w:b w:val="0"/>
+                <w:sz w:val="19"/>
+              </w:rPr>
+              <w:t>Interview selections</w:t>
+            </w:r>
+          </w:p>
+        </w:tc>
+        <w:tc>
+          <w:tcPr>
+            <w:tcW w:type="dxa" w:w="7200"/>
+            <w:vAlign w:val="center"/>
+          </w:tcPr>
+          <w:p>
+            <w:pPr>
+              <w:spacing w:after="40" w:before="40"/>
+            </w:pPr>
+            <w:r>
+              <w:rPr>
+                <w:rFonts w:ascii="Calibri" w:hAnsi="Calibri"/>
+                <w:b w:val="0"/>
+                <w:sz w:val="19"/>
+              </w:rPr>
+              <w:t>Choose westeurope, then correct to eu-west-1.</w:t>
+            </w:r>
+          </w:p>
+        </w:tc>
+      </w:tr>
+      <w:tr>
+        <w:tc>
+          <w:tcPr>
+            <w:tcW w:type="dxa" w:w="2160"/>
+            <w:vAlign w:val="center"/>
+          </w:tcPr>
+          <w:p>
+            <w:pPr>
+              <w:spacing w:after="40" w:before="40"/>
+            </w:pPr>
+            <w:r>
+              <w:rPr>
+                <w:rFonts w:ascii="Calibri" w:hAnsi="Calibri"/>
+                <w:b w:val="0"/>
+                <w:sz w:val="19"/>
+              </w:rPr>
+              <w:t>Expected plan</w:t>
+            </w:r>
+          </w:p>
+        </w:tc>
+        <w:tc>
+          <w:tcPr>
+            <w:tcW w:type="dxa" w:w="7200"/>
+            <w:vAlign w:val="center"/>
+          </w:tcPr>
+          <w:p>
+            <w:pPr>
+              <w:spacing w:after="40" w:before="40"/>
+            </w:pPr>
+            <w:r>
+              <w:rPr>
+                <w:rFonts w:ascii="Calibri" w:hAnsi="Calibri"/>
+                <w:b w:val="0"/>
+                <w:sz w:val="19"/>
+              </w:rPr>
+              <w:t>No approval-ready plan until the AWS region is corrected.</w:t>
+            </w:r>
+          </w:p>
+        </w:tc>
+      </w:tr>
+      <w:tr>
+        <w:tc>
+          <w:tcPr>
+            <w:tcW w:type="dxa" w:w="2160"/>
+            <w:vAlign w:val="center"/>
+          </w:tcPr>
+          <w:p>
+            <w:pPr>
+              <w:spacing w:after="40" w:before="40"/>
+            </w:pPr>
+            <w:r>
+              <w:rPr>
+                <w:rFonts w:ascii="Calibri" w:hAnsi="Calibri"/>
+                <w:b w:val="0"/>
+                <w:sz w:val="19"/>
+              </w:rPr>
+              <w:t>Expected scaffold</w:t>
+            </w:r>
+          </w:p>
+        </w:tc>
+        <w:tc>
+          <w:tcPr>
+            <w:tcW w:type="dxa" w:w="7200"/>
+            <w:vAlign w:val="center"/>
+          </w:tcPr>
+          <w:p>
+            <w:pPr>
+              <w:spacing w:after="40" w:before="40"/>
+            </w:pPr>
+            <w:r>
+              <w:rPr>
+                <w:rFonts w:ascii="Calibri" w:hAnsi="Calibri"/>
+                <w:b w:val="0"/>
+                <w:sz w:val="19"/>
+              </w:rPr>
+              <w:t>No ZIP before correction; corrected run uses eu-west-1.</w:t>
+            </w:r>
+          </w:p>
+        </w:tc>
+      </w:tr>
+      <w:tr>
+        <w:tc>
+          <w:tcPr>
+            <w:tcW w:type="dxa" w:w="2160"/>
+            <w:vAlign w:val="center"/>
+          </w:tcPr>
+          <w:p>
+            <w:pPr>
+              <w:spacing w:after="40" w:before="40"/>
+            </w:pPr>
+            <w:r>
+              <w:rPr>
+                <w:rFonts w:ascii="Calibri" w:hAnsi="Calibri"/>
+                <w:b w:val="0"/>
+                <w:sz w:val="19"/>
+              </w:rPr>
+              <w:t>Must not produce</w:t>
+            </w:r>
+          </w:p>
+        </w:tc>
+        <w:tc>
+          <w:tcPr>
+            <w:tcW w:type="dxa" w:w="7200"/>
+            <w:vAlign w:val="center"/>
+          </w:tcPr>
+          <w:p>
+            <w:pPr>
+              <w:spacing w:after="40" w:before="40"/>
+            </w:pPr>
+            <w:r>
+              <w:rPr>
+                <w:rFonts w:ascii="Calibri" w:hAnsi="Calibri"/>
+                <w:b w:val="0"/>
+                <w:sz w:val="19"/>
+              </w:rPr>
+              <w:t>Silent conversion from Azure region to AWS region or code generated in invalid region.</w:t>
+            </w:r>
+          </w:p>
+        </w:tc>
+      </w:tr>
+      <w:tr>
+        <w:tc>
+          <w:tcPr>
+            <w:tcW w:type="dxa" w:w="2160"/>
+            <w:vAlign w:val="center"/>
+          </w:tcPr>
+          <w:p>
+            <w:pPr>
+              <w:spacing w:after="40" w:before="40"/>
+            </w:pPr>
+            <w:r>
+              <w:rPr>
+                <w:rFonts w:ascii="Calibri" w:hAnsi="Calibri"/>
+                <w:b w:val="0"/>
+                <w:sz w:val="19"/>
+              </w:rPr>
+              <w:t>Expected result</w:t>
+            </w:r>
+          </w:p>
+        </w:tc>
+        <w:tc>
+          <w:tcPr>
+            <w:tcW w:type="dxa" w:w="7200"/>
+            <w:vAlign w:val="center"/>
+          </w:tcPr>
+          <w:p>
+            <w:pPr>
+              <w:spacing w:after="40" w:before="40"/>
+            </w:pPr>
+            <w:r>
+              <w:rPr>
+                <w:rFonts w:ascii="Calibri" w:hAnsi="Calibri"/>
+                <w:b w:val="0"/>
+                <w:sz w:val="19"/>
+              </w:rPr>
+              <w:t>Invalid cloud/region pair is actionable and safe.</w:t>
+            </w:r>
+          </w:p>
+        </w:tc>
+      </w:tr>
+    </w:tbl>
+    <w:p>
+      <w:pPr>
+        <w:spacing w:after="40"/>
+      </w:pPr>
+    </w:p>
+    <w:p>
+      <w:pPr>
+        <w:pStyle w:val="Heading2"/>
+      </w:pPr>
+      <w:r>
+        <w:t>SF-47 - Conflicting public HTTPS prompt handling</w:t>
+      </w:r>
+    </w:p>
+    <w:tbl>
+      <w:tblPr>
+        <w:tblStyle w:val="TableGrid"/>
+        <w:tblW w:type="auto" w:w="0"/>
+        <w:jc w:val="left"/>
+        <w:tblLayout w:type="fixed"/>
+        <w:tblLook w:firstColumn="1" w:firstRow="1" w:lastColumn="0" w:lastRow="0" w:noHBand="0" w:noVBand="1" w:val="04A0"/>
+      </w:tblPr>
+      <w:tblGrid>
+        <w:gridCol w:w="4968"/>
+        <w:gridCol w:w="4968"/>
+      </w:tblGrid>
+      <w:tr>
+        <w:trPr>
+          <w:tblHeader w:val="true"/>
+        </w:trPr>
+        <w:tc>
+          <w:tcPr>
+            <w:tcW w:type="dxa" w:w="2160"/>
+            <w:vAlign w:val="center"/>
+            <w:shd w:fill="1F4D78"/>
+          </w:tcPr>
+          <w:p>
+            <w:pPr>
+              <w:spacing w:after="40" w:before="40"/>
+            </w:pPr>
+            <w:r>
+              <w:rPr>
+                <w:rFonts w:ascii="Calibri" w:hAnsi="Calibri"/>
+                <w:b/>
+                <w:color w:val="FFFFFF"/>
+                <w:sz w:val="19"/>
+              </w:rPr>
+              <w:t>Check</w:t>
+            </w:r>
+          </w:p>
+        </w:tc>
+        <w:tc>
+          <w:tcPr>
+            <w:tcW w:type="dxa" w:w="7200"/>
+            <w:vAlign w:val="center"/>
+            <w:shd w:fill="1F4D78"/>
+          </w:tcPr>
+          <w:p>
+            <w:pPr>
+              <w:spacing w:after="40" w:before="40"/>
+            </w:pPr>
+            <w:r>
+              <w:rPr>
+                <w:rFonts w:ascii="Calibri" w:hAnsi="Calibri"/>
+                <w:b/>
+                <w:color w:val="FFFFFF"/>
+                <w:sz w:val="19"/>
+              </w:rPr>
+              <w:t>Expected behavior</w:t>
+            </w:r>
+          </w:p>
+        </w:tc>
+      </w:tr>
+      <w:tr>
+        <w:tc>
+          <w:tcPr>
+            <w:tcW w:type="dxa" w:w="2160"/>
+            <w:vAlign w:val="center"/>
+          </w:tcPr>
+          <w:p>
+            <w:pPr>
+              <w:spacing w:after="40" w:before="40"/>
+            </w:pPr>
+            <w:r>
+              <w:rPr>
+                <w:rFonts w:ascii="Calibri" w:hAnsi="Calibri"/>
+                <w:b w:val="0"/>
+                <w:sz w:val="19"/>
+              </w:rPr>
+              <w:t>Client prompt</w:t>
+            </w:r>
+          </w:p>
+        </w:tc>
+        <w:tc>
+          <w:tcPr>
+            <w:tcW w:type="dxa" w:w="7200"/>
+            <w:vAlign w:val="center"/>
+          </w:tcPr>
+          <w:p>
+            <w:pPr>
+              <w:spacing w:after="40" w:before="40"/>
+            </w:pPr>
+            <w:r>
+              <w:rPr>
+                <w:rFonts w:ascii="Calibri" w:hAnsi="Calibri"/>
+                <w:b w:val="0"/>
+                <w:sz w:val="19"/>
+              </w:rPr>
+              <w:t>Use the default AWS load-balancer hostname with trusted HTTPS and no custom domain.</w:t>
+            </w:r>
+          </w:p>
+        </w:tc>
+      </w:tr>
+      <w:tr>
+        <w:tc>
+          <w:tcPr>
+            <w:tcW w:type="dxa" w:w="2160"/>
+            <w:vAlign w:val="center"/>
+          </w:tcPr>
+          <w:p>
+            <w:pPr>
+              <w:spacing w:after="40" w:before="40"/>
+            </w:pPr>
+            <w:r>
+              <w:rPr>
+                <w:rFonts w:ascii="Calibri" w:hAnsi="Calibri"/>
+                <w:b w:val="0"/>
+                <w:sz w:val="19"/>
+              </w:rPr>
+              <w:t>Interview selections</w:t>
+            </w:r>
+          </w:p>
+        </w:tc>
+        <w:tc>
+          <w:tcPr>
+            <w:tcW w:type="dxa" w:w="7200"/>
+            <w:vAlign w:val="center"/>
+          </w:tcPr>
+          <w:p>
+            <w:pPr>
+              <w:spacing w:after="40" w:before="40"/>
+            </w:pPr>
+            <w:r>
+              <w:rPr>
+                <w:rFonts w:ascii="Calibri" w:hAnsi="Calibri"/>
+                <w:b w:val="0"/>
+                <w:sz w:val="19"/>
+              </w:rPr>
+              <w:t>AWS ECS; Python; no data.</w:t>
+            </w:r>
+          </w:p>
+        </w:tc>
+      </w:tr>
+      <w:tr>
+        <w:tc>
+          <w:tcPr>
+            <w:tcW w:type="dxa" w:w="2160"/>
+            <w:vAlign w:val="center"/>
+          </w:tcPr>
+          <w:p>
+            <w:pPr>
+              <w:spacing w:after="40" w:before="40"/>
+            </w:pPr>
+            <w:r>
+              <w:rPr>
+                <w:rFonts w:ascii="Calibri" w:hAnsi="Calibri"/>
+                <w:b w:val="0"/>
+                <w:sz w:val="19"/>
+              </w:rPr>
+              <w:t>Expected plan</w:t>
+            </w:r>
+          </w:p>
+        </w:tc>
+        <w:tc>
+          <w:tcPr>
+            <w:tcW w:type="dxa" w:w="7200"/>
+            <w:vAlign w:val="center"/>
+          </w:tcPr>
+          <w:p>
+            <w:pPr>
+              <w:spacing w:after="40" w:before="40"/>
+            </w:pPr>
+            <w:r>
+              <w:rPr>
+                <w:rFonts w:ascii="Calibri" w:hAnsi="Calibri"/>
+                <w:b w:val="0"/>
+                <w:sz w:val="19"/>
+              </w:rPr>
+              <w:t>No approval-ready plan until client chooses HTTP default hostname or supplies a custom domain.</w:t>
+            </w:r>
+          </w:p>
+        </w:tc>
+      </w:tr>
+      <w:tr>
+        <w:tc>
+          <w:tcPr>
+            <w:tcW w:type="dxa" w:w="2160"/>
+            <w:vAlign w:val="center"/>
+          </w:tcPr>
+          <w:p>
+            <w:pPr>
+              <w:spacing w:after="40" w:before="40"/>
+            </w:pPr>
+            <w:r>
+              <w:rPr>
+                <w:rFonts w:ascii="Calibri" w:hAnsi="Calibri"/>
+                <w:b w:val="0"/>
+                <w:sz w:val="19"/>
+              </w:rPr>
+              <w:t>Expected scaffold</w:t>
+            </w:r>
+          </w:p>
+        </w:tc>
+        <w:tc>
+          <w:tcPr>
+            <w:tcW w:type="dxa" w:w="7200"/>
+            <w:vAlign w:val="center"/>
+          </w:tcPr>
+          <w:p>
+            <w:pPr>
+              <w:spacing w:after="40" w:before="40"/>
+            </w:pPr>
+            <w:r>
+              <w:rPr>
+                <w:rFonts w:ascii="Calibri" w:hAnsi="Calibri"/>
+                <w:b w:val="0"/>
+                <w:sz w:val="19"/>
+              </w:rPr>
+              <w:t>No misleading TLS scaffold.</w:t>
+            </w:r>
+          </w:p>
+        </w:tc>
+      </w:tr>
+      <w:tr>
+        <w:tc>
+          <w:tcPr>
+            <w:tcW w:type="dxa" w:w="2160"/>
+            <w:vAlign w:val="center"/>
+          </w:tcPr>
+          <w:p>
+            <w:pPr>
+              <w:spacing w:after="40" w:before="40"/>
+            </w:pPr>
+            <w:r>
+              <w:rPr>
+                <w:rFonts w:ascii="Calibri" w:hAnsi="Calibri"/>
+                <w:b w:val="0"/>
+                <w:sz w:val="19"/>
+              </w:rPr>
+              <w:t>Must not produce</w:t>
+            </w:r>
+          </w:p>
+        </w:tc>
+        <w:tc>
+          <w:tcPr>
+            <w:tcW w:type="dxa" w:w="7200"/>
+            <w:vAlign w:val="center"/>
+          </w:tcPr>
+          <w:p>
+            <w:pPr>
+              <w:spacing w:after="40" w:before="40"/>
+            </w:pPr>
+            <w:r>
+              <w:rPr>
+                <w:rFonts w:ascii="Calibri" w:hAnsi="Calibri"/>
+                <w:b w:val="0"/>
+                <w:sz w:val="19"/>
+              </w:rPr>
+              <w:t>Certificate issuance claim for provider-owned default hostname.</w:t>
+            </w:r>
+          </w:p>
+        </w:tc>
+      </w:tr>
+      <w:tr>
+        <w:tc>
+          <w:tcPr>
+            <w:tcW w:type="dxa" w:w="2160"/>
+            <w:vAlign w:val="center"/>
+          </w:tcPr>
+          <w:p>
+            <w:pPr>
+              <w:spacing w:after="40" w:before="40"/>
+            </w:pPr>
+            <w:r>
+              <w:rPr>
+                <w:rFonts w:ascii="Calibri" w:hAnsi="Calibri"/>
+                <w:b w:val="0"/>
+                <w:sz w:val="19"/>
+              </w:rPr>
+              <w:t>Expected result</w:t>
+            </w:r>
+          </w:p>
+        </w:tc>
+        <w:tc>
+          <w:tcPr>
+            <w:tcW w:type="dxa" w:w="7200"/>
+            <w:vAlign w:val="center"/>
+          </w:tcPr>
+          <w:p>
+            <w:pPr>
+              <w:spacing w:after="40" w:before="40"/>
+            </w:pPr>
+            <w:r>
+              <w:rPr>
+                <w:rFonts w:ascii="Calibri" w:hAnsi="Calibri"/>
+                <w:b w:val="0"/>
+                <w:sz w:val="19"/>
+              </w:rPr>
+              <w:t>Conflict is explained before generation.</w:t>
+            </w:r>
+          </w:p>
+        </w:tc>
+      </w:tr>
+    </w:tbl>
+    <w:p>
+      <w:pPr>
+        <w:spacing w:after="40"/>
+      </w:pPr>
+    </w:p>
+    <w:p>
+      <w:pPr>
+        <w:pStyle w:val="Heading2"/>
+      </w:pPr>
+      <w:r>
+        <w:t>SF-48 - Plan and ZIP manifest 1:1 review</w:t>
+      </w:r>
+    </w:p>
+    <w:tbl>
+      <w:tblPr>
+        <w:tblStyle w:val="TableGrid"/>
+        <w:tblW w:type="auto" w:w="0"/>
+        <w:jc w:val="left"/>
+        <w:tblLayout w:type="fixed"/>
+        <w:tblLook w:firstColumn="1" w:firstRow="1" w:lastColumn="0" w:lastRow="0" w:noHBand="0" w:noVBand="1" w:val="04A0"/>
+      </w:tblPr>
+      <w:tblGrid>
+        <w:gridCol w:w="4968"/>
+        <w:gridCol w:w="4968"/>
+      </w:tblGrid>
+      <w:tr>
+        <w:trPr>
+          <w:tblHeader w:val="true"/>
+        </w:trPr>
+        <w:tc>
+          <w:tcPr>
+            <w:tcW w:type="dxa" w:w="2160"/>
+            <w:vAlign w:val="center"/>
+            <w:shd w:fill="1F4D78"/>
+          </w:tcPr>
+          <w:p>
+            <w:pPr>
+              <w:spacing w:after="40" w:before="40"/>
+            </w:pPr>
+            <w:r>
+              <w:rPr>
+                <w:rFonts w:ascii="Calibri" w:hAnsi="Calibri"/>
+                <w:b/>
+                <w:color w:val="FFFFFF"/>
+                <w:sz w:val="19"/>
+              </w:rPr>
+              <w:t>Check</w:t>
+            </w:r>
+          </w:p>
+        </w:tc>
+        <w:tc>
+          <w:tcPr>
+            <w:tcW w:type="dxa" w:w="7200"/>
+            <w:vAlign w:val="center"/>
+            <w:shd w:fill="1F4D78"/>
+          </w:tcPr>
+          <w:p>
+            <w:pPr>
+              <w:spacing w:after="40" w:before="40"/>
+            </w:pPr>
+            <w:r>
+              <w:rPr>
+                <w:rFonts w:ascii="Calibri" w:hAnsi="Calibri"/>
+                <w:b/>
+                <w:color w:val="FFFFFF"/>
+                <w:sz w:val="19"/>
+              </w:rPr>
+              <w:t>Expected behavior</w:t>
+            </w:r>
+          </w:p>
+        </w:tc>
+      </w:tr>
+      <w:tr>
+        <w:tc>
+          <w:tcPr>
+            <w:tcW w:type="dxa" w:w="2160"/>
+            <w:vAlign w:val="center"/>
+          </w:tcPr>
+          <w:p>
+            <w:pPr>
+              <w:spacing w:after="40" w:before="40"/>
+            </w:pPr>
+            <w:r>
+              <w:rPr>
+                <w:rFonts w:ascii="Calibri" w:hAnsi="Calibri"/>
+                <w:b w:val="0"/>
+                <w:sz w:val="19"/>
+              </w:rPr>
+              <w:t>Client prompt</w:t>
+            </w:r>
+          </w:p>
+        </w:tc>
+        <w:tc>
+          <w:tcPr>
+            <w:tcW w:type="dxa" w:w="7200"/>
+            <w:vAlign w:val="center"/>
+          </w:tcPr>
+          <w:p>
+            <w:pPr>
+              <w:spacing w:after="40" w:before="40"/>
+            </w:pPr>
+            <w:r>
+              <w:rPr>
+                <w:rFonts w:ascii="Calibri" w:hAnsi="Calibri"/>
+                <w:b w:val="0"/>
+                <w:sz w:val="19"/>
+              </w:rPr>
+              <w:t>Choose any supported complete scenario.</w:t>
+            </w:r>
+          </w:p>
+        </w:tc>
+      </w:tr>
+      <w:tr>
+        <w:tc>
+          <w:tcPr>
+            <w:tcW w:type="dxa" w:w="2160"/>
+            <w:vAlign w:val="center"/>
+          </w:tcPr>
+          <w:p>
+            <w:pPr>
+              <w:spacing w:after="40" w:before="40"/>
+            </w:pPr>
+            <w:r>
+              <w:rPr>
+                <w:rFonts w:ascii="Calibri" w:hAnsi="Calibri"/>
+                <w:b w:val="0"/>
+                <w:sz w:val="19"/>
+              </w:rPr>
+              <w:t>Interview selections</w:t>
+            </w:r>
+          </w:p>
+        </w:tc>
+        <w:tc>
+          <w:tcPr>
+            <w:tcW w:type="dxa" w:w="7200"/>
+            <w:vAlign w:val="center"/>
+          </w:tcPr>
+          <w:p>
+            <w:pPr>
+              <w:spacing w:after="40" w:before="40"/>
+            </w:pPr>
+            <w:r>
+              <w:rPr>
+                <w:rFonts w:ascii="Calibri" w:hAnsi="Calibri"/>
+                <w:b w:val="0"/>
+                <w:sz w:val="19"/>
+              </w:rPr>
+              <w:t>After plan approval, download ZIP.</w:t>
+            </w:r>
+          </w:p>
+        </w:tc>
+      </w:tr>
+      <w:tr>
+        <w:tc>
+          <w:tcPr>
+            <w:tcW w:type="dxa" w:w="2160"/>
+            <w:vAlign w:val="center"/>
+          </w:tcPr>
+          <w:p>
+            <w:pPr>
+              <w:spacing w:after="40" w:before="40"/>
+            </w:pPr>
+            <w:r>
+              <w:rPr>
+                <w:rFonts w:ascii="Calibri" w:hAnsi="Calibri"/>
+                <w:b w:val="0"/>
+                <w:sz w:val="19"/>
+              </w:rPr>
+              <w:t>Expected plan</w:t>
+            </w:r>
+          </w:p>
+        </w:tc>
+        <w:tc>
+          <w:tcPr>
+            <w:tcW w:type="dxa" w:w="7200"/>
+            <w:vAlign w:val="center"/>
+          </w:tcPr>
+          <w:p>
+            <w:pPr>
+              <w:spacing w:after="40" w:before="40"/>
+            </w:pPr>
+            <w:r>
+              <w:rPr>
+                <w:rFonts w:ascii="Calibri" w:hAnsi="Calibri"/>
+                <w:b w:val="0"/>
+                <w:sz w:val="19"/>
+              </w:rPr>
+              <w:t>File manifest is present and only lists generated paths.</w:t>
+            </w:r>
+          </w:p>
+        </w:tc>
+      </w:tr>
+      <w:tr>
+        <w:tc>
+          <w:tcPr>
+            <w:tcW w:type="dxa" w:w="2160"/>
+            <w:vAlign w:val="center"/>
+          </w:tcPr>
+          <w:p>
+            <w:pPr>
+              <w:spacing w:after="40" w:before="40"/>
+            </w:pPr>
+            <w:r>
+              <w:rPr>
+                <w:rFonts w:ascii="Calibri" w:hAnsi="Calibri"/>
+                <w:b w:val="0"/>
+                <w:sz w:val="19"/>
+              </w:rPr>
+              <w:t>Expected scaffold</w:t>
+            </w:r>
+          </w:p>
+        </w:tc>
+        <w:tc>
+          <w:tcPr>
+            <w:tcW w:type="dxa" w:w="7200"/>
+            <w:vAlign w:val="center"/>
+          </w:tcPr>
+          <w:p>
+            <w:pPr>
+              <w:spacing w:after="40" w:before="40"/>
+            </w:pPr>
+            <w:r>
+              <w:rPr>
+                <w:rFonts w:ascii="Calibri" w:hAnsi="Calibri"/>
+                <w:b w:val="0"/>
+                <w:sz w:val="19"/>
+              </w:rPr>
+              <w:t>ZIP paths equal manifest paths plus the locked requirements manifest.</w:t>
+            </w:r>
+          </w:p>
+        </w:tc>
+      </w:tr>
+      <w:tr>
+        <w:tc>
+          <w:tcPr>
+            <w:tcW w:type="dxa" w:w="2160"/>
+            <w:vAlign w:val="center"/>
+          </w:tcPr>
+          <w:p>
+            <w:pPr>
+              <w:spacing w:after="40" w:before="40"/>
+            </w:pPr>
+            <w:r>
+              <w:rPr>
+                <w:rFonts w:ascii="Calibri" w:hAnsi="Calibri"/>
+                <w:b w:val="0"/>
+                <w:sz w:val="19"/>
+              </w:rPr>
+              <w:t>Must not produce</w:t>
+            </w:r>
+          </w:p>
+        </w:tc>
+        <w:tc>
+          <w:tcPr>
+            <w:tcW w:type="dxa" w:w="7200"/>
+            <w:vAlign w:val="center"/>
+          </w:tcPr>
+          <w:p>
+            <w:pPr>
+              <w:spacing w:after="40" w:before="40"/>
+            </w:pPr>
+            <w:r>
+              <w:rPr>
+                <w:rFonts w:ascii="Calibri" w:hAnsi="Calibri"/>
+                <w:b w:val="0"/>
+                <w:sz w:val="19"/>
+              </w:rPr>
+              <w:t>Promised file absent, generated file omitted from manifest, wrong CI file, or obsolete path.</w:t>
+            </w:r>
+          </w:p>
+        </w:tc>
+      </w:tr>
+      <w:tr>
+        <w:tc>
+          <w:tcPr>
+            <w:tcW w:type="dxa" w:w="2160"/>
+            <w:vAlign w:val="center"/>
+          </w:tcPr>
+          <w:p>
+            <w:pPr>
+              <w:spacing w:after="40" w:before="40"/>
+            </w:pPr>
+            <w:r>
+              <w:rPr>
+                <w:rFonts w:ascii="Calibri" w:hAnsi="Calibri"/>
+                <w:b w:val="0"/>
+                <w:sz w:val="19"/>
+              </w:rPr>
+              <w:t>Expected result</w:t>
+            </w:r>
+          </w:p>
+        </w:tc>
+        <w:tc>
+          <w:tcPr>
+            <w:tcW w:type="dxa" w:w="7200"/>
+            <w:vAlign w:val="center"/>
+          </w:tcPr>
+          <w:p>
+            <w:pPr>
+              <w:spacing w:after="40" w:before="40"/>
+            </w:pPr>
+            <w:r>
+              <w:rPr>
+                <w:rFonts w:ascii="Calibri" w:hAnsi="Calibri"/>
+                <w:b w:val="0"/>
+                <w:sz w:val="19"/>
+              </w:rPr>
+              <w:t>Record a screenshot or file-list comparison as evidence.</w:t>
+            </w:r>
+          </w:p>
+        </w:tc>
+      </w:tr>
+    </w:tbl>
+    <w:p>
+      <w:pPr>
+        <w:spacing w:after="40"/>
+      </w:pPr>
+    </w:p>
+    <w:p>
+      <w:pPr>
+        <w:pStyle w:val="Heading2"/>
+      </w:pPr>
+      <w:r>
+        <w:t>SF-49 - Run All Checks interpretation</w:t>
+      </w:r>
+    </w:p>
+    <w:tbl>
+      <w:tblPr>
+        <w:tblStyle w:val="TableGrid"/>
+        <w:tblW w:type="auto" w:w="0"/>
+        <w:jc w:val="left"/>
+        <w:tblLayout w:type="fixed"/>
+        <w:tblLook w:firstColumn="1" w:firstRow="1" w:lastColumn="0" w:lastRow="0" w:noHBand="0" w:noVBand="1" w:val="04A0"/>
+      </w:tblPr>
+      <w:tblGrid>
+        <w:gridCol w:w="4968"/>
+        <w:gridCol w:w="4968"/>
+      </w:tblGrid>
+      <w:tr>
+        <w:trPr>
+          <w:tblHeader w:val="true"/>
+        </w:trPr>
+        <w:tc>
+          <w:tcPr>
+            <w:tcW w:type="dxa" w:w="2160"/>
+            <w:vAlign w:val="center"/>
+            <w:shd w:fill="1F4D78"/>
+          </w:tcPr>
+          <w:p>
+            <w:pPr>
+              <w:spacing w:after="40" w:before="40"/>
+            </w:pPr>
+            <w:r>
+              <w:rPr>
+                <w:rFonts w:ascii="Calibri" w:hAnsi="Calibri"/>
+                <w:b/>
+                <w:color w:val="FFFFFF"/>
+                <w:sz w:val="19"/>
+              </w:rPr>
+              <w:t>Check</w:t>
+            </w:r>
+          </w:p>
+        </w:tc>
+        <w:tc>
+          <w:tcPr>
+            <w:tcW w:type="dxa" w:w="7200"/>
+            <w:vAlign w:val="center"/>
+            <w:shd w:fill="1F4D78"/>
+          </w:tcPr>
+          <w:p>
+            <w:pPr>
+              <w:spacing w:after="40" w:before="40"/>
+            </w:pPr>
+            <w:r>
+              <w:rPr>
+                <w:rFonts w:ascii="Calibri" w:hAnsi="Calibri"/>
+                <w:b/>
+                <w:color w:val="FFFFFF"/>
+                <w:sz w:val="19"/>
+              </w:rPr>
+              <w:t>Expected behavior</w:t>
+            </w:r>
+          </w:p>
+        </w:tc>
+      </w:tr>
+      <w:tr>
+        <w:tc>
+          <w:tcPr>
+            <w:tcW w:type="dxa" w:w="2160"/>
+            <w:vAlign w:val="center"/>
+          </w:tcPr>
+          <w:p>
+            <w:pPr>
+              <w:spacing w:after="40" w:before="40"/>
+            </w:pPr>
+            <w:r>
+              <w:rPr>
+                <w:rFonts w:ascii="Calibri" w:hAnsi="Calibri"/>
+                <w:b w:val="0"/>
+                <w:sz w:val="19"/>
+              </w:rPr>
+              <w:t>Client prompt</w:t>
+            </w:r>
+          </w:p>
+        </w:tc>
+        <w:tc>
+          <w:tcPr>
+            <w:tcW w:type="dxa" w:w="7200"/>
+            <w:vAlign w:val="center"/>
+          </w:tcPr>
+          <w:p>
+            <w:pPr>
+              <w:spacing w:after="40" w:before="40"/>
+            </w:pPr>
+            <w:r>
+              <w:rPr>
+                <w:rFonts w:ascii="Calibri" w:hAnsi="Calibri"/>
+                <w:b w:val="0"/>
+                <w:sz w:val="19"/>
+              </w:rPr>
+              <w:t>Choose any supported complete scenario.</w:t>
+            </w:r>
+          </w:p>
+        </w:tc>
+      </w:tr>
+      <w:tr>
+        <w:tc>
+          <w:tcPr>
+            <w:tcW w:type="dxa" w:w="2160"/>
+            <w:vAlign w:val="center"/>
+          </w:tcPr>
+          <w:p>
+            <w:pPr>
+              <w:spacing w:after="40" w:before="40"/>
+            </w:pPr>
+            <w:r>
+              <w:rPr>
+                <w:rFonts w:ascii="Calibri" w:hAnsi="Calibri"/>
+                <w:b w:val="0"/>
+                <w:sz w:val="19"/>
+              </w:rPr>
+              <w:t>Interview selections</w:t>
+            </w:r>
+          </w:p>
+        </w:tc>
+        <w:tc>
+          <w:tcPr>
+            <w:tcW w:type="dxa" w:w="7200"/>
+            <w:vAlign w:val="center"/>
+          </w:tcPr>
+          <w:p>
+            <w:pPr>
+              <w:spacing w:after="40" w:before="40"/>
+            </w:pPr>
+            <w:r>
+              <w:rPr>
+                <w:rFonts w:ascii="Calibri" w:hAnsi="Calibri"/>
+                <w:b w:val="0"/>
+                <w:sz w:val="19"/>
+              </w:rPr>
+              <w:t>Generate code, open validation panel and run All Checks.</w:t>
+            </w:r>
+          </w:p>
+        </w:tc>
+      </w:tr>
+      <w:tr>
+        <w:tc>
+          <w:tcPr>
+            <w:tcW w:type="dxa" w:w="2160"/>
+            <w:vAlign w:val="center"/>
+          </w:tcPr>
+          <w:p>
+            <w:pPr>
+              <w:spacing w:after="40" w:before="40"/>
+            </w:pPr>
+            <w:r>
+              <w:rPr>
+                <w:rFonts w:ascii="Calibri" w:hAnsi="Calibri"/>
+                <w:b w:val="0"/>
+                <w:sz w:val="19"/>
+              </w:rPr>
+              <w:t>Expected plan</w:t>
+            </w:r>
+          </w:p>
+        </w:tc>
+        <w:tc>
+          <w:tcPr>
+            <w:tcW w:type="dxa" w:w="7200"/>
+            <w:vAlign w:val="center"/>
+          </w:tcPr>
+          <w:p>
+            <w:pPr>
+              <w:spacing w:after="40" w:before="40"/>
+            </w:pPr>
+            <w:r>
+              <w:rPr>
+                <w:rFonts w:ascii="Calibri" w:hAnsi="Calibri"/>
+                <w:b w:val="0"/>
+                <w:sz w:val="19"/>
+              </w:rPr>
+              <w:t>No special plan content required.</w:t>
+            </w:r>
+          </w:p>
+        </w:tc>
+      </w:tr>
+      <w:tr>
+        <w:tc>
+          <w:tcPr>
+            <w:tcW w:type="dxa" w:w="2160"/>
+            <w:vAlign w:val="center"/>
+          </w:tcPr>
+          <w:p>
+            <w:pPr>
+              <w:spacing w:after="40" w:before="40"/>
+            </w:pPr>
+            <w:r>
+              <w:rPr>
+                <w:rFonts w:ascii="Calibri" w:hAnsi="Calibri"/>
+                <w:b w:val="0"/>
+                <w:sz w:val="19"/>
+              </w:rPr>
+              <w:t>Expected scaffold</w:t>
+            </w:r>
+          </w:p>
+        </w:tc>
+        <w:tc>
+          <w:tcPr>
+            <w:tcW w:type="dxa" w:w="7200"/>
+            <w:vAlign w:val="center"/>
+          </w:tcPr>
+          <w:p>
+            <w:pPr>
+              <w:spacing w:after="40" w:before="40"/>
+            </w:pPr>
+            <w:r>
+              <w:rPr>
+                <w:rFonts w:ascii="Calibri" w:hAnsi="Calibri"/>
+                <w:b w:val="0"/>
+                <w:sz w:val="19"/>
+              </w:rPr>
+              <w:t>Requirements manifest is present; offline validators run.</w:t>
+            </w:r>
+          </w:p>
+        </w:tc>
+      </w:tr>
+      <w:tr>
+        <w:tc>
+          <w:tcPr>
+            <w:tcW w:type="dxa" w:w="2160"/>
+            <w:vAlign w:val="center"/>
+          </w:tcPr>
+          <w:p>
+            <w:pPr>
+              <w:spacing w:after="40" w:before="40"/>
+            </w:pPr>
+            <w:r>
+              <w:rPr>
+                <w:rFonts w:ascii="Calibri" w:hAnsi="Calibri"/>
+                <w:b w:val="0"/>
+                <w:sz w:val="19"/>
+              </w:rPr>
+              <w:t>Must not produce</w:t>
+            </w:r>
+          </w:p>
+        </w:tc>
+        <w:tc>
+          <w:tcPr>
+            <w:tcW w:type="dxa" w:w="7200"/>
+            <w:vAlign w:val="center"/>
+          </w:tcPr>
+          <w:p>
+            <w:pPr>
+              <w:spacing w:after="40" w:before="40"/>
+            </w:pPr>
+            <w:r>
+              <w:rPr>
+                <w:rFonts w:ascii="Calibri" w:hAnsi="Calibri"/>
+                <w:b w:val="0"/>
+                <w:sz w:val="19"/>
+              </w:rPr>
+              <w:t>Using a skipped Terraform plan as a blocking defect when credentials are absent, or using validate failure as non-blocking.</w:t>
+            </w:r>
+          </w:p>
+        </w:tc>
+      </w:tr>
+      <w:tr>
+        <w:tc>
+          <w:tcPr>
+            <w:tcW w:type="dxa" w:w="2160"/>
+            <w:vAlign w:val="center"/>
+          </w:tcPr>
+          <w:p>
+            <w:pPr>
+              <w:spacing w:after="40" w:before="40"/>
+            </w:pPr>
+            <w:r>
+              <w:rPr>
+                <w:rFonts w:ascii="Calibri" w:hAnsi="Calibri"/>
+                <w:b w:val="0"/>
+                <w:sz w:val="19"/>
+              </w:rPr>
+              <w:t>Expected result</w:t>
+            </w:r>
+          </w:p>
+        </w:tc>
+        <w:tc>
+          <w:tcPr>
+            <w:tcW w:type="dxa" w:w="7200"/>
+            <w:vAlign w:val="center"/>
+          </w:tcPr>
+          <w:p>
+            <w:pPr>
+              <w:spacing w:after="40" w:before="40"/>
+            </w:pPr>
+            <w:r>
+              <w:rPr>
+                <w:rFonts w:ascii="Calibri" w:hAnsi="Calibri"/>
+                <w:b w:val="0"/>
+                <w:sz w:val="19"/>
+              </w:rPr>
+              <w:t>init/validate/Helm/Docker/workflow blocking results pass; terraform plan is documented as credential-dependent.</w:t>
+            </w:r>
+          </w:p>
+        </w:tc>
+      </w:tr>
+    </w:tbl>
+    <w:p>
+      <w:pPr>
+        <w:spacing w:after="40"/>
+      </w:pPr>
+    </w:p>
+    <w:p>
+      <w:pPr>
+        <w:pStyle w:val="Heading2"/>
+      </w:pPr>
+      <w:r>
+        <w:t>SF-50 - Download, rerun and reproducibility</w:t>
+      </w:r>
+    </w:p>
+    <w:tbl>
+      <w:tblPr>
+        <w:tblStyle w:val="TableGrid"/>
+        <w:tblW w:type="auto" w:w="0"/>
+        <w:jc w:val="left"/>
+        <w:tblLayout w:type="fixed"/>
+        <w:tblLook w:firstColumn="1" w:firstRow="1" w:lastColumn="0" w:lastRow="0" w:noHBand="0" w:noVBand="1" w:val="04A0"/>
+      </w:tblPr>
+      <w:tblGrid>
+        <w:gridCol w:w="4968"/>
+        <w:gridCol w:w="4968"/>
+      </w:tblGrid>
+      <w:tr>
+        <w:trPr>
+          <w:tblHeader w:val="true"/>
+        </w:trPr>
+        <w:tc>
+          <w:tcPr>
+            <w:tcW w:type="dxa" w:w="2160"/>
+            <w:vAlign w:val="center"/>
+            <w:shd w:fill="1F4D78"/>
+          </w:tcPr>
+          <w:p>
+            <w:pPr>
+              <w:spacing w:after="40" w:before="40"/>
+            </w:pPr>
+            <w:r>
+              <w:rPr>
+                <w:rFonts w:ascii="Calibri" w:hAnsi="Calibri"/>
+                <w:b/>
+                <w:color w:val="FFFFFF"/>
+                <w:sz w:val="19"/>
+              </w:rPr>
+              <w:t>Check</w:t>
+            </w:r>
+          </w:p>
+        </w:tc>
+        <w:tc>
+          <w:tcPr>
+            <w:tcW w:type="dxa" w:w="7200"/>
+            <w:vAlign w:val="center"/>
+            <w:shd w:fill="1F4D78"/>
+          </w:tcPr>
+          <w:p>
+            <w:pPr>
+              <w:spacing w:after="40" w:before="40"/>
+            </w:pPr>
+            <w:r>
+              <w:rPr>
+                <w:rFonts w:ascii="Calibri" w:hAnsi="Calibri"/>
+                <w:b/>
+                <w:color w:val="FFFFFF"/>
+                <w:sz w:val="19"/>
+              </w:rPr>
+              <w:t>Expected behavior</w:t>
+            </w:r>
+          </w:p>
+        </w:tc>
+      </w:tr>
+      <w:tr>
+        <w:tc>
+          <w:tcPr>
+            <w:tcW w:type="dxa" w:w="2160"/>
+            <w:vAlign w:val="center"/>
+          </w:tcPr>
+          <w:p>
+            <w:pPr>
+              <w:spacing w:after="40" w:before="40"/>
+            </w:pPr>
+            <w:r>
+              <w:rPr>
+                <w:rFonts w:ascii="Calibri" w:hAnsi="Calibri"/>
+                <w:b w:val="0"/>
+                <w:sz w:val="19"/>
+              </w:rPr>
+              <w:t>Client prompt</w:t>
+            </w:r>
+          </w:p>
+        </w:tc>
+        <w:tc>
+          <w:tcPr>
+            <w:tcW w:type="dxa" w:w="7200"/>
+            <w:vAlign w:val="center"/>
+          </w:tcPr>
+          <w:p>
+            <w:pPr>
+              <w:spacing w:after="40" w:before="40"/>
+            </w:pPr>
+            <w:r>
+              <w:rPr>
+                <w:rFonts w:ascii="Calibri" w:hAnsi="Calibri"/>
+                <w:b w:val="0"/>
+                <w:sz w:val="19"/>
+              </w:rPr>
+              <w:t>Use the same fully specified supported requirements twice.</w:t>
+            </w:r>
+          </w:p>
+        </w:tc>
+      </w:tr>
+      <w:tr>
+        <w:tc>
+          <w:tcPr>
+            <w:tcW w:type="dxa" w:w="2160"/>
+            <w:vAlign w:val="center"/>
+          </w:tcPr>
+          <w:p>
+            <w:pPr>
+              <w:spacing w:after="40" w:before="40"/>
+            </w:pPr>
+            <w:r>
+              <w:rPr>
+                <w:rFonts w:ascii="Calibri" w:hAnsi="Calibri"/>
+                <w:b w:val="0"/>
+                <w:sz w:val="19"/>
+              </w:rPr>
+              <w:t>Interview selections</w:t>
+            </w:r>
+          </w:p>
+        </w:tc>
+        <w:tc>
+          <w:tcPr>
+            <w:tcW w:type="dxa" w:w="7200"/>
+            <w:vAlign w:val="center"/>
+          </w:tcPr>
+          <w:p>
+            <w:pPr>
+              <w:spacing w:after="40" w:before="40"/>
+            </w:pPr>
+            <w:r>
+              <w:rPr>
+                <w:rFonts w:ascii="Calibri" w:hAnsi="Calibri"/>
+                <w:b w:val="0"/>
+                <w:sz w:val="19"/>
+              </w:rPr>
+              <w:t>New project each time; keep all values identical.</w:t>
+            </w:r>
+          </w:p>
+        </w:tc>
+      </w:tr>
+      <w:tr>
+        <w:tc>
+          <w:tcPr>
+            <w:tcW w:type="dxa" w:w="2160"/>
+            <w:vAlign w:val="center"/>
+          </w:tcPr>
+          <w:p>
+            <w:pPr>
+              <w:spacing w:after="40" w:before="40"/>
+            </w:pPr>
+            <w:r>
+              <w:rPr>
+                <w:rFonts w:ascii="Calibri" w:hAnsi="Calibri"/>
+                <w:b w:val="0"/>
+                <w:sz w:val="19"/>
+              </w:rPr>
+              <w:t>Expected plan</w:t>
+            </w:r>
+          </w:p>
+        </w:tc>
+        <w:tc>
+          <w:tcPr>
+            <w:tcW w:type="dxa" w:w="7200"/>
+            <w:vAlign w:val="center"/>
+          </w:tcPr>
+          <w:p>
+            <w:pPr>
+              <w:spacing w:after="40" w:before="40"/>
+            </w:pPr>
+            <w:r>
+              <w:rPr>
+                <w:rFonts w:ascii="Calibri" w:hAnsi="Calibri"/>
+                <w:b w:val="0"/>
+                <w:sz w:val="19"/>
+              </w:rPr>
+              <w:t>Same locked requirements and file manifest each run.</w:t>
+            </w:r>
+          </w:p>
+        </w:tc>
+      </w:tr>
+      <w:tr>
+        <w:tc>
+          <w:tcPr>
+            <w:tcW w:type="dxa" w:w="2160"/>
+            <w:vAlign w:val="center"/>
+          </w:tcPr>
+          <w:p>
+            <w:pPr>
+              <w:spacing w:after="40" w:before="40"/>
+            </w:pPr>
+            <w:r>
+              <w:rPr>
+                <w:rFonts w:ascii="Calibri" w:hAnsi="Calibri"/>
+                <w:b w:val="0"/>
+                <w:sz w:val="19"/>
+              </w:rPr>
+              <w:t>Expected scaffold</w:t>
+            </w:r>
+          </w:p>
+        </w:tc>
+        <w:tc>
+          <w:tcPr>
+            <w:tcW w:type="dxa" w:w="7200"/>
+            <w:vAlign w:val="center"/>
+          </w:tcPr>
+          <w:p>
+            <w:pPr>
+              <w:spacing w:after="40" w:before="40"/>
+            </w:pPr>
+            <w:r>
+              <w:rPr>
+                <w:rFonts w:ascii="Calibri" w:hAnsi="Calibri"/>
+                <w:b w:val="0"/>
+                <w:sz w:val="19"/>
+              </w:rPr>
+              <w:t>Same profile, required paths, runtime and configuration intent.</w:t>
+            </w:r>
+          </w:p>
+        </w:tc>
+      </w:tr>
+      <w:tr>
+        <w:tc>
+          <w:tcPr>
+            <w:tcW w:type="dxa" w:w="2160"/>
+            <w:vAlign w:val="center"/>
+          </w:tcPr>
+          <w:p>
+            <w:pPr>
+              <w:spacing w:after="40" w:before="40"/>
+            </w:pPr>
+            <w:r>
+              <w:rPr>
+                <w:rFonts w:ascii="Calibri" w:hAnsi="Calibri"/>
+                <w:b w:val="0"/>
+                <w:sz w:val="19"/>
+              </w:rPr>
+              <w:t>Must not produce</w:t>
+            </w:r>
+          </w:p>
+        </w:tc>
+        <w:tc>
+          <w:tcPr>
+            <w:tcW w:type="dxa" w:w="7200"/>
+            <w:vAlign w:val="center"/>
+          </w:tcPr>
+          <w:p>
+            <w:pPr>
+              <w:spacing w:after="40" w:before="40"/>
+            </w:pPr>
+            <w:r>
+              <w:rPr>
+                <w:rFonts w:ascii="Calibri" w:hAnsi="Calibri"/>
+                <w:b w:val="0"/>
+                <w:sz w:val="19"/>
+              </w:rPr>
+              <w:t>Random cloud/platform/runtime/database/CI changes between identical inputs.</w:t>
+            </w:r>
+          </w:p>
+        </w:tc>
+      </w:tr>
+      <w:tr>
+        <w:tc>
+          <w:tcPr>
+            <w:tcW w:type="dxa" w:w="2160"/>
+            <w:vAlign w:val="center"/>
+          </w:tcPr>
+          <w:p>
+            <w:pPr>
+              <w:spacing w:after="40" w:before="40"/>
+            </w:pPr>
+            <w:r>
+              <w:rPr>
+                <w:rFonts w:ascii="Calibri" w:hAnsi="Calibri"/>
+                <w:b w:val="0"/>
+                <w:sz w:val="19"/>
+              </w:rPr>
+              <w:t>Expected result</w:t>
+            </w:r>
+          </w:p>
+        </w:tc>
+        <w:tc>
+          <w:tcPr>
+            <w:tcW w:type="dxa" w:w="7200"/>
+            <w:vAlign w:val="center"/>
+          </w:tcPr>
+          <w:p>
+            <w:pPr>
+              <w:spacing w:after="40" w:before="40"/>
+            </w:pPr>
+            <w:r>
+              <w:rPr>
+                <w:rFonts w:ascii="Calibri" w:hAnsi="Calibri"/>
+                <w:b w:val="0"/>
+                <w:sz w:val="19"/>
+              </w:rPr>
+              <w:t>Record differences as P0/P1 depending on semantic impact.</w:t>
+            </w:r>
+          </w:p>
+        </w:tc>
+      </w:tr>
+    </w:tbl>
+    <w:p>
+      <w:pPr>
+        <w:spacing w:after="40"/>
+      </w:pPr>
+    </w:p>
+    <w:p>
+      <w:pPr>
         <w:pStyle w:val="Heading1"/>
       </w:pPr>
       <w:r>
@@ -9104,6 +17557,98 @@
       <w:pPr>
         <w:spacing w:after="40"/>
       </w:pPr>
+    </w:p>
+    <w:p>
+      <w:pPr>
+        <w:pStyle w:val="Heading1"/>
+      </w:pPr>
+      <w:r>
+        <w:t>Release sign-off checklist</w:t>
+      </w:r>
+    </w:p>
+    <w:p>
+      <w:pPr>
+        <w:pStyle w:val="ListBullet"/>
+        <w:spacing w:after="60" w:line="264" w:lineRule="auto"/>
+      </w:pPr>
+      <w:r>
+        <w:rPr>
+          <w:rFonts w:ascii="Calibri" w:hAnsi="Calibri"/>
+          <w:b w:val="0"/>
+          <w:sz w:val="21"/>
+        </w:rPr>
+        <w:t>All mandatory manual scenarios have a Pass result, or each accepted exception has a linked defect, owner and planned release.</w:t>
+      </w:r>
+    </w:p>
+    <w:p>
+      <w:pPr>
+        <w:pStyle w:val="ListBullet"/>
+        <w:spacing w:after="60" w:line="264" w:lineRule="auto"/>
+      </w:pPr>
+      <w:r>
+        <w:rPr>
+          <w:rFonts w:ascii="Calibri" w:hAnsi="Calibri"/>
+          <w:b w:val="0"/>
+          <w:sz w:val="21"/>
+        </w:rPr>
+        <w:t>Every unsupported combination blocks before plan approval and names a safe next choice; no unsupported request silently produces substitute infrastructure.</w:t>
+      </w:r>
+    </w:p>
+    <w:p>
+      <w:pPr>
+        <w:pStyle w:val="ListBullet"/>
+        <w:spacing w:after="60" w:line="264" w:lineRule="auto"/>
+      </w:pPr>
+      <w:r>
+        <w:rPr>
+          <w:rFonts w:ascii="Calibri" w:hAnsi="Calibri"/>
+          <w:b w:val="0"/>
+          <w:sz w:val="21"/>
+        </w:rPr>
+        <w:t>At least one end-to-end ZIP per supported cloud/platform profile has passed Terraform init/validate where provider plugins are available, Helm lint/template where applicable, Dockerfile checks and selected workflow checks.</w:t>
+      </w:r>
+    </w:p>
+    <w:p>
+      <w:pPr>
+        <w:pStyle w:val="ListBullet"/>
+        <w:spacing w:after="60" w:line="264" w:lineRule="auto"/>
+      </w:pPr>
+      <w:r>
+        <w:rPr>
+          <w:rFonts w:ascii="Calibri" w:hAnsi="Calibri"/>
+          <w:b w:val="0"/>
+          <w:sz w:val="21"/>
+        </w:rPr>
+        <w:t>The latest GitHub quality-gate run is green: profile matrix, options matrix, supported-option contract matrix, lint and production build.</w:t>
+      </w:r>
+    </w:p>
+    <w:p>
+      <w:pPr>
+        <w:pStyle w:val="ListBullet"/>
+        <w:spacing w:after="60" w:line="264" w:lineRule="auto"/>
+      </w:pPr>
+      <w:r>
+        <w:rPr>
+          <w:rFonts w:ascii="Calibri" w:hAnsi="Calibri"/>
+          <w:b w:val="0"/>
+          <w:sz w:val="21"/>
+        </w:rPr>
+        <w:t>The deployed build version matches the tested build version. Regenerate a small smoke ZIP after deployment before handing to QA.</w:t>
+      </w:r>
+    </w:p>
+    <w:p>
+      <w:pPr>
+        <w:pStyle w:val="ListBullet"/>
+        <w:spacing w:after="60" w:line="264" w:lineRule="auto"/>
+      </w:pPr>
+      <w:r>
+        <w:rPr>
+          <w:rFonts w:ascii="Calibri" w:hAnsi="Calibri"/>
+          <w:b w:val="0"/>
+          <w:sz w:val="21"/>
+        </w:rPr>
+        <w:t>Do not state that any software is 100 percent defect-free. State the evidence: scope tested, automated checks passed, known capability boundaries and any open defects.</w:t>
+      </w:r>
     </w:p>
     <w:p>
       <w:pPr>
